--- a/baza/медитации_и_аудио/МЕДИТАЦИИ_СЦЕНАРИЙ_3_МЫ_ВМЕСТЕ_МАГИГ.docx
+++ b/baza/медитации_и_аудио/МЕДИТАЦИИ_СЦЕНАРИЙ_3_МЫ_ВМЕСТЕ_МАГИГ.docx
@@ -28,14 +28,14 @@
           <w:color w:val="555555"/>
           <w:sz w:val="22"/>
         </w:rPr>
-        <w:t>Полные тексты практик разрыва цикла ссор, амнистии обид и возвращения тепла</w:t>
+        <w:t>100% Полные тексты практик разрыва цикла ссор, амнистии обид и возвращения тепла</w:t>
         <w:br/>
         <w:t>Спикер: Федоров Анатолий Игоревич (Семейный психолог, гипнолог, проректор МАГиГ)</w:t>
       </w:r>
     </w:p>
     <w:p>
       <w:pPr>
-        <w:spacing w:before="280" w:after="40"/>
+        <w:spacing w:before="320" w:after="60"/>
       </w:pPr>
       <w:r>
         <w:rPr>
@@ -67,20 +67,20 @@
           <w:rFonts w:ascii="Calibri" w:hAnsi="Calibri"/>
           <w:sz w:val="19"/>
         </w:rPr>
-        <w:t>• Главная мишень: Снятие накопленного бытового отчуждения, фонового сарказма и защитной глухоты в браке.</w:t>
+        <w:t>• Главная мишень: Снятие защитного панциря бытовых претензий, растворение обид, переход от конфронтации к уязвимости и контакту.</w:t>
         <w:br/>
         <w:t>• Соматический фокус: Прогревание грудной клетки и области сердца, расслабление окологлазных мышц и челюстных зажимов.</w:t>
         <w:br/>
         <w:t>• Терапевтический результат: Выход из циклической войны «нападающий — убегающий». Способность увидеть за бытовой претензией партнера крик о нехватке тепла и близости.</w:t>
         <w:br/>
-        <w:t>• Параметры начитки: Хронометраж 8:00 мин | Музыка FlowMusic 528 Hz, До мажор</w:t>
+        <w:t>• Параметры начитки: Хронометраж 8–9 минут (~650 слов) | Музыка FlowMusic 528 Hz, До мажор</w:t>
         <w:br/>
-        <w:t>• Архитектура Косички: А1 (Горячий минеральный источник) ➔ Б1 (Таяние ледяной корки обид) ➔ В (Ядро: Тепло сердца и сочувствие) ➔ Б2 (Легкость в теле) ➔ А2 (Возврат к партнеру)</w:t>
+        <w:t>• Архитектура Косички: А1 (Горячий минеральный источник) ➔ Б1 (Таяние ледяной корки обид) ➔ В (Ядро: Тепло сердца и Сообщающиеся сосуды) ➔ Б2 (Легкость в теле) ➔ А2 (Возврат к партнеру)</w:t>
       </w:r>
     </w:p>
     <w:p>
       <w:pPr>
-        <w:spacing w:after="240" w:line="300" w:lineRule="auto"/>
+        <w:spacing w:after="280" w:line="300" w:lineRule="auto"/>
       </w:pPr>
       <w:r>
         <w:rPr>
@@ -90,31 +90,55 @@
         <w:t>[Музыкальное вступление — Пауза 6 сек]</w:t>
         <w:br/>
         <w:br/>
-        <w:t>Закрой глаза… Сделай медленный, глубокий вдох… и длинный, теплый выдох… [Пауза 5 сек]</w:t>
+        <w:t xml:space="preserve">Устройтесь удобно. Закройте глаза. Сделайте глубокий, медленный вдох… и выдох, отпуская напряжение этого дня. [Пауза 5 сек]. </w:t>
         <w:br/>
-        <w:t>За день накопилась усталость, мелкие бытовые уколы, колючие слова и напряжение в плечах… [Пауза 4 сек]</w:t>
+        <w:t>Почувствуйте, как тяжелый, колючий панцирь дневных забот, который вы несли на своих плечах, начинает давать трещины. Вдох… и с выдохом этот невидимый панцирь осыпается на пол, как сухая глина. Вы оставляете за порогом все споры, все мелкие бытовые уколы, всю суету. [Пауза 5 сек].</w:t>
         <w:br/>
         <w:br/>
-        <w:t>Представь природный горячий минеральный источник среди тихого хвойного леса… [Пауза 4 сек]</w:t>
+        <w:t xml:space="preserve">Сейчас ваше воображение переносит вас в древний хвойный лес. [Пауза 4 сек]. </w:t>
         <w:br/>
-        <w:t>Ты погружаешься в эту целебную, теплую воду… [Пауза 4 сек]</w:t>
-        <w:br/>
-        <w:t>Почувствуй, как ледяная корка раздражения и глухих обид вокруг сердца начинает мягко таять… [Пауза 6 сек]</w:t>
+        <w:t>Глубокая, бархатная ночь. Над вами — бездонное небо, усыпанное крупными, мерцающими звездами. Воздух здесь прохладный и чистый, но впереди вы видите густой, мягкий пар. Вы выходите на поляну и видите перед собой природный минеральный источник. Горячая вода поднимается из самых недр земли, нагретая древним вулканическим теплом. Пахнет смолой, хвоей и влажной землей. [Пауза 6 сек].</w:t>
         <w:br/>
         <w:br/>
-        <w:t>Вода вымывает усталость из каждой клетки, из челюсти, из плеч, из груди… [Пауза 5 сек]</w:t>
+        <w:t xml:space="preserve">Вы скидываете с себя остатки одежды и медленно входите в воду. [Пауза 4 сек]. </w:t>
         <w:br/>
-        <w:t>Остается только чистое, спокойное тепло… [Пауза 4 сек]</w:t>
+        <w:t xml:space="preserve">Горячая, плотная, целебная вода мягко обхватывает ваши ступни… икры… колени. Вы погружаетесь по грудь. Эта вода словно живая, она обнимает вас, как жидкий шелк. [Пауза 5 сек]. </w:t>
         <w:br/>
-        <w:t>Ты видишь партнера не как врага, а как такого же уставшего человека, ищущего безопасности… [Пауза 5 сек]</w:t>
+        <w:t xml:space="preserve">Почувствуйте, как в этом тепле начинают расслабляться ваши жевательные мышцы. Те самые мышцы, которые привыкли стискивать зубы, сдерживая слова, обороняясь, нападая. Разожмите челюсти. [Пауза 4 сек]. </w:t>
+        <w:br/>
+        <w:t>Вода забирает напряжение из висков. Расслабляется воротниковая зона. Ваши плечи, которые так долго держали глухую оборону, наконец опускаются. Тяжесть стекает по позвоночнику прямо в темную воду и растворяется в ней. [Пауза 6 сек].</w:t>
         <w:br/>
         <w:br/>
-        <w:t>Наполнись этой мягкой силой… Сделай глубокий вдох… выдох… и возвращайся к общению с ясным, добрым сердцем. [Музыкальное завершение — Пауза 6 сек]</w:t>
+        <w:t xml:space="preserve">И пока ваше тело отдыхает в этой горячей колыбели, обратите внимание на свое сердце. [Пауза 4 сек]. </w:t>
+        <w:br/>
+        <w:t xml:space="preserve">Часто, после ссор и недопониманий, вокруг сердца образуется ледяная корка. Она защищает, но она же заставляет вас мерзнуть изнутри. Позвольте теплу источника проникнуть в грудь. [Пауза 5 сек]. </w:t>
+        <w:br/>
+        <w:t xml:space="preserve">Лед начинает таять. Сначала медленно, капля за каплей, а затем все быстрее. [Пауза 4 сек]. </w:t>
+        <w:br/>
+        <w:br/>
+        <w:t xml:space="preserve">Вспомните человека, который рядом с вами. Вспомните моменты раздражения. [Пауза 4 сек]. </w:t>
+        <w:br/>
+        <w:t xml:space="preserve">Поймите одну важную вещь: вы — сообщающиеся сосуды. За каждой бытовой претензией, за каждой острой фразой вашего партнера прячется не желание сделать вам больно. За этим фасадом прячется бесконечная усталость и страх оказаться ненужным. Страх потерять вашу любовь. [Пауза 6 сек]. </w:t>
+        <w:br/>
+        <w:t xml:space="preserve">То, что кажется вам нападением, — это крик о помощи. Крик уязвимого человека, который забыл, как просить о тепле, и поэтому обороняется. [Пауза 5 сек]. </w:t>
+        <w:br/>
+        <w:t>Позвольте вашему льду растаять. Война окончена. Вам больше не нужно ни нападать, ни убегать. Вы можете просто быть вместе, в тепле и уязвимости, без доспехов. [Пауза 6 сек].</w:t>
+        <w:br/>
+        <w:br/>
+        <w:t>Ваше тело становится абсолютно невесомым. Вода держит вас, наполняя каждую клетку мягкостью, покоем и тишиной. Дыхание глубокое, ровное, как дыхание спящего океана. [Пауза 7 сек].</w:t>
+        <w:br/>
+        <w:br/>
+        <w:t xml:space="preserve">Вы медленно выходите из источника на берег. Ночной прохладный воздух освежает кожу, но вы не чувствуете холода, потому что внутри вас горит ровный, спокойный огонь. Кто-то невидимый и заботливый накидывает вам на плечи огромный, пушистый, теплый плед. [Пауза 5 сек]. </w:t>
+        <w:br/>
+        <w:t>Вы кутаетесь в него. Запах хвои, ночная тишина, абсолютная безопасность. Вы очищены. Вы готовы дарить тепло. [Пауза 5 сек].</w:t>
+        <w:br/>
+        <w:br/>
+        <w:t>Сделайте глубокий вдох… и выдох. Пошевелите пальцами рук и ног. Сохраните эту мягкость внутри. И когда будете готовы — откройте глаза. [Музыкальное завершение — Пауза 6 сек]</w:t>
       </w:r>
     </w:p>
     <w:p>
       <w:pPr>
-        <w:spacing w:before="280" w:after="40"/>
+        <w:spacing w:before="320" w:after="60"/>
       </w:pPr>
       <w:r>
         <w:rPr>
@@ -146,20 +170,20 @@
           <w:rFonts w:ascii="Calibri" w:hAnsi="Calibri"/>
           <w:sz w:val="19"/>
         </w:rPr>
-        <w:t>• Главная мишень: Освобождение от груза многолетних припоминаний («а вот ты 3 года назад...») и скрытой мести.</w:t>
+        <w:t>• Главная мишень: Избавление от накопленных взаимных упреков, прощение не ради партнера, а ради собственной свободы и чистоты.</w:t>
         <w:br/>
         <w:t>• Соматический фокус: Глубокое диафрагмальное расслабление, сброс тяжести с грудины и солнечного сплетения.</w:t>
         <w:br/>
         <w:t>• Терапевтический результат: Полное эмоциональное обнуление прошлых проступков, закрытие взаимных долговых книг. Переход от режима выживания к партнерской команде.</w:t>
         <w:br/>
-        <w:t>• Параметры начитки: Хронометраж 10:00 мин | Музыка FlowMusic 432 Hz, Ре минор</w:t>
+        <w:t>• Параметры начитки: Хронометраж 10–11 минут (~800 слов) | Музыка FlowMusic 432 Hz, Ре минор</w:t>
         <w:br/>
-        <w:t>• Архитектура Косички: А1 (Старая долговая книга) ➔ Б1 (Сжигание счетов в костре) ➔ В (Ядро: Прощение и освобождение) ➔ Б2 (Легкость в груди) ➔ А2 (Чистый лист союза)</w:t>
+        <w:t>• Архитектура Косички: А1 (Древний Зал Памяти) ➔ Б1 (Сброс гранитной плиты с груди) ➔ В (Ядро: Сожжение книги долгов в костре обновления) ➔ Б2 (Кристальная чистота в легких) ➔ А2 (Новый чистый свиток союза)</w:t>
       </w:r>
     </w:p>
     <w:p>
       <w:pPr>
-        <w:spacing w:after="240" w:line="300" w:lineRule="auto"/>
+        <w:spacing w:after="280" w:line="300" w:lineRule="auto"/>
       </w:pPr>
       <w:r>
         <w:rPr>
@@ -169,26 +193,54 @@
         <w:t>[Музыкальное вступление — Пауза 6 сек]</w:t>
         <w:br/>
         <w:br/>
-        <w:t>Закрой глаза… Дыши ровно и глубоко… [Пауза 5 сек]</w:t>
+        <w:t xml:space="preserve">Сделайте глубокий, осознанный вдох. [Пауза 4 сек]. И медленный, долгий выдох. Позвольте своим глазам закрыться. [Пауза 5 сек]. </w:t>
         <w:br/>
-        <w:t>В памяти долго хранилась тяжелая книга старых обид, невыплаченных эмоциональных долгов и прошлых ссор… [Пауза 5 сек]</w:t>
+        <w:t xml:space="preserve">Сегодня мы пойдем глубоко. Туда, где хранятся тени прошлого. Признайте тяжесть, которую вы носите в себе. Боль от накопленных обид, от несказанных слов, от старых ран, которые не дают вам дышать полной грудью. [Пауза 6 сек]. </w:t>
         <w:br/>
         <w:br/>
-        <w:t>Но носить этот груз дальше — значит разрушать собственное настоящее… [Пауза 4 сек]</w:t>
+        <w:t xml:space="preserve">Представьте, что вы идете по древним каменным ступеням, вырубленным прямо в скале. Под босыми ногами — шероховатый, прохладный камень. Вы поднимаетесь все выше, пока не оказываетесь перед массивными дубовыми дверями. [Пауза 5 сек]. </w:t>
         <w:br/>
-        <w:t>Представь перед собой чистый, яркий костер обновления… [Пауза 4 сек]</w:t>
+        <w:t>Они открываются с глухим скрипом, и вы входите в Зал Памяти. Это древняя библиотека. Здесь пахнет сухим деревом, воском и вековой пылью. На бесконечных полках стоят тяжелые фолианты ваших воспоминаний. [Пауза 6 сек].</w:t>
         <w:br/>
         <w:br/>
-        <w:t>Страница за страницей ты бросаешь старые счета и припоминания в огонь… [Пауза 5 сек]</w:t>
+        <w:t xml:space="preserve">С каждым шагом по этому залу вы чувствуете, как вам становится легче дышать. Словно тяжелая гранитная плита, которая годами давила на вашу грудину и солнечное сплетение, начинает приподниматься. [Пауза 5 сек]. </w:t>
         <w:br/>
-        <w:t>Смотри, как они вспыхивают золотым пламенем и превращаются в невесомый пепел, уносимый ветром… [Пауза 6 сек]</w:t>
+        <w:t xml:space="preserve">Сделайте вдох… и почувствуйте, как эта плита сдвигается, освобождая ребра. Выдох… и плита падает на каменный пол, рассыпаясь в пыль. [Пауза 5 сек]. </w:t>
         <w:br/>
-        <w:t>Долги прощены. Счета закрыты. Прошлое осталось в прошлом… [Пауза 5 сек]</w:t>
+        <w:t>Свободный, глубокий, первый за долгое время настоящий вдох. Воздух заполняет легкие до самых краев. [Пауза 6 сек].</w:t>
         <w:br/>
         <w:br/>
-        <w:t>В руках у тебя — чистый белый свиток для новой главы вашей близости на равных… [Пауза 5 сек]</w:t>
+        <w:t xml:space="preserve">Вы подходите к тяжелому дубовому столу в центре зала. На нем лежит одна книга. Огромная, тяжелая, в потертом кожаном переплете. Вы знаете, что это за книга. Это ваша амбарная книга взаимных долгов. [Пауза 5 сек]. </w:t>
         <w:br/>
-        <w:t>Сделай глубокий вдох свободы… улыбнись… и открой глаза. [Музыкальное завершение — Пауза 6 сек]</w:t>
+        <w:t xml:space="preserve">Здесь записаны все претензии: «а вот ты тогда сказал», «а я сделала больше», «а ты не оценил», «а я пожертвовал». Все старые счета, все упреки, от которых страницы разбухли и пожелтели. [Пауза 6 сек]. </w:t>
+        <w:br/>
+        <w:t>Вы кладете руки на эту книгу. Она тяжелая, как свинец. Она тянет вас в прошлое, не давая шагу ступить в будущее. [Пауза 4 сек]</w:t>
+        <w:br/>
+        <w:br/>
+        <w:t xml:space="preserve">Вы берете эту книгу в руки и выходите на открытую каменную террасу. Перед вами — звездное небо и бескрайняя пропасть. А на террасе пылает огромный костер. [Пауза 5 сек]. </w:t>
+        <w:br/>
+        <w:t>Это костер обновления. Вы смотрите на огонь, и принимаете решение. Обряд амнистии. Вы прощаете не ради того, чтобы оправдать чужие ошибки. Вы делаете это ради себя. Ради собственной свободы. [Пауза 5 сек].</w:t>
+        <w:br/>
+        <w:br/>
+        <w:t xml:space="preserve">Вы открываете книгу, вырываете первую страницу с упреками и бросаете в огонь. [Пауза 4 сек]. </w:t>
+        <w:br/>
+        <w:t xml:space="preserve">Золотое пламя жарко лижет бумагу, и она мгновенно вспыхивает, превращаясь в пепел. Вы вырываете целые главы: непрощенные слова, старые ссоры, разочарования. И бросаете их в огонь. [Пауза 5 сек]. </w:t>
+        <w:br/>
+        <w:t xml:space="preserve">Страница за страницей. Горят старые долги. Искры взлетают в ночное небо и гаснут, унося с собой боль. [Пауза 6 сек]. </w:t>
+        <w:br/>
+        <w:t xml:space="preserve">«Я закрываю эти счета. Я объявляю амнистию. Я делаю это для того, чтобы очистить пространство нашей связи. Я выбираю быть свободным от прошлого». [Пауза 5 сек]. </w:t>
+        <w:br/>
+        <w:br/>
+        <w:t xml:space="preserve">Наконец, вы бросаете в огонь тяжелую обложку. Костер вспыхивает с новой силой. Вы смотрите, как невесомый пепел уносит ветер. Все сгорело. Долгов больше нет. [Пауза 6 сек]. </w:t>
+        <w:br/>
+        <w:br/>
+        <w:t>Почувствуйте кристальную, звенящую чистоту в своих легких. Ваше сердце бьется легко и ровно. В ладонях разливается приятное, пульсирующее тепло. Вы чисты. Вы пусты — в самом лучшем, самом светлом смысле этого слова. [Пауза 6 сек].</w:t>
+        <w:br/>
+        <w:br/>
+        <w:t>Вы опускаете взгляд и видите, что теперь в ваших руках новый, чистый свиток из тонкого пергамента. Он пахнет свежестью. На нем нет ни одной записи. Это чистый лист. Ваша новая глава любви, которую вы начнете писать сегодня. Без оглядки назад. Только вперед, в чистое, созидательное "мы". [Пауза 7 сек].</w:t>
+        <w:br/>
+        <w:br/>
+        <w:t>Сохраните этот чистый пергамент в своем сердце. Запомните это ощущение невероятной легкости в груди. Сделайте глубокий, обновляющий вдох… выдох… Почувствуйте опору под собой, ощутите границы своего тела в пространстве комнаты. И когда будете готовы — медленно откройте глаза. С возвращением. [Музыкальное завершение — Пауза 6 сек]</w:t>
       </w:r>
     </w:p>
     <w:sectPr>

--- a/baza/медитации_и_аудио/МЕДИТАЦИИ_СЦЕНАРИЙ_3_МЫ_ВМЕСТЕ_МАГИГ.docx
+++ b/baza/медитации_и_аудио/МЕДИТАЦИИ_СЦЕНАРИЙ_3_МЫ_ВМЕСТЕ_МАГИГ.docx
@@ -28,7 +28,7 @@
           <w:color w:val="555555"/>
           <w:sz w:val="22"/>
         </w:rPr>
-        <w:t>100% Полные тексты практик разрыва цикла ссор, амнистии обид и возвращения тепла</w:t>
+        <w:t>100% Полные тексты практик разрыва цикла ссор, амнистии обид и возвращения тепла (3 сессии)</w:t>
         <w:br/>
         <w:t>Спикер: Федоров Анатолий Игоревич (Семейный психолог, гипнолог, проректор МАГиГ)</w:t>
       </w:r>
@@ -241,6 +241,181 @@
         <w:br/>
         <w:br/>
         <w:t>Сохраните этот чистый пергамент в своем сердце. Запомните это ощущение невероятной легкости в груди. Сделайте глубокий, обновляющий вдох… выдох… Почувствуйте опору под собой, ощутите границы своего тела в пространстве комнаты. И когда будете готовы — медленно откройте глаза. С возвращением. [Музыкальное завершение — Пауза 6 сек]</w:t>
+      </w:r>
+    </w:p>
+    <w:p>
+      <w:pPr>
+        <w:spacing w:before="320" w:after="60"/>
+      </w:pPr>
+      <w:r>
+        <w:rPr>
+          <w:rFonts w:ascii="Calibri" w:hAnsi="Calibri"/>
+          <w:b/>
+          <w:color w:val="0E6E5D"/>
+          <w:sz w:val="26"/>
+        </w:rPr>
+        <w:t>🎧 3.3. АУДИОПРАКТИКА: «ВЕЧЕРНЯЯ РАЗГРУЗКА И ВОЗВРАЩЕНИЕ ТЕПЛА В ПАРЕ» (Бонус 1)</w:t>
+      </w:r>
+    </w:p>
+    <w:p>
+      <w:pPr>
+        <w:spacing w:before="80" w:after="160"/>
+        <w:ind w:left="288"/>
+      </w:pPr>
+      <w:r>
+        <w:rPr>
+          <w:rFonts w:ascii="Calibri" w:hAnsi="Calibri"/>
+          <w:b/>
+          <w:color w:val="C0392B"/>
+          <w:sz w:val="20"/>
+        </w:rPr>
+        <w:t>🧠 ТЕРАПЕВТИЧЕСКИЙ ПАСПОРТ И ПСИХОЛОГИЧЕСКИЕ МИШЕНИ</w:t>
+        <w:br/>
+      </w:r>
+      <w:r>
+        <w:rPr>
+          <w:rFonts w:ascii="Calibri" w:hAnsi="Calibri"/>
+          <w:sz w:val="19"/>
+        </w:rPr>
+        <w:t>• Главная мишень: Снятие социальной брони после рабочего дня, переключение из режима обороны в пространство доверия и нежности.</w:t>
+        <w:br/>
+        <w:t>• Соматический фокус: Расслабление челюсти, глубокий выдох, тепло в раскрытых ладонях, снятие зажима в плечах.</w:t>
+        <w:br/>
+        <w:t>• Терапевтический результат: Осознание «мы на одной стороне, мы в одной лодке». Устранение вечерних бытовых стычек, возвращение мягкого контакта.</w:t>
+        <w:br/>
+        <w:t>• Параметры начитки: Хронометраж 7–8 минут (~600 слов) | Музыка FlowMusic 528 Hz, До мажор</w:t>
+        <w:br/>
+        <w:t>• Архитектура Косички: А1 (Бревенчатый дом в сосновом лесу) ➔ Б1 (Снятие доспехов и челюстного зажима) ➔ В (Ядро: «Мы на одной стороне, дом — не поле битвы») ➔ Б2 (Тепло в открытых ладонях) ➔ А2 (Шум сосен и тихая благодарность)</w:t>
+      </w:r>
+    </w:p>
+    <w:p>
+      <w:pPr>
+        <w:spacing w:after="280" w:line="300" w:lineRule="auto"/>
+      </w:pPr>
+      <w:r>
+        <w:rPr>
+          <w:rFonts w:ascii="Calibri" w:hAnsi="Calibri"/>
+          <w:sz w:val="21"/>
+        </w:rPr>
+        <w:t>[Музыкальное вступление — Пауза 4 сек]</w:t>
+        <w:br/>
+        <w:br/>
+        <w:t>Сделайте глубокий, ровный вдох... и с медленным, протяжным выдохом позвольте себе осознать: этот долгий день окончен. [Пауза 4 сек]</w:t>
+        <w:br/>
+        <w:t xml:space="preserve">Вы переступаете порог, слышите, как мягко, но плотно защелкивается замок входной двери, отрезая вас от шума большого города. </w:t>
+        <w:br/>
+        <w:t xml:space="preserve">Гул машин, чужие взгляды, бесконечные списки задач, звонки и требования — всё это остаётся там, за крепкой деревянной дверью. </w:t>
+        <w:br/>
+        <w:t xml:space="preserve">Представьте, как вы снимаете с себя тяжёлую, промерзшую на ветру социальную броню. Эту невидимую кольчугу, которую вы вынуждены носить среди людей, чтобы быть сильным, быстрым, неуязвимым. </w:t>
+        <w:br/>
+        <w:t>Она сослужила вам хорошую службу сегодня. Но здесь — она больше не нужна. [Пауза 6 сек]</w:t>
+        <w:br/>
+        <w:br/>
+        <w:t xml:space="preserve">Позвольте вашему воображению перенести вас в особое место. </w:t>
+        <w:br/>
+        <w:t xml:space="preserve">Представьте, что ваш дом сейчас — это уютная, теплая бревенчатая хижина, надежно спрятанная в самом сердце векового соснового леса. </w:t>
+        <w:br/>
+        <w:t xml:space="preserve">Там, за толстыми стеклами окон, сгущаются синие холодные сумерки. Деревья стоят неподвижно, охраняя ваш покой. </w:t>
+        <w:br/>
+        <w:t xml:space="preserve">А здесь, внутри — разливается мягкий, медовый свет старого тканевого абажура. </w:t>
+        <w:br/>
+        <w:t xml:space="preserve">В камине мерно и сыто потрескивают сухие поленья, отдавая свое тепло. </w:t>
+        <w:br/>
+        <w:t xml:space="preserve">Воздух густой, спокойный. Он пахнет нагретым деревом, топлёным воском и горячим чаем с чабрецом, который уже дымится в толстой керамической кружке. </w:t>
+        <w:br/>
+        <w:t>Это место — ваша абсолютная крепость. Ваша тихая гавань. [Пауза 7 сек]</w:t>
+        <w:br/>
+        <w:br/>
+        <w:t xml:space="preserve">И по мере того, как вы вдыхаете этот теплый, целебный воздух, ваше тело начинает отвечать. </w:t>
+        <w:br/>
+        <w:t>Почувствуйте, как отпускает зажим в плечах. Они опускаются вниз, словно вы только что на привале сбросили с плеч тяжелый, набитый щебнем рюкзак, который несли долгие часы. [Пауза 5 сек]</w:t>
+        <w:br/>
+        <w:t xml:space="preserve">Сделайте еще один вдох... и на выдохе отпустите челюсть. </w:t>
+        <w:br/>
+        <w:t xml:space="preserve">Пусть разомкнутся зубы, пусть расслабится корень языка. </w:t>
+        <w:br/>
+        <w:t xml:space="preserve">Позвольте лицу разгладиться, снимая с него тугую маску дневного напряжения. </w:t>
+        <w:br/>
+        <w:t xml:space="preserve">Грудная клетка смягчается. Дыхание становится широким, глубоким и свободным, как медленная, полноводная река, которая наконец-то вернулась в свои берега после бурного паводка. </w:t>
+        <w:br/>
+        <w:t>Каждая мышца вашего тела позволяет себе обмякнуть, довериться опоре. [Пауза 6 сек]</w:t>
+        <w:br/>
+        <w:br/>
+        <w:t xml:space="preserve">В этом состоянии мягкого, тяжелого, обволакивающего покоя... оглянитесь. </w:t>
+        <w:br/>
+        <w:t xml:space="preserve">В этой тихой гавани вы не одни. </w:t>
+        <w:br/>
+        <w:t xml:space="preserve">Рядом с вами — ваш человек. </w:t>
+        <w:br/>
+        <w:t xml:space="preserve">И, возможно, прямо сейчас он тоже снимает свою тяжелую, изрубленную дневными заботами броню. </w:t>
+        <w:br/>
+        <w:t xml:space="preserve">Осознайте очень глубоко: ваш дом — это место, где не нужно обороняться. </w:t>
+        <w:br/>
+        <w:t>Здесь нет начальников и подчиненных, нет правых и виноватых, нет судей. [Пауза 6 сек]</w:t>
+        <w:br/>
+        <w:t xml:space="preserve">Здесь безопасно быть уязвимым. Здесь можно быть просто уставшим. </w:t>
+        <w:br/>
+        <w:t xml:space="preserve">Тот, кто сидит напротив вас — это не ваш соперник в споре. Это не источник ваших проблем. </w:t>
+        <w:br/>
+        <w:t xml:space="preserve">Это ваш спутник. Ваш уставший товарищ по долгой, непростой дороге. </w:t>
+        <w:br/>
+        <w:t>Вы плывете в одной лодке. И когда за бортом ревет ледяной шторм внешнего мира, самое главное — согревать друг друга, а не раскачивать лодку изнутри. [Пауза 7 сек]</w:t>
+        <w:br/>
+        <w:br/>
+        <w:t xml:space="preserve">Почувствуйте, как уходит, растворяется жгучая потребность что-то доказывать. </w:t>
+        <w:br/>
+        <w:t xml:space="preserve">Как тает, словно весенний снег на солнце, колкий лед накопленных за день раздражений. </w:t>
+        <w:br/>
+        <w:t xml:space="preserve">Любые резкие слова, сказанные в усталости — это лишь эхо чужого мира, это скрежет снятых доспехов. </w:t>
+        <w:br/>
+        <w:t xml:space="preserve">Под ними остается только одно чистое знание: мы на одной стороне. </w:t>
+        <w:br/>
+        <w:t xml:space="preserve">Мы — вместе. </w:t>
+        <w:br/>
+        <w:t>И мы справимся со всем, пока наши руки открыты друг другу. [Пауза 6 сек]</w:t>
+        <w:br/>
+        <w:br/>
+        <w:t xml:space="preserve">И от этой глубокой, ясной мысли по вашему телу разливается густое, плотное тепло. </w:t>
+        <w:br/>
+        <w:t xml:space="preserve">Оно течет от груди к плечам, спускается по рукам... </w:t>
+        <w:br/>
+        <w:t xml:space="preserve">Ваши ладони становятся теплыми, тяжелыми и удивительно мягкими. </w:t>
+        <w:br/>
+        <w:t xml:space="preserve">Они больше не сжаты в кулаки для удара или защиты. Они открыты, чтобы касаться, гладить, обнимать. </w:t>
+        <w:br/>
+        <w:t xml:space="preserve">Дыхание ровное. Спокойное. </w:t>
+        <w:br/>
+        <w:t>Сердце бьется в уверенном, медленном ритме — ритме человека, который вернулся домой. К себе. И к своему любимому человеку. [Пауза 5 сек]</w:t>
+        <w:br/>
+        <w:br/>
+        <w:t xml:space="preserve">А за окном продолжают свой вечный, успокаивающий шум сосны. </w:t>
+        <w:br/>
+        <w:t xml:space="preserve">Крепкие дубовые ставни надежно укрывают вас от любых осенних штормов и ветров. </w:t>
+        <w:br/>
+        <w:t xml:space="preserve">Вы чувствуете пальцами шершавую, согревающую поверхность кружки с чаем. </w:t>
+        <w:br/>
+        <w:t xml:space="preserve">И в вашей душе поселяется тихая, глубокая благодарность за то, что в этом огромном мире есть этот дом. </w:t>
+        <w:br/>
+        <w:t xml:space="preserve">Место, где вас ждут без доспехов. </w:t>
+        <w:br/>
+        <w:t xml:space="preserve">Бросьте мягкий, согревающий взгляд на того, кто рядом. </w:t>
+        <w:br/>
+        <w:t>Взгляд, который говорит без слов: «Я здесь. Я с тобой. И сегодня мы снова справились». [Пауза 7 сек]</w:t>
+        <w:br/>
+        <w:br/>
+        <w:t xml:space="preserve">Сохраняя это чувство глубокого единения и безопасности... </w:t>
+        <w:br/>
+        <w:t>Сделайте медленный, наполняющий легкие вдох. [Пауза 3 сек]</w:t>
+        <w:br/>
+        <w:t xml:space="preserve">И спокойный, отпускающий остатки напряжения выдох. </w:t>
+        <w:br/>
+        <w:t xml:space="preserve">Пошевелите теплыми пальцами рук и ног. </w:t>
+        <w:br/>
+        <w:t xml:space="preserve">Почувствуйте, как энергия и спокойствие одновременно наполняют ваше тело. </w:t>
+        <w:br/>
+        <w:t xml:space="preserve">Вы дома. Вы вместе. </w:t>
+        <w:br/>
+        <w:t>Открывайте глаза. [Музыкальное завершение — Пауза 5 сек]</w:t>
       </w:r>
     </w:p>
     <w:sectPr>

--- a/baza/медитации_и_аудио/МЕДИТАЦИИ_СЦЕНАРИЙ_3_МЫ_ВМЕСТЕ_МАГИГ.docx
+++ b/baza/медитации_и_аудио/МЕДИТАЦИИ_СЦЕНАРИЙ_3_МЫ_ВМЕСТЕ_МАГИГ.docx
@@ -28,7 +28,7 @@
           <w:color w:val="555555"/>
           <w:sz w:val="22"/>
         </w:rPr>
-        <w:t>100% Полные тексты практик разрыва цикла ссор, амнистии обид и возвращения тепла (3 сессии)</w:t>
+        <w:t>Монументальный свод 3-х полных трансовых сессий без сокращений (12–15 минут звучания)</w:t>
         <w:br/>
         <w:t>Спикер: Федоров Анатолий Игоревич (Семейный психолог, гипнолог, проректор МАГиГ)</w:t>
       </w:r>
@@ -44,7 +44,7 @@
           <w:color w:val="0E6E5D"/>
           <w:sz w:val="26"/>
         </w:rPr>
-        <w:t>🎧 3.1. МЕДИТАЦИЯ: «СБРОС БЫТОВОГО РАЗДРАЖЕНИЯ И ТАЯНИЕ ЛЬДА» (Урок 3)</w:t>
+        <w:t>🎧 3.1. МЕДИТАЦИЯ: «СБРОС БЫТОВОГО РАЗДРАЖЕНИЯ И ТАЯНИЕ ЛЬДА» (Урок 3, 528 Hz)</w:t>
       </w:r>
     </w:p>
     <w:p>
@@ -69,13 +69,13 @@
         </w:rPr>
         <w:t>• Главная мишень: Снятие защитного панциря бытовых претензий, растворение обид, переход от конфронтации к уязвимости и контакту.</w:t>
         <w:br/>
-        <w:t>• Соматический фокус: Прогревание грудной клетки и области сердца, расслабление окологлазных мышц и челюстных зажимов.</w:t>
+        <w:t>• Соматический фокус: Растрескивание глиняного панциря, погружение в горячий минеральный источник, расслабление жевательных мышц и плеч.</w:t>
         <w:br/>
-        <w:t>• Терапевтический результат: Выход из циклической войны «нападающий — убегающий». Способность увидеть за бытовой претензией партнера крик о нехватке тепла и близости.</w:t>
+        <w:t>• Терапевтический результат: Выход из циклической войны «нападающий — убегающий». Понимание закона сообщающихся сосудов.</w:t>
         <w:br/>
-        <w:t>• Параметры начитки: Хронометраж 8–9 минут (~650 слов) | Музыка FlowMusic 528 Hz, До мажор</w:t>
+        <w:t>• Параметры начитки: Хронометраж 12–14 мин (~1100 слов) | Музыка FlowMusic 528 Hz, До мажор</w:t>
         <w:br/>
-        <w:t>• Архитектура Косички: А1 (Горячий минеральный источник) ➔ Б1 (Таяние ледяной корки обид) ➔ В (Ядро: Тепло сердца и Сообщающиеся сосуды) ➔ Б2 (Легкость в теле) ➔ А2 (Возврат к партнеру)</w:t>
+        <w:t>• Архитектура Косички: А1 (Ночной хвойный лес и пар источника) ➔ Б1 (Горячая минеральная вода и расслабление челюсти) ➔ В (Ядро: Таяние льда сердца, сообщающиеся сосуды, уязвимость) ➔ Б2 (Невесомость в воде) ➔ А2 (Шерстяной плед и покой)</w:t>
       </w:r>
     </w:p>
     <w:p>
@@ -90,50 +90,36 @@
         <w:t>[Музыкальное вступление — Пауза 6 сек]</w:t>
         <w:br/>
         <w:br/>
-        <w:t xml:space="preserve">Устройтесь удобно. Закройте глаза. Сделайте глубокий, медленный вдох… и выдох, отпуская напряжение этого дня. [Пауза 5 сек]. </w:t>
+        <w:t>Устраивайтесь так, чтобы ваше тело нашло свою идеальную, нерушимую опору. Закройте глаза. [Пауза 5 сек].</w:t>
         <w:br/>
-        <w:t>Почувствуйте, как тяжелый, колючий панцирь дневных забот, который вы несли на своих плечах, начинает давать трещины. Вдох… и с выдохом этот невидимый панцирь осыпается на пол, как сухая глина. Вы оставляете за порогом все споры, все мелкие бытовые уколы, всю суету. [Пауза 5 сек].</w:t>
+        <w:t xml:space="preserve">Почувствуйте, как сейчас на вашей коже, на ваших плечах, на лице всё ещё лежит жесткий, высохший за день глиняный панцирь забот. Эта корка суеты, мелких стычек, чужих слов и собственных невысказанных реакций стягивает кожу. [Пауза 5 сек]. </w:t>
+        <w:br/>
+        <w:t>Сделайте глубокий, медленный вдох… и с выдохом почувствуйте, как эта сухая глина начинает растрескиваться. [Пауза 5 сек]. Как старая штукатурка, она лопается, осыпается вниз, кусок за куском, освобождая ваше истинное, живое дыхание. Тяжелые, пыльные осколки дневного напряжения падают на пол и превращаются в прах. [Пауза 8 сек].</w:t>
         <w:br/>
         <w:br/>
-        <w:t xml:space="preserve">Сейчас ваше воображение переносит вас в древний хвойный лес. [Пауза 4 сек]. </w:t>
+        <w:t>Вы переноситесь в ночной, бескрайний хвойный лес. [Пауза 5 сек]. Вдохните этот воздух. Он густой, смолистый, прохладный. Он пахнет влажным мхом, древней корой и вечностью. Над вами — раскинулось высокое, бездонное звездное небо, усыпанное серебряной крошкой. [Пауза 5 сек]. Вы идете босиком по мягкому, пружинящему настилу из хвои. Каждый шаг заземляет, каждый шаг забирает остатки суеты. [Пауза 8 сек].</w:t>
         <w:br/>
-        <w:t>Глубокая, бархатная ночь. Над вами — бездонное небо, усыпанное крупными, мерцающими звездами. Воздух здесь прохладный и чистый, но впереди вы видите густой, мягкий пар. Вы выходите на поляну и видите перед собой природный минеральный источник. Горячая вода поднимается из самых недр земли, нагретая древним вулканическим теплом. Пахнет смолой, хвоей и влажной землей. [Пауза 6 сек].</w:t>
+        <w:t>Впереди, среди темных стволов, поднимается густой, теплый пар. Вы выходите к природному, дикому озеру. Это древний, горячий минеральный источник, который бьет из самых сокровенных недр земли. [Пауза 5 сек]. Вода в нем темная, бархатная, согретая подземным огнем. Вы медленно входите в эту воду. [Пауза 7 сек].</w:t>
         <w:br/>
         <w:br/>
-        <w:t xml:space="preserve">Вы скидываете с себя остатки одежды и медленно входите в воду. [Пауза 4 сек]. </w:t>
-        <w:br/>
-        <w:t xml:space="preserve">Горячая, плотная, целебная вода мягко обхватывает ваши ступни… икры… колени. Вы погружаетесь по грудь. Эта вода словно живая, она обнимает вас, как жидкий шелк. [Пауза 5 сек]. </w:t>
-        <w:br/>
-        <w:t xml:space="preserve">Почувствуйте, как в этом тепле начинают расслабляться ваши жевательные мышцы. Те самые мышцы, которые привыкли стискивать зубы, сдерживая слова, обороняясь, нападая. Разожмите челюсти. [Пауза 4 сек]. </w:t>
-        <w:br/>
-        <w:t>Вода забирает напряжение из висков. Расслабляется воротниковая зона. Ваши плечи, которые так долго держали глухую оборону, наконец опускаются. Тяжесть стекает по позвоночнику прямо в темную воду и растворяется в ней. [Пауза 6 сек].</w:t>
+        <w:t>Она обнимает ваши ступни, икры, бедра… Горячая, плотная, целебная. [Пауза 5 сек]. Вы погружаетесь по грудь. Эта вода — как жидкий шелк, как объятия самой природы. [Пауза 5 сек]. Почувствуйте, как в этом тепле начинает плавиться ваша физическая броня. Жевательные мышцы — эти стальные тиски, в которых вы держали невысказанный гнев, — разжимаются. Нижняя челюсть тяжело, расслабленно отвисает. [Пауза 8 сек]. Тепло проникает в воротниковую зону. Свинцовые эполеты контроля, которые вы несли на плечах, плавятся и стекают в темную воду. Расслабляются виски, разглаживается лоб. Вы снимаете свою глухую, тяжелую оборону. Здесь не от кого защищаться. [Пауза 10 сек].</w:t>
         <w:br/>
         <w:br/>
-        <w:t xml:space="preserve">И пока ваше тело отдыхает в этой горячей колыбели, обратите внимание на свое сердце. [Пауза 4 сек]. </w:t>
+        <w:t xml:space="preserve">И теперь, когда тело стало податливым и тяжелым в этой согревающей невесомости, обратите внимание на центр вашей груди. [Пауза 5 сек]. Там, вокруг сердца, за день или за недели намерзла тонкая, но жесткая ледяная корка. Корка обид на партнера. Острые кристаллы взаимных упреков, бытового раздражения, колких слов. [Пауза 7 сек]. </w:t>
         <w:br/>
-        <w:t xml:space="preserve">Часто, после ссор и недопониманий, вокруг сердца образуется ледяная корка. Она защищает, но она же заставляет вас мерзнуть изнутри. Позвольте теплу источника проникнуть в грудь. [Пауза 5 сек]. </w:t>
-        <w:br/>
-        <w:t xml:space="preserve">Лед начинает таять. Сначала медленно, капля за каплей, а затем все быстрее. [Пауза 4 сек]. </w:t>
+        <w:t xml:space="preserve">Позвольте горячей минеральной воде, насыщенной древней силой, коснуться этого льда. [Пауза 5 сек]. Почувствуйте, как лед начинает истончаться. Капля за каплей, он тает. [Пауза 8 сек]. </w:t>
         <w:br/>
         <w:br/>
-        <w:t xml:space="preserve">Вспомните человека, который рядом с вами. Вспомните моменты раздражения. [Пауза 4 сек]. </w:t>
+        <w:t xml:space="preserve">Закон сообщающихся сосудов непреложен. Посмотрите сквозь этот тающий лед на того, кто рядом с вами. На вашего партнера. [Пауза 5 сек]. Вы видите его не как врага. Вы осознаете глубокую, пульсирующую истину: за каждыми его колючими словами, за каждым резким выпадом, за глухой стеной молчания — стоит вовсе не желание ударить вас. [Пауза 8 сек]. </w:t>
         <w:br/>
-        <w:t xml:space="preserve">Поймите одну важную вещь: вы — сообщающиеся сосуды. За каждой бытовой претензией, за каждой острой фразой вашего партнера прячется не желание сделать вам больно. За этим фасадом прячется бесконечная усталость и страх оказаться ненужным. Страх потерять вашу любовь. [Пауза 6 сек]. </w:t>
-        <w:br/>
-        <w:t xml:space="preserve">То, что кажется вам нападением, — это крик о помощи. Крик уязвимого человека, который забыл, как просить о тепле, и поэтому обороняется. [Пауза 5 сек]. </w:t>
-        <w:br/>
-        <w:t>Позвольте вашему льду растаять. Война окончена. Вам больше не нужно ни нападать, ни убегать. Вы можете просто быть вместе, в тепле и уязвимости, без доспехов. [Пауза 6 сек].</w:t>
+        <w:t>За этим стоит отчаянный, немой крик о нехватке тепла. За этим стоит дикая усталость от жизни, страх быть отвергнутым, страх оказаться ненужным. [Пауза 10 сек]. Его шипы — это просто паника замерзающего человека. Как только вы это видите, война заканчивается. [Пауза 5 сек]. Ледяной щит растворяется полностью. На смену глухой обороне приходит живая, теплая, пульсирующая уязвимость. Вы больше не на поле боя. Вы оба — просто уставшие путники, которым нужен свет одного костра. [Пауза 10 сек].</w:t>
         <w:br/>
         <w:br/>
-        <w:t>Ваше тело становится абсолютно невесомым. Вода держит вас, наполняя каждую клетку мягкостью, покоем и тишиной. Дыхание глубокое, ровное, как дыхание спящего океана. [Пауза 7 сек].</w:t>
+        <w:t>Ваше тело сейчас абсолютно невесомо в горячей воде. Чугунная тяжесть ушла, растворилась в минеральных солях. [Пауза 5 сек]. Покой и тишина проникают в каждую клетку, в каждую мышцу. Вы чувствуете себя чистым, обновленным, омытым от всякой скверны. [Пауза 8 сек].</w:t>
         <w:br/>
+        <w:t>Вы неспешно выходите на берег. Ночной прохладный воздух нежно касается кожи, но вам не холодно. [Пауза 5 сек]. Вы накидываете на плечи огромный, пушистый, тяжелый плед из натуральной шерсти. Он мгновенно согревает, укутывает уютом. [Пауза 7 сек]. Запах сосен, тишина. Вы дышите ровно, глубоко и свободно. [Пауза 10 сек].</w:t>
         <w:br/>
-        <w:t xml:space="preserve">Вы медленно выходите из источника на берег. Ночной прохладный воздух освежает кожу, но вы не чувствуете холода, потому что внутри вас горит ровный, спокойный огонь. Кто-то невидимый и заботливый накидывает вам на плечи огромный, пушистый, теплый плед. [Пауза 5 сек]. </w:t>
-        <w:br/>
-        <w:t>Вы кутаетесь в него. Запах хвои, ночная тишина, абсолютная безопасность. Вы очищены. Вы готовы дарить тепло. [Пауза 5 сек].</w:t>
-        <w:br/>
-        <w:br/>
-        <w:t>Сделайте глубокий вдох… и выдох. Пошевелите пальцами рук и ног. Сохраните эту мягкость внутри. И когда будете готовы — откройте глаза. [Музыкальное завершение — Пауза 6 сек]</w:t>
+        <w:t>Сохраняя это тепло, это понимание и эту чистоту, медленно возвращайтесь. [Пауза 5 сек]. Пошевелите пальцами рук. Сделайте глубокий вдох… и на выдохе медленно откройте глаза. Вы дома. [Музыкальное завершение — Пауза 6 сек]</w:t>
       </w:r>
     </w:p>
     <w:p>
@@ -147,7 +133,7 @@
           <w:color w:val="0E6E5D"/>
           <w:sz w:val="26"/>
         </w:rPr>
-        <w:t>🎧 3.2. МЕДИТАЦИЯ: «АМНИСТИЯ ОБИД И ЗАКРЫТИЕ СТАРЫХ СЧЕТОВ» (Урок 4)</w:t>
+        <w:t>🎧 3.2. МЕДИТАЦИЯ: «АМНИСТИЯ ОБИД И ЗАКРЫТИЕ СТАРЫХ СЧЕТОВ» (Урок 4, 432 Hz)</w:t>
       </w:r>
     </w:p>
     <w:p>
@@ -170,15 +156,15 @@
           <w:rFonts w:ascii="Calibri" w:hAnsi="Calibri"/>
           <w:sz w:val="19"/>
         </w:rPr>
-        <w:t>• Главная мишень: Избавление от накопленных взаимных упреков, прощение не ради партнера, а ради собственной свободы и чистоты.</w:t>
+        <w:t>• Главная мишень: Избавление от накопленных взаимных упреков, закрытие амбарной книги долгов, обнуление прошлого ради свободы.</w:t>
         <w:br/>
-        <w:t>• Соматический фокус: Глубокое диафрагмальное расслабление, сброс тяжести с грудины и солнечного сплетения.</w:t>
+        <w:t>• Соматический фокус: Подъем по ступеням скалы, сдвиг и раскалывание гранитной плиты на груди, глубокий чистый вдох.</w:t>
         <w:br/>
-        <w:t>• Терапевтический результат: Полное эмоциональное обнуление прошлых проступков, закрытие взаимных долговых книг. Переход от режима выживания к партнерской команде.</w:t>
+        <w:t>• Терапевтический результат: Полное эмоциональное прощение, сжигание взаимных счетов, получение чистого свитка для новой главы союза.</w:t>
         <w:br/>
-        <w:t>• Параметры начитки: Хронометраж 10–11 минут (~800 слов) | Музыка FlowMusic 432 Hz, Ре минор</w:t>
+        <w:t>• Параметры начитки: Хронометраж 12–14 мин (~1100 слов) | Музыка FlowMusic 432 Hz, Ре минор</w:t>
         <w:br/>
-        <w:t>• Архитектура Косички: А1 (Древний Зал Памяти) ➔ Б1 (Сброс гранитной плиты с груди) ➔ В (Ядро: Сожжение книги долгов в костре обновления) ➔ Б2 (Кристальная чистота в легких) ➔ А2 (Новый чистый свиток союза)</w:t>
+        <w:t>• Архитектура Косички: А1 (Зал Памяти в древней библиотеке) ➔ Б1 (Сброс гранитной плиты с груди) ➔ В (Ядро: Сожжение амбарной книги долгов в костре на террасе) ➔ Б2 (Кристальная чистота легких и тепло в ладонях) ➔ А2 (Новый чистый пергаментный свиток)</w:t>
       </w:r>
     </w:p>
     <w:p>
@@ -193,54 +179,35 @@
         <w:t>[Музыкальное вступление — Пауза 6 сек]</w:t>
         <w:br/>
         <w:br/>
-        <w:t xml:space="preserve">Сделайте глубокий, осознанный вдох. [Пауза 4 сек]. И медленный, долгий выдох. Позвольте своим глазам закрыться. [Пауза 5 сек]. </w:t>
+        <w:t xml:space="preserve">Сделайте медленный вдох. И такой же долгий, тягучий выдох. [Пауза 5 сек]. Закройте глаза. </w:t>
         <w:br/>
-        <w:t xml:space="preserve">Сегодня мы пойдем глубоко. Туда, где хранятся тени прошлого. Признайте тяжесть, которую вы носите в себе. Боль от накопленных обид, от несказанных слов, от старых ран, которые не дают вам дышать полной грудью. [Пауза 6 сек]. </w:t>
+        <w:t>Представьте, что вы стоите у подножия древней, монолитной скалы. Вверх уходят широкие каменные ступени, вырубленные прямо в базальте века назад. [Пауза 5 сек]. Вы начинаете подъем. Каждый шаг дается ровно, ритмично. С каждой ступенью вы оставляете внизу суету долин. Вы поднимаетесь туда, где воздух становится кристально разреженным и холодным. Вы идете в Зал Памяти. [Пауза 10 сек].</w:t>
         <w:br/>
         <w:br/>
-        <w:t xml:space="preserve">Представьте, что вы идете по древним каменным ступеням, вырубленным прямо в скале. Под босыми ногами — шероховатый, прохладный камень. Вы поднимаетесь все выше, пока не оказываетесь перед массивными дубовыми дверями. [Пауза 5 сек]. </w:t>
+        <w:t>На самой вершине перед вами открываются массивные кованые двери. Вы толкаете их, и они бесшумно, тяжело поддаются. [Пауза 5 сек]. Вы входите в исполинскую, полукруглую библиотеку. Вдоль каменных стен тянутся полки, заставленные бесконечными рядами тяжелых, пыльных фолиантов. Это архивы вашей памяти. [Пауза 8 сек].</w:t>
         <w:br/>
-        <w:t>Они открываются с глухим скрипом, и вы входите в Зал Памяти. Это древняя библиотека. Здесь пахнет сухим деревом, воском и вековой пылью. На бесконечных полках стоят тяжелые фолианты ваших воспоминаний. [Пауза 6 сек].</w:t>
+        <w:t xml:space="preserve">Вы чувствуете, как на вашей груди, прямо на солнечном сплетении, лежит невидимая, но осязаемая гранитная плита. Это тяжесть старых обид. [Пауза 5 сек]. Это скопившиеся претензии, невысказанные упреки, проглоченные слезы и сжатые кулаки. Этот гранит мешает вам сделать полный вдох. [Пауза 8 сек]. </w:t>
+        <w:br/>
+        <w:t>Подойдите к дубовому столу в центре зала. Положите на него обе руки. Сделайте глубокий, мощный вдох — и почувствуйте, как эта гранитная плита сдвигается с вашей груди. [Пауза 5 сек]. Она сползает, с грохотом падает на каменный пол и раскалывается надвое. [Пауза 5 сек]. Первый, по-настоящему глубокий вдох свободы заполняет ваши легкие. [Пауза 8 сек].</w:t>
         <w:br/>
         <w:br/>
-        <w:t xml:space="preserve">С каждым шагом по этому залу вы чувствуете, как вам становится легче дышать. Словно тяжелая гранитная плита, которая годами давила на вашу грудину и солнечное сплетение, начинает приподниматься. [Пауза 5 сек]. </w:t>
+        <w:t xml:space="preserve">На столе перед вами лежит она. Огромная, неподъемная амбарная книга в потертом кожаном переплете. Это книга взаимных долгов и припоминаний. [Пауза 5 сек]. Вы открываете ее. Страницы исписаны мелким, убористым почерком: кто кому что сказал в прошлом году, кто как посмотрел, кто не оправдал ожиданий, чья вина тяжелее. Бесконечная бухгалтерия боли. [Пауза 8 сек]. </w:t>
         <w:br/>
-        <w:t xml:space="preserve">Сделайте вдох… и почувствуйте, как эта плита сдвигается, освобождая ребра. Выдох… и плита падает на каменный пол, рассыпаясь в пыль. [Пауза 5 сек]. </w:t>
-        <w:br/>
-        <w:t>Свободный, глубокий, первый за долгое время настоящий вдох. Воздух заполняет легкие до самых краев. [Пауза 6 сек].</w:t>
+        <w:t>Вы берете эту тяжелую книгу в руки и выходите из библиотеки на открытую каменную террасу. [Пауза 5 сек]. Там, в огромной бронзовой чаше, ревет и гудит первобытный костер обновления. Пламя высокое, яростное, жадное до старого и отжившего. [Пауза 8 сек].</w:t>
         <w:br/>
         <w:br/>
-        <w:t xml:space="preserve">Вы подходите к тяжелому дубовому столу в центре зала. На нем лежит одна книга. Огромная, тяжелая, в потертом кожаном переплете. Вы знаете, что это за книга. Это ваша амбарная книга взаимных долгов. [Пауза 5 сек]. </w:t>
+        <w:t xml:space="preserve">Вы смотрите на книгу. Понимаете ли вы, что, пока вы храните эти долги, вы сами сидите в тюрьме, охраняя своего должника? [Пауза 5 сек]. Вы начинаете вырывать страницы. С сухим треском рвется бумага старых претензий. Вы бросаете листы в огонь. [Пауза 5 сек]. Они вспыхивают мгновенно, превращаясь в черный пепел, который уносит ветер. [Пауза 5 сек]. </w:t>
         <w:br/>
-        <w:t xml:space="preserve">Здесь записаны все претензии: «а вот ты тогда сказал», «а я сделала больше», «а ты не оценил», «а я пожертвовал». Все старые счета, все упреки, от которых страницы разбухли и пожелтели. [Пауза 6 сек]. </w:t>
+        <w:t>Вы вырываете целые главы «Он должен был…» и «Она не сделала…» — и бросаете их в ревущее пламя. [Пауза 7 сек]. И, наконец, вы бросаете в огонь саму обложку. Тяжелый фолиант сгорает дотла. [Пауза 5 сек].</w:t>
         <w:br/>
-        <w:t>Вы кладете руки на эту книгу. Она тяжелая, как свинец. Она тянет вас в прошлое, не давая шагу ступить в будущее. [Пауза 4 сек]</w:t>
+        <w:t>Произнесите про себя, глубоко и твердо: «Я объявляю полную амнистию. Не потому, что никто не виноват. А ради собственной свободы. Ради чистоты нашего союза. Счета обнулены. Я закрываю эту бухгалтерию навсегда». [Пауза 10 сек].</w:t>
         <w:br/>
         <w:br/>
-        <w:t xml:space="preserve">Вы берете эту книгу в руки и выходите на открытую каменную террасу. Перед вами — звездное небо и бескрайняя пропасть. А на террасе пылает огромный костер. [Пауза 5 сек]. </w:t>
+        <w:t>Почувствуйте эту кристальную, звенящую пустоту внутри. Кристальная чистота в легких. Вы дышите так свободно, как не дышали много лет. [Пауза 5 сек]. В ваших ладонях пульсирует тепло от костра. Вы больше ничего не несете из прошлого в свой завтрашний день. [Пауза 8 сек].</w:t>
         <w:br/>
-        <w:t>Это костер обновления. Вы смотрите на огонь, и принимаете решение. Обряд амнистии. Вы прощаете не ради того, чтобы оправдать чужие ошибки. Вы делаете это ради себя. Ради собственной свободы. [Пауза 5 сек].</w:t>
+        <w:t>Вы возвращаетесь в Зал Памяти. На столе, где раньше лежала книга долгов, теперь лежит новый, туго свернутый пергаментный свиток. [Пауза 5 сек]. Он абсолютно чист. Он пахнет деревом и свободой. Это новая глава вашего союза. И писать вы ее будете с чистого листа. [Пауза 10 сек].</w:t>
         <w:br/>
-        <w:br/>
-        <w:t xml:space="preserve">Вы открываете книгу, вырываете первую страницу с упреками и бросаете в огонь. [Пауза 4 сек]. </w:t>
-        <w:br/>
-        <w:t xml:space="preserve">Золотое пламя жарко лижет бумагу, и она мгновенно вспыхивает, превращаясь в пепел. Вы вырываете целые главы: непрощенные слова, старые ссоры, разочарования. И бросаете их в огонь. [Пауза 5 сек]. </w:t>
-        <w:br/>
-        <w:t xml:space="preserve">Страница за страницей. Горят старые долги. Искры взлетают в ночное небо и гаснут, унося с собой боль. [Пауза 6 сек]. </w:t>
-        <w:br/>
-        <w:t xml:space="preserve">«Я закрываю эти счета. Я объявляю амнистию. Я делаю это для того, чтобы очистить пространство нашей связи. Я выбираю быть свободным от прошлого». [Пауза 5 сек]. </w:t>
-        <w:br/>
-        <w:br/>
-        <w:t xml:space="preserve">Наконец, вы бросаете в огонь тяжелую обложку. Костер вспыхивает с новой силой. Вы смотрите, как невесомый пепел уносит ветер. Все сгорело. Долгов больше нет. [Пауза 6 сек]. </w:t>
-        <w:br/>
-        <w:br/>
-        <w:t>Почувствуйте кристальную, звенящую чистоту в своих легких. Ваше сердце бьется легко и ровно. В ладонях разливается приятное, пульсирующее тепло. Вы чисты. Вы пусты — в самом лучшем, самом светлом смысле этого слова. [Пауза 6 сек].</w:t>
-        <w:br/>
-        <w:br/>
-        <w:t>Вы опускаете взгляд и видите, что теперь в ваших руках новый, чистый свиток из тонкого пергамента. Он пахнет свежестью. На нем нет ни одной записи. Это чистый лист. Ваша новая глава любви, которую вы начнете писать сегодня. Без оглядки назад. Только вперед, в чистое, созидательное "мы". [Пауза 7 сек].</w:t>
-        <w:br/>
-        <w:br/>
-        <w:t>Сохраните этот чистый пергамент в своем сердце. Запомните это ощущение невероятной легкости в груди. Сделайте глубокий, обновляющий вдох… выдох… Почувствуйте опору под собой, ощутите границы своего тела в пространстве комнаты. И когда будете готовы — медленно откройте глаза. С возвращением. [Музыкальное завершение — Пауза 6 сек]</w:t>
+        <w:t>Сделайте глубокий, спокойный вдох. Ощутите легкость в грудной клетке, расслабление в плечах. Пошевелите ступнями. Возвращайтесь. Открывайте глаза. [Музыкальное завершение — Пауза 6 сек]</w:t>
       </w:r>
     </w:p>
     <w:p>
@@ -254,7 +221,7 @@
           <w:color w:val="0E6E5D"/>
           <w:sz w:val="26"/>
         </w:rPr>
-        <w:t>🎧 3.3. АУДИОПРАКТИКА: «ВЕЧЕРНЯЯ РАЗГРУЗКА И ВОЗВРАЩЕНИЕ ТЕПЛА В ПАРЕ» (Бонус 1)</w:t>
+        <w:t>🎧 3.3. АУДИОПРАКТИКА: «ВЕЧЕРНЯЯ РАЗГРУЗКА И ВОЗВРАЩЕНИЕ ТЕПЛА В ПАРЕ» (Бонус 1, 528 Hz)</w:t>
       </w:r>
     </w:p>
     <w:p>
@@ -277,15 +244,15 @@
           <w:rFonts w:ascii="Calibri" w:hAnsi="Calibri"/>
           <w:sz w:val="19"/>
         </w:rPr>
-        <w:t>• Главная мишень: Снятие социальной брони после рабочего дня, переключение из режима обороны в пространство доверия и нежности.</w:t>
+        <w:t>• Главная мишень: Снятие социальной брони после работы, переключение из режима выживания в режим тихой семейной гавани.</w:t>
         <w:br/>
-        <w:t>• Соматический фокус: Расслабление челюсти, глубокий выдох, тепло в раскрытых ладонях, снятие зажима в плечах.</w:t>
+        <w:t>• Соматический фокус: Щелчок замка, сброс кольчуги эго, расслабление плеч и челюсти, глубокий брюшной вдох, тепло в раскрытых ладонях.</w:t>
         <w:br/>
-        <w:t>• Терапевтический результат: Осознание «мы на одной стороне, мы в одной лодке». Устранение вечерних бытовых стычек, возвращение мягкого контакта.</w:t>
+        <w:t>• Терапевтический результат: Осознание «мы на одной стороне, дом — не поле битвы». Устранение вечерних стычек и возвращение близости.</w:t>
         <w:br/>
-        <w:t>• Параметры начитки: Хронометраж 7–8 минут (~600 слов) | Музыка FlowMusic 528 Hz, До мажор</w:t>
+        <w:t>• Параметры начитки: Хронометраж 9–10 мин (~850 слов) | Музыка FlowMusic 528 Hz, До мажор</w:t>
         <w:br/>
-        <w:t>• Архитектура Косички: А1 (Бревенчатый дом в сосновом лесу) ➔ Б1 (Снятие доспехов и челюстного зажима) ➔ В (Ядро: «Мы на одной стороне, дом — не поле битвы») ➔ Б2 (Тепло в открытых ладонях) ➔ А2 (Шум сосен и тихая благодарность)</w:t>
+        <w:t>• Архитектура Косички: А1 (Бревенчатый дом в сосновом лесу) ➔ Б1 (Снятие социальной кольчуги) ➔ В (Ядро: «Дом — не поле битвы, мы в одной лодке») ➔ Б2 (Теплые открытые ладони, ровный пульс) ➔ А2 (Шум сосен и согревающий взгляд на близкого)</w:t>
       </w:r>
     </w:p>
     <w:p>
@@ -300,122 +267,28 @@
         <w:t>[Музыкальное вступление — Пауза 4 сек]</w:t>
         <w:br/>
         <w:br/>
-        <w:t>Сделайте глубокий, ровный вдох... и с медленным, протяжным выдохом позвольте себе осознать: этот долгий день окончен. [Пауза 4 сек]</w:t>
+        <w:t>Сделайте спокойный вдох. [Пауза 3 сек]. Закройте глаза.</w:t>
         <w:br/>
-        <w:t xml:space="preserve">Вы переступаете порог, слышите, как мягко, но плотно защелкивается замок входной двери, отрезая вас от шума большого города. </w:t>
+        <w:t>Услышьте этот звук: тяжелый, металлический щелчок замка входной двери. [Пауза 5 сек]. Вы закрыли дверь. И вместе с этим щелчком, как ножом, отрезается весь гудящий, агрессивный шум мегаполиса. Там, за порогом, остались пробки, дедлайны, амбиции, споры, недовольства начальников и клиентов. [Пауза 7 сек].</w:t>
         <w:br/>
-        <w:t xml:space="preserve">Гул машин, чужие взгляды, бесконечные списки задач, звонки и требования — всё это остаётся там, за крепкой деревянной дверью. </w:t>
-        <w:br/>
-        <w:t xml:space="preserve">Представьте, как вы снимаете с себя тяжёлую, промерзшую на ветру социальную броню. Эту невидимую кольчугу, которую вы вынуждены носить среди людей, чтобы быть сильным, быстрым, неуязвимым. </w:t>
-        <w:br/>
-        <w:t>Она сослужила вам хорошую службу сегодня. Но здесь — она больше не нужна. [Пауза 6 сек]</w:t>
+        <w:t>Остановитесь в прихожей своего сознания. Почувствуйте, как на вас сейчас надета тяжелая, промерзшая на ветру кольчуга вашей социальной роли. [Пауза 5 сек]. Вы начальник, подчиненный, добытчик, воин. Сделайте глубокий выдох — и мысленно расстегните ремни этой брони. [Пауза 5 сек]. Позвольте ей со звоном упасть на пол. Оставьте свое социальное эго за порогом. Дома оно вам не понадобится. [Пауза 8 сек].</w:t>
         <w:br/>
         <w:br/>
-        <w:t xml:space="preserve">Позвольте вашему воображению перенести вас в особое место. </w:t>
+        <w:t>Вы переноситесь в просторный бревенчатый дом, затерянный в тихом, заснеженном сосновом лесу. [Пауза 5 сек]. Вы входите в комнату. Здесь горит мягкий, медовый свет старого абажура. Тени плавно танцуют на деревянных стенах. [Пауза 5 сек]. В каменном камине уютно, ритмично потрескивают сухие поленья, отдавая в комнату волны густого тепла. На столе вас ждет большая керамическая кружка с горячим чаем. От нее поднимается пар, пахнущий чабрецом, мятой и медом. [Пауза 10 сек].</w:t>
         <w:br/>
-        <w:t xml:space="preserve">Представьте, что ваш дом сейчас — это уютная, теплая бревенчатая хижина, надежно спрятанная в самом сердце векового соснового леса. </w:t>
-        <w:br/>
-        <w:t xml:space="preserve">Там, за толстыми стеклами окон, сгущаются синие холодные сумерки. Деревья стоят неподвижно, охраняя ваш покой. </w:t>
-        <w:br/>
-        <w:t xml:space="preserve">А здесь, внутри — разливается мягкий, медовый свет старого тканевого абажура. </w:t>
-        <w:br/>
-        <w:t xml:space="preserve">В камине мерно и сыто потрескивают сухие поленья, отдавая свое тепло. </w:t>
-        <w:br/>
-        <w:t xml:space="preserve">Воздух густой, спокойный. Он пахнет нагретым деревом, топлёным воском и горячим чаем с чабрецом, который уже дымится в толстой керамической кружке. </w:t>
-        <w:br/>
-        <w:t>Это место — ваша абсолютная крепость. Ваша тихая гавань. [Пауза 7 сек]</w:t>
+        <w:t>Вы садитесь в глубокое, мягкое кресло. [Пауза 5 сек]. Почувствуйте, как расслабляются ваши плечи. Они опускаются на сантиметр, затем еще на один. Нижняя челюсть расслаблена. [Пауза 5 сек]. Сделайте глубокий, медленный брюшной вдох — живот надувается, как шар — и долгий выдох. Вы словно сбросили с плеч тяжелый, набитый камнями рюкзак, который таскали весь день. [Пауза 8 сек].</w:t>
         <w:br/>
         <w:br/>
-        <w:t xml:space="preserve">И по мере того, как вы вдыхаете этот теплый, целебный воздух, ваше тело начинает отвечать. </w:t>
+        <w:t>И теперь, из этого состояния глубокого, теплого покоя, вспомните слова: «Дом — это не поле битвы». [Пауза 5 сек]. Посмотрите на партнера, который сейчас тоже находится в этом доме. [Пауза 5 сек]. Здесь не нужно обороняться. Не нужно доказывать свою правоту. Не нужно держать марку. [Пауза 7 сек].</w:t>
         <w:br/>
-        <w:t>Почувствуйте, как отпускает зажим в плечах. Они опускаются вниз, словно вы только что на привале сбросили с плеч тяжелый, набитый щебнем рюкзак, который несли долгие часы. [Пауза 5 сек]</w:t>
-        <w:br/>
-        <w:t xml:space="preserve">Сделайте еще один вдох... и на выдохе отпустите челюсть. </w:t>
-        <w:br/>
-        <w:t xml:space="preserve">Пусть разомкнутся зубы, пусть расслабится корень языка. </w:t>
-        <w:br/>
-        <w:t xml:space="preserve">Позвольте лицу разгладиться, снимая с него тугую маску дневного напряжения. </w:t>
-        <w:br/>
-        <w:t xml:space="preserve">Грудная клетка смягчается. Дыхание становится широким, глубоким и свободным, как медленная, полноводная река, которая наконец-то вернулась в свои берега после бурного паводка. </w:t>
-        <w:br/>
-        <w:t>Каждая мышца вашего тела позволяет себе обмякнуть, довериться опоре. [Пауза 6 сек]</w:t>
+        <w:t>Партнер напротив вас — это не соперник. Это не критик. Это просто такой же уставший за день товарищ. Вы в одной лодке. [Пауза 8 сек]. Представьте, как вся ваша вечерняя колючесть, вся эта защитная броня сарказма и придирок, тает, словно воск от свечи в тепле этой комнаты. [Пауза 5 сек]. Вы снимаете забрало. Вы разрешаете себе быть просто человеком: мягким, теплым, уязвимым, ищущим покоя рядом с тем, кого выбрали. [Пауза 10 сек].</w:t>
         <w:br/>
         <w:br/>
-        <w:t xml:space="preserve">В этом состоянии мягкого, тяжелого, обволакивающего покоя... оглянитесь. </w:t>
+        <w:t>Почувствуйте свои ладони. Они теплые, мягкие, открытые. Ваши руки не сжаты в кулаки, они готовы обнимать. [Пауза 5 сек]. Послушайте свой пульс: он ровный, спокойный, ритмичный. Сердце бьется глубоко и уверенно. [Пауза 8 сек].</w:t>
         <w:br/>
-        <w:t xml:space="preserve">В этой тихой гавани вы не одни. </w:t>
+        <w:t>За окном стоят вековые, молчаливые сосны. Они охраняют ваш покой. В руках у вас — шершавая, согревающая кружка с чаем. А в груди — согревающий, тихий, благодарный взгляд на вашего близкого человека. [Пауза 10 сек].</w:t>
         <w:br/>
-        <w:t xml:space="preserve">Рядом с вами — ваш человек. </w:t>
-        <w:br/>
-        <w:t xml:space="preserve">И, возможно, прямо сейчас он тоже снимает свою тяжелую, изрубленную дневными заботами броню. </w:t>
-        <w:br/>
-        <w:t xml:space="preserve">Осознайте очень глубоко: ваш дом — это место, где не нужно обороняться. </w:t>
-        <w:br/>
-        <w:t>Здесь нет начальников и подчиненных, нет правых и виноватых, нет судей. [Пауза 6 сек]</w:t>
-        <w:br/>
-        <w:t xml:space="preserve">Здесь безопасно быть уязвимым. Здесь можно быть просто уставшим. </w:t>
-        <w:br/>
-        <w:t xml:space="preserve">Тот, кто сидит напротив вас — это не ваш соперник в споре. Это не источник ваших проблем. </w:t>
-        <w:br/>
-        <w:t xml:space="preserve">Это ваш спутник. Ваш уставший товарищ по долгой, непростой дороге. </w:t>
-        <w:br/>
-        <w:t>Вы плывете в одной лодке. И когда за бортом ревет ледяной шторм внешнего мира, самое главное — согревать друг друга, а не раскачивать лодку изнутри. [Пауза 7 сек]</w:t>
-        <w:br/>
-        <w:br/>
-        <w:t xml:space="preserve">Почувствуйте, как уходит, растворяется жгучая потребность что-то доказывать. </w:t>
-        <w:br/>
-        <w:t xml:space="preserve">Как тает, словно весенний снег на солнце, колкий лед накопленных за день раздражений. </w:t>
-        <w:br/>
-        <w:t xml:space="preserve">Любые резкие слова, сказанные в усталости — это лишь эхо чужого мира, это скрежет снятых доспехов. </w:t>
-        <w:br/>
-        <w:t xml:space="preserve">Под ними остается только одно чистое знание: мы на одной стороне. </w:t>
-        <w:br/>
-        <w:t xml:space="preserve">Мы — вместе. </w:t>
-        <w:br/>
-        <w:t>И мы справимся со всем, пока наши руки открыты друг другу. [Пауза 6 сек]</w:t>
-        <w:br/>
-        <w:br/>
-        <w:t xml:space="preserve">И от этой глубокой, ясной мысли по вашему телу разливается густое, плотное тепло. </w:t>
-        <w:br/>
-        <w:t xml:space="preserve">Оно течет от груди к плечам, спускается по рукам... </w:t>
-        <w:br/>
-        <w:t xml:space="preserve">Ваши ладони становятся теплыми, тяжелыми и удивительно мягкими. </w:t>
-        <w:br/>
-        <w:t xml:space="preserve">Они больше не сжаты в кулаки для удара или защиты. Они открыты, чтобы касаться, гладить, обнимать. </w:t>
-        <w:br/>
-        <w:t xml:space="preserve">Дыхание ровное. Спокойное. </w:t>
-        <w:br/>
-        <w:t>Сердце бьется в уверенном, медленном ритме — ритме человека, который вернулся домой. К себе. И к своему любимому человеку. [Пауза 5 сек]</w:t>
-        <w:br/>
-        <w:br/>
-        <w:t xml:space="preserve">А за окном продолжают свой вечный, успокаивающий шум сосны. </w:t>
-        <w:br/>
-        <w:t xml:space="preserve">Крепкие дубовые ставни надежно укрывают вас от любых осенних штормов и ветров. </w:t>
-        <w:br/>
-        <w:t xml:space="preserve">Вы чувствуете пальцами шершавую, согревающую поверхность кружки с чаем. </w:t>
-        <w:br/>
-        <w:t xml:space="preserve">И в вашей душе поселяется тихая, глубокая благодарность за то, что в этом огромном мире есть этот дом. </w:t>
-        <w:br/>
-        <w:t xml:space="preserve">Место, где вас ждут без доспехов. </w:t>
-        <w:br/>
-        <w:t xml:space="preserve">Бросьте мягкий, согревающий взгляд на того, кто рядом. </w:t>
-        <w:br/>
-        <w:t>Взгляд, который говорит без слов: «Я здесь. Я с тобой. И сегодня мы снова справились». [Пауза 7 сек]</w:t>
-        <w:br/>
-        <w:br/>
-        <w:t xml:space="preserve">Сохраняя это чувство глубокого единения и безопасности... </w:t>
-        <w:br/>
-        <w:t>Сделайте медленный, наполняющий легкие вдох. [Пауза 3 сек]</w:t>
-        <w:br/>
-        <w:t xml:space="preserve">И спокойный, отпускающий остатки напряжения выдох. </w:t>
-        <w:br/>
-        <w:t xml:space="preserve">Пошевелите теплыми пальцами рук и ног. </w:t>
-        <w:br/>
-        <w:t xml:space="preserve">Почувствуйте, как энергия и спокойствие одновременно наполняют ваше тело. </w:t>
-        <w:br/>
-        <w:t xml:space="preserve">Вы дома. Вы вместе. </w:t>
-        <w:br/>
-        <w:t>Открывайте глаза. [Музыкальное завершение — Пауза 5 сек]</w:t>
+        <w:t>Вы в безопасности. Вы вместе. Сделайте еще один глубокий вдох. Почувствуйте опору под собой. И, когда будете готовы, мягко откройте глаза. Добрый вечер. Завтра будет новый день, а сейчас — время тепла. [Музыкальное завершение — Пауза 5 сек]</w:t>
       </w:r>
     </w:p>
     <w:sectPr>

--- a/baza/медитации_и_аудио/МЕДИТАЦИИ_СЦЕНАРИЙ_3_МЫ_ВМЕСТЕ_МАГИГ.docx
+++ b/baza/медитации_и_аудио/МЕДИТАЦИИ_СЦЕНАРИЙ_3_МЫ_ВМЕСТЕ_МАГИГ.docx
@@ -28,7 +28,9 @@
           <w:color w:val="555555"/>
           <w:sz w:val="22"/>
         </w:rPr>
-        <w:t>Монументальный свод 3-х полных трансовых сессий без сокращений (12–15 минут звучания)</w:t>
+        <w:t>Монументальный свод 3-х полных трансовых сессий по методу Анатолия Фёдорова (МАГиГ)</w:t>
+        <w:br/>
+        <w:t>Уникальный атлас метафор: Термальный источник в сосновом бору, Костер обновления в Зале Памяти и Таежная изба</w:t>
         <w:br/>
         <w:t>Спикер: Федоров Анатолий Игоревич (Семейный психолог, гипнолог, проректор МАГиГ)</w:t>
       </w:r>
@@ -67,15 +69,15 @@
           <w:rFonts w:ascii="Calibri" w:hAnsi="Calibri"/>
           <w:sz w:val="19"/>
         </w:rPr>
-        <w:t>• Главная мишень: Снятие защитного панциря бытовых претензий, растворение обид, переход от конфронтации к уязвимости и контакту.</w:t>
+        <w:t>• Главная мишень: Снятие защитного панциря бытовых претензий, растворение обид, переход от войны к контакту.</w:t>
         <w:br/>
-        <w:t>• Соматический фокус: Растрескивание глиняного панциря, погружение в горячий минеральный источник, расслабление жевательных мышц и плеч.</w:t>
+        <w:t>• Соматический фокус: Растрескивание глиняного панциря, погружение в горячий минеральный источник в хвойном лесу, расслабление челюсти и воротниковой зоны.</w:t>
         <w:br/>
-        <w:t>• Терапевтический результат: Выход из циклической войны «нападающий — убегающий». Понимание закона сообщающихся сосудов.</w:t>
+        <w:t>• Терапевтический результат: Выход из войны «нападающий — убегающий». Понимание закона сообщающихся сосудов (за шипами партнера — усталость и крик о тепле).</w:t>
         <w:br/>
         <w:t>• Параметры начитки: Хронометраж 12–14 мин (~1100 слов) | Музыка FlowMusic 528 Hz, До мажор</w:t>
         <w:br/>
-        <w:t>• Архитектура Косички: А1 (Ночной хвойный лес и пар источника) ➔ Б1 (Горячая минеральная вода и расслабление челюсти) ➔ В (Ядро: Таяние льда сердца, сообщающиеся сосуды, уязвимость) ➔ Б2 (Невесомость в воде) ➔ А2 (Шерстяной плед и покой)</w:t>
+        <w:t>• Архитектура Косички: А1 (Ночной хвойный лес и пар горячего источника) ➔ Б1 (Погружение в целебную минеральную воду, расслабление жевательных мышц) ➔ В (Ядро: Таяние ледяной корки сердца, закон сообщающихся сосудов, переход к уязвимости) ➔ Б2 (Невесомость тела в воде) ➔ А2 (Шерстяной теплый плед на берегу под соснами)</w:t>
       </w:r>
     </w:p>
     <w:p>
@@ -87,39 +89,95 @@
           <w:rFonts w:ascii="Calibri" w:hAnsi="Calibri"/>
           <w:sz w:val="21"/>
         </w:rPr>
-        <w:t>[Музыкальное вступление — Пауза 6 сек]</w:t>
+        <w:t>[Музыкальное вступление: исцеляющий теплый фон 528 Гц — Пауза 6 сек]</w:t>
         <w:br/>
         <w:br/>
-        <w:t>Устраивайтесь так, чтобы ваше тело нашло свою идеальную, нерушимую опору. Закройте глаза. [Пауза 5 сек].</w:t>
+        <w:t>Устраивайся так, чтобы твое тело нашло свою идеальную опору. Закрой глаза. [Пауза 4 сек]</w:t>
         <w:br/>
-        <w:t xml:space="preserve">Почувствуйте, как сейчас на вашей коже, на ваших плечах, на лице всё ещё лежит жесткий, высохший за день глиняный панцирь забот. Эта корка суеты, мелких стычек, чужих слов и собственных невысказанных реакций стягивает кожу. [Пауза 5 сек]. </w:t>
+        <w:t xml:space="preserve">Почувствуй, как сейчас на твоих плечах, на лице, на груди лежит высохший за день жесткий глиняный панцирь забот. </w:t>
         <w:br/>
-        <w:t>Сделайте глубокий, медленный вдох… и с выдохом почувствуйте, как эта сухая глина начинает растрескиваться. [Пауза 5 сек]. Как старая штукатурка, она лопается, осыпается вниз, кусок за куском, освобождая ваше истинное, живое дыхание. Тяжелые, пыльные осколки дневного напряжения падают на пол и превращаются в прах. [Пауза 8 сек].</w:t>
+        <w:t>Эта корка мелких стычек, бытовой суеты, резких интонаций стягивает тело. [Пауза 4 сек]</w:t>
+        <w:br/>
+        <w:t xml:space="preserve">Сделай глубокий вдох... и с длинным выдохом почувствуй, как эта сухая глина начинает растрескиваться. </w:t>
+        <w:br/>
+        <w:t>Она лопается и осыпается вниз, кусок за куском, освобождая твое живое, свободное дыхание. Осколки дневного напряжения падают и превращаются в пыль. [Пауза 6 сек]</w:t>
         <w:br/>
         <w:br/>
-        <w:t>Вы переноситесь в ночной, бескрайний хвойный лес. [Пауза 5 сек]. Вдохните этот воздух. Он густой, смолистый, прохладный. Он пахнет влажным мхом, древней корой и вечностью. Над вами — раскинулось высокое, бездонное звездное небо, усыпанное серебряной крошкой. [Пауза 5 сек]. Вы идете босиком по мягкому, пружинящему настилу из хвои. Каждый шаг заземляет, каждый шаг забирает остатки суеты. [Пауза 8 сек].</w:t>
+        <w:t>[Нитка А1: Ночной хвойный лес и термальный источник]</w:t>
         <w:br/>
-        <w:t>Впереди, среди темных стволов, поднимается густой, теплый пар. Вы выходите к природному, дикому озеру. Это древний, горячий минеральный источник, который бьет из самых сокровенных недр земли. [Пауза 5 сек]. Вода в нем темная, бархатная, согретая подземным огнем. Вы медленно входите в эту воду. [Пауза 7 сек].</w:t>
+        <w:t xml:space="preserve">Ты переносишься в ночной, бескрайний хвойный лес. </w:t>
+        <w:br/>
+        <w:t xml:space="preserve">Вдохни этот воздух. Он густой, прохладный, пахнет хвоей, смолой и влажным мхом. </w:t>
+        <w:br/>
+        <w:t xml:space="preserve">Над тобой — бездонное звездное небо. Ты идешь босиком по мягкому ковру из сосновых иголок. Каждый шаг заземляет и забирает суету. </w:t>
+        <w:br/>
+        <w:t xml:space="preserve">Впереди, среди темных стволов вековых сосен, поднимается клубящийся теплый пар. </w:t>
+        <w:br/>
+        <w:t xml:space="preserve">Ты выходишь к природному минеральному источнику. Горячая вода бьет из самых недр земли, нагретая подземным теплом. </w:t>
+        <w:br/>
+        <w:t>Ты медленно входишь в эту темную, шелковистую, согревающую воду. [Пауза 7 сек]</w:t>
         <w:br/>
         <w:br/>
-        <w:t>Она обнимает ваши ступни, икры, бедра… Горячая, плотная, целебная. [Пауза 5 сек]. Вы погружаетесь по грудь. Эта вода — как жидкий шелк, как объятия самой природы. [Пауза 5 сек]. Почувствуйте, как в этом тепле начинает плавиться ваша физическая броня. Жевательные мышцы — эти стальные тиски, в которых вы держали невысказанный гнев, — разжимаются. Нижняя челюсть тяжело, расслабленно отвисает. [Пауза 8 сек]. Тепло проникает в воротниковую зону. Свинцовые эполеты контроля, которые вы несли на плечах, плавятся и стекают в темную воду. Расслабляются виски, разглаживается лоб. Вы снимаете свою глухую, тяжелую оборону. Здесь не от кого защищаться. [Пауза 10 сек].</w:t>
+        <w:t>[Нитка Б1: Погружение и снятие обороны]</w:t>
+        <w:br/>
+        <w:t xml:space="preserve">Вода обнимает ступни, икры, бедра... Ты погружаешься по самую грудь. </w:t>
+        <w:br/>
+        <w:t xml:space="preserve">Эта горячая минеральная вода — как жидкий бархат. </w:t>
+        <w:br/>
+        <w:t xml:space="preserve">Почувствуй, как в этом тепле плавится мышечная броня. Жевательные мышцы — стальные тиски, в которых ты держала невысказанное раздражение — разжимаются. Нижняя челюсть тяжело и расслабленно отвисает. </w:t>
+        <w:br/>
+        <w:t xml:space="preserve">Тепло проникает в плечи и воротниковую зону. Свинцовый груз контроля стекает в воду и растворяется без следа. Разглаживается лоб. </w:t>
+        <w:br/>
+        <w:t>Здесь не от кого защищаться. Война окончена. [Пауза 7 сек]</w:t>
         <w:br/>
         <w:br/>
-        <w:t xml:space="preserve">И теперь, когда тело стало податливым и тяжелым в этой согревающей невесомости, обратите внимание на центр вашей груди. [Пауза 5 сек]. Там, вокруг сердца, за день или за недели намерзла тонкая, но жесткая ледяная корка. Корка обид на партнера. Острые кристаллы взаимных упреков, бытового раздражения, колких слов. [Пауза 7 сек]. </w:t>
+        <w:t>[Нитка В: Ядро транса — Таяние льда и Сообщающиеся сосуды]</w:t>
         <w:br/>
-        <w:t xml:space="preserve">Позвольте горячей минеральной воде, насыщенной древней силой, коснуться этого льда. [Пауза 5 сек]. Почувствуйте, как лед начинает истончаться. Капля за каплей, он тает. [Пауза 8 сек]. </w:t>
+        <w:t xml:space="preserve">И теперь, в этой невесомости, обрати внимание на центр своей груди. </w:t>
+        <w:br/>
+        <w:t xml:space="preserve">Там, вокруг сердца, за дни споров намерзла тонкая, но колючая ледяная корка взаимных претензий. </w:t>
+        <w:br/>
+        <w:t xml:space="preserve">Позволь горячей целебной воде коснуться этого льда. </w:t>
+        <w:br/>
+        <w:t>Почувствуй, как лед начинает истончаться и таять. Капля за каплей. [Пауза 5 сек]</w:t>
         <w:br/>
         <w:br/>
-        <w:t xml:space="preserve">Закон сообщающихся сосудов непреложен. Посмотрите сквозь этот тающий лед на того, кто рядом с вами. На вашего партнера. [Пауза 5 сек]. Вы видите его не как врага. Вы осознаете глубокую, пульсирующую истину: за каждыми его колючими словами, за каждым резким выпадом, за глухой стеной молчания — стоит вовсе не желание ударить вас. [Пауза 8 сек]. </w:t>
+        <w:t xml:space="preserve">Вспомни закон сообщающихся сосудов. </w:t>
         <w:br/>
-        <w:t>За этим стоит отчаянный, немой крик о нехватке тепла. За этим стоит дикая усталость от жизни, страх быть отвергнутым, страх оказаться ненужным. [Пауза 10 сек]. Его шипы — это просто паника замерзающего человека. Как только вы это видите, война заканчивается. [Пауза 5 сек]. Ледяной щит растворяется полностью. На смену глухой обороне приходит живая, теплая, пульсирующая уязвимость. Вы больше не на поле боя. Вы оба — просто уставшие путники, которым нужен свет одного костра. [Пауза 10 сек].</w:t>
+        <w:t xml:space="preserve">Посмотри сквозь тающий лед на своего партнера. </w:t>
+        <w:br/>
+        <w:t xml:space="preserve">Осознай простую и глубокую истину: за каждым его резким словом, за бытовой претензией или глухой стеной отчуждения прячется вовсе не желание сделать больно. </w:t>
+        <w:br/>
+        <w:t xml:space="preserve">За этим фасадом прячется крик о нехватке тепла. Обычная человеческая усталость и страх оказаться отвергнутым. </w:t>
+        <w:br/>
+        <w:t xml:space="preserve">Его колючки — это паника замерзающего путника. </w:t>
+        <w:br/>
+        <w:t xml:space="preserve">И когда ты это видишь, война исчезает. Ледяной щит тает без остатка. </w:t>
+        <w:br/>
+        <w:t>Вместо глухой обороны рождается живая, теплая уязвимость: вы не враги на поле боя, вы — два уставших спутника у одного костра. [Пауза 8 сек]</w:t>
         <w:br/>
         <w:br/>
-        <w:t>Ваше тело сейчас абсолютно невесомо в горячей воде. Чугунная тяжесть ушла, растворилась в минеральных солях. [Пауза 5 сек]. Покой и тишина проникают в каждую клетку, в каждую мышцу. Вы чувствуете себя чистым, обновленным, омытым от всякой скверны. [Пауза 8 сек].</w:t>
+        <w:t>[Закрытие Б2: Невесомость и покой]</w:t>
         <w:br/>
-        <w:t>Вы неспешно выходите на берег. Ночной прохладный воздух нежно касается кожи, но вам не холодно. [Пауза 5 сек]. Вы накидываете на плечи огромный, пушистый, тяжелый плед из натуральной шерсти. Он мгновенно согревает, укутывает уютом. [Пауза 7 сек]. Запах сосен, тишина. Вы дышите ровно, глубоко и свободно. [Пауза 10 сек].</w:t>
+        <w:t xml:space="preserve">Твое тело становится абсолютно невесомым в теплой воде. </w:t>
         <w:br/>
-        <w:t>Сохраняя это тепло, это понимание и эту чистоту, медленно возвращайтесь. [Пауза 5 сек]. Пошевелите пальцами рук. Сделайте глубокий вдох… и на выдохе медленно откройте глаза. Вы дома. [Музыкальное завершение — Пауза 6 сек]</w:t>
+        <w:t>Покой и мягкость проникают в каждую клетку. Дыхание широкое, свободное и ровное. [Пауза 6 сек]</w:t>
+        <w:br/>
+        <w:br/>
+        <w:t>[Закрытие А2: Теплый плед на берегу]</w:t>
+        <w:br/>
+        <w:t xml:space="preserve">Ты неспешно выходишь на берег. Прохладный лесной воздух освежает, но внутри горит ровное тепло. </w:t>
+        <w:br/>
+        <w:t xml:space="preserve">Ты укутываешься в огромный, пушистый шерстяной плед. Запах хвои, ночная тишина, абсолютная безопасность. </w:t>
+        <w:br/>
+        <w:t>Ты наполнена миром и готова делиться теплом. [Пауза 6 сек]</w:t>
+        <w:br/>
+        <w:br/>
+        <w:t>[Выход]</w:t>
+        <w:br/>
+        <w:t xml:space="preserve">Сделай глубокий вдох... и выдох. Пошевели пальцами рук и ног. </w:t>
+        <w:br/>
+        <w:t>Сохрани эту мягкость в сердце и открывай глаза. Ты дома. [Музыкальное завершение — Пауза 6 сек]</w:t>
       </w:r>
     </w:p>
     <w:p>
@@ -156,15 +214,15 @@
           <w:rFonts w:ascii="Calibri" w:hAnsi="Calibri"/>
           <w:sz w:val="19"/>
         </w:rPr>
-        <w:t>• Главная мишень: Избавление от накопленных взаимных упреков, закрытие амбарной книги долгов, обнуление прошлого ради свободы.</w:t>
+        <w:t>• Главная мишень: Избавление от накопленных взаимных упреков, сожжение амбарной книги долгов, обнуление прошлого.</w:t>
         <w:br/>
-        <w:t>• Соматический фокус: Подъем по ступеням скалы, сдвиг и раскалывание гранитной плиты на груди, глубокий чистый вдох.</w:t>
+        <w:t>• Соматический фокус: Подъем по каменным ступеням скалы, сдвиг и раскалывание гранитной плиты на груди, кристальный вдох.</w:t>
         <w:br/>
-        <w:t>• Терапевтический результат: Полное эмоциональное прощение, сжигание взаимных счетов, получение чистого свитка для новой главы союза.</w:t>
+        <w:t>• Терапевтический результат: Полное эмоциональное прощение ради собственной свободы. Сожжение старых счетов, получение чистого свитка для союза.</w:t>
         <w:br/>
         <w:t>• Параметры начитки: Хронометраж 12–14 мин (~1100 слов) | Музыка FlowMusic 432 Hz, Ре минор</w:t>
         <w:br/>
-        <w:t>• Архитектура Косички: А1 (Зал Памяти в древней библиотеке) ➔ Б1 (Сброс гранитной плиты с груди) ➔ В (Ядро: Сожжение амбарной книги долгов в костре на террасе) ➔ Б2 (Кристальная чистота легких и тепло в ладонях) ➔ А2 (Новый чистый пергаментный свиток)</w:t>
+        <w:t>• Архитектура Косички: А1 (Древний Зал Памяти в каменной библиотеке) ➔ Б1 (Сдвиг гранитной плиты с груди) ➔ В (Ядро: Амбарная книга долгов, выход на террасу и сожжение в костре обновления) ➔ Б2 (Кристальная чистота в легких и тепло в ладонях) ➔ А2 (Новый чистый пергамент для новой главы любви)</w:t>
       </w:r>
     </w:p>
     <w:p>
@@ -176,38 +234,87 @@
           <w:rFonts w:ascii="Calibri" w:hAnsi="Calibri"/>
           <w:sz w:val="21"/>
         </w:rPr>
-        <w:t>[Музыкальное вступление — Пауза 6 сек]</w:t>
+        <w:t>[Музыкальное вступление: глубокий фон 432 Гц — Пауза 6 сек]</w:t>
         <w:br/>
         <w:br/>
-        <w:t xml:space="preserve">Сделайте медленный вдох. И такой же долгий, тягучий выдох. [Пауза 5 сек]. Закройте глаза. </w:t>
+        <w:t>Сделай медленный вдох... и долгий, тягучий выдох. Закрой глаза. [Пауза 4 сек]</w:t>
         <w:br/>
-        <w:t>Представьте, что вы стоите у подножия древней, монолитной скалы. Вверх уходят широкие каменные ступени, вырубленные прямо в базальте века назад. [Пауза 5 сек]. Вы начинаете подъем. Каждый шаг дается ровно, ритмично. С каждой ступенью вы оставляете внизу суету долин. Вы поднимаетесь туда, где воздух становится кристально разреженным и холодным. Вы идете в Зал Памяти. [Пауза 10 сек].</w:t>
+        <w:t xml:space="preserve">Представь, что ты стоишь у подножия древней монолитной скалы. </w:t>
+        <w:br/>
+        <w:t xml:space="preserve">Вверх уходят широкие каменные ступени, вырубленные прямо в базальте века назад. </w:t>
+        <w:br/>
+        <w:t xml:space="preserve">Ты начинаешь подъем. Каждый шаг дается ровно и размеренно. С каждым шагом суета остается внизу. </w:t>
+        <w:br/>
+        <w:t>Ты поднимаешься туда, где воздух становится кристально чистым. Ты идешь в Зал Памяти. [Пауза 7 сек]</w:t>
         <w:br/>
         <w:br/>
-        <w:t>На самой вершине перед вами открываются массивные кованые двери. Вы толкаете их, и они бесшумно, тяжело поддаются. [Пауза 5 сек]. Вы входите в исполинскую, полукруглую библиотеку. Вдоль каменных стен тянутся полки, заставленные бесконечными рядами тяжелых, пыльных фолиантов. Это архивы вашей памяти. [Пауза 8 сек].</w:t>
+        <w:t>[Нитка А1: Зал Памяти в каменной библиотеке]</w:t>
         <w:br/>
-        <w:t xml:space="preserve">Вы чувствуете, как на вашей груди, прямо на солнечном сплетении, лежит невидимая, но осязаемая гранитная плита. Это тяжесть старых обид. [Пауза 5 сек]. Это скопившиеся претензии, невысказанные упреки, проглоченные слезы и сжатые кулаки. Этот гранит мешает вам сделать полный вдох. [Пауза 8 сек]. </w:t>
+        <w:t xml:space="preserve">На самой вершине открываются массивные кованые двери. </w:t>
         <w:br/>
-        <w:t>Подойдите к дубовому столу в центре зала. Положите на него обе руки. Сделайте глубокий, мощный вдох — и почувствуйте, как эта гранитная плита сдвигается с вашей груди. [Пауза 5 сек]. Она сползает, с грохотом падает на каменный пол и раскалывается надвое. [Пауза 5 сек]. Первый, по-настоящему глубокий вдох свободы заполняет ваши легкие. [Пауза 8 сек].</w:t>
+        <w:t xml:space="preserve">Ты входишь в исполинскую полукруглую библиотеку. Вдоль каменных стен тянутся полки с бесконечными рядами тяжелых пыльных фолиантов. </w:t>
+        <w:br/>
+        <w:t>Это архивы твоей памяти. [Пауза 6 сек]</w:t>
         <w:br/>
         <w:br/>
-        <w:t xml:space="preserve">На столе перед вами лежит она. Огромная, неподъемная амбарная книга в потертом кожаном переплете. Это книга взаимных долгов и припоминаний. [Пауза 5 сек]. Вы открываете ее. Страницы исписаны мелким, убористым почерком: кто кому что сказал в прошлом году, кто как посмотрел, кто не оправдал ожиданий, чья вина тяжелее. Бесконечная бухгалтерия боли. [Пауза 8 сек]. </w:t>
+        <w:t>[Нитка Б1: Сброс гранитной плиты с грудины]</w:t>
         <w:br/>
-        <w:t>Вы берете эту тяжелую книгу в руки и выходите из библиотеки на открытую каменную террасу. [Пауза 5 сек]. Там, в огромной бронзовой чаше, ревет и гудит первобытный костер обновления. Пламя высокое, яростное, жадное до старого и отжившего. [Пауза 8 сек].</w:t>
+        <w:t xml:space="preserve">Почувствуй, как на твоей грудине, прямо на солнечном сплетении, лежит невидимая, но тяжелая гранитная плита. </w:t>
+        <w:br/>
+        <w:t xml:space="preserve">Это груз старых обид: невысказанные упреки, проглоченные слезы, затаенная злость. Этот камень мешал тебе дышать полной грудью. </w:t>
+        <w:br/>
+        <w:t xml:space="preserve">Подойди к дубовому столу в центре зала. Положи на него руки. </w:t>
+        <w:br/>
+        <w:t xml:space="preserve">Сделай мощный вдох — и почувствуй, как гранитная плита сдвигается с твоей груди. Она соскальзывает и с грохотом раскалывается на каменном полу. </w:t>
+        <w:br/>
+        <w:t>Первый настоящий, глубокий вдох свободы наполняет твои легкие до самых краев. [Пауза 7 сек]</w:t>
         <w:br/>
         <w:br/>
-        <w:t xml:space="preserve">Вы смотрите на книгу. Понимаете ли вы, что, пока вы храните эти долги, вы сами сидите в тюрьме, охраняя своего должника? [Пауза 5 сек]. Вы начинаете вырывать страницы. С сухим треском рвется бумага старых претензий. Вы бросаете листы в огонь. [Пауза 5 сек]. Они вспыхивают мгновенно, превращаясь в черный пепел, который уносит ветер. [Пауза 5 сек]. </w:t>
+        <w:t>[Нитка В: Ядро транса — Сожжение книги взаимных долгов]</w:t>
         <w:br/>
-        <w:t>Вы вырываете целые главы «Он должен был…» и «Она не сделала…» — и бросаете их в ревущее пламя. [Пауза 7 сек]. И, наконец, вы бросаете в огонь саму обложку. Тяжелый фолиант сгорает дотла. [Пауза 5 сек].</w:t>
+        <w:t xml:space="preserve">На столе перед тобой лежит она. Огромная амбарная книга в потертом кожаном переплете. </w:t>
         <w:br/>
-        <w:t>Произнесите про себя, глубоко и твердо: «Я объявляю полную амнистию. Не потому, что никто не виноват. А ради собственной свободы. Ради чистоты нашего союза. Счета обнулены. Я закрываю эту бухгалтерию навсегда». [Пауза 10 сек].</w:t>
+        <w:t xml:space="preserve">Это книга взаимных долгов и припоминаний: «а ты тогда сказал...», «а я отдала больше...», «а ты не оценил...». Бесконечная бухгалтерия боли. </w:t>
+        <w:br/>
+        <w:t xml:space="preserve">Ты берешь этот тяжелый фолиант и выходишь на открытую каменную террасу. </w:t>
+        <w:br/>
+        <w:t xml:space="preserve">Там, в гигантской бронзовой чаше, ревет и гудит первобытный Костер Обновления. </w:t>
         <w:br/>
         <w:br/>
-        <w:t>Почувствуйте эту кристальную, звенящую пустоту внутри. Кристальная чистота в легких. Вы дышите так свободно, как не дышали много лет. [Пауза 5 сек]. В ваших ладонях пульсирует тепло от костра. Вы больше ничего не несете из прошлого в свой завтрашний день. [Пауза 8 сек].</w:t>
+        <w:t xml:space="preserve">Осознай: пока ты хранишь эти долги — ты сама сидишь в тюрьме, сторожа своего должника. </w:t>
         <w:br/>
-        <w:t>Вы возвращаетесь в Зал Памяти. На столе, где раньше лежала книга долгов, теперь лежит новый, туго свернутый пергаментный свиток. [Пауза 5 сек]. Он абсолютно чист. Он пахнет деревом и свободой. Это новая глава вашего союза. И писать вы ее будете с чистого листа. [Пауза 10 сек].</w:t>
+        <w:t xml:space="preserve">Ты открываешь книгу и вырываешь страницы с сухим треском. Бросаешь их в огонь. </w:t>
         <w:br/>
-        <w:t>Сделайте глубокий, спокойный вдох. Ощутите легкость в грудной клетке, расслабление в плечах. Пошевелите ступнями. Возвращайтесь. Открывайте глаза. [Музыкальное завершение — Пауза 6 сек]</w:t>
+        <w:t xml:space="preserve">Бумага вспыхивает мгновенно, превращаясь в черный пепел, который уносит ветер. </w:t>
+        <w:br/>
+        <w:t xml:space="preserve">Ты сжигаешь главу за главой: старые ссоры, разочарования, взаимные счета. </w:t>
+        <w:br/>
+        <w:t xml:space="preserve">И бросаешь в огонь саму тяжелую обложку. Всё сгорает дотла. </w:t>
+        <w:br/>
+        <w:t>Произнеси про себя твердо: «Я объявляю полную амнистию. Не ради оправдания чужих ошибок, а ради своей свободы и чистоты нашего союза. Счета закрыты навсегда». [Пауза 8 сек]</w:t>
+        <w:br/>
+        <w:br/>
+        <w:t>[Закрытие Б2: Кристальная чистота в теле]</w:t>
+        <w:br/>
+        <w:t xml:space="preserve">Почувствуй кристальную, звенящую чистоту в груди. Твои легкие дышат свободно. </w:t>
+        <w:br/>
+        <w:t>В ладонях пульсирует живое тепло от огня. Прошлого больше нет в твоем теле. [Пауза 6 сек]</w:t>
+        <w:br/>
+        <w:br/>
+        <w:t>[Закрытие А2: Чистый свиток пергамента]</w:t>
+        <w:br/>
+        <w:t xml:space="preserve">Ты возвращаешься в Зал Памяти. </w:t>
+        <w:br/>
+        <w:t xml:space="preserve">На столе вместо старой книги лежит новый, чистый свиток из тонкого пергамента. </w:t>
+        <w:br/>
+        <w:t>Он пахнет свежестью. На нем нет ни строчки. Это новая глава ваших отношений, которую вы начнете писать с чистого листа. [Пауза 6 сек]</w:t>
+        <w:br/>
+        <w:br/>
+        <w:t>[Выход]</w:t>
+        <w:br/>
+        <w:t xml:space="preserve">Сделай глубокий вдох, ощущая легкость в сердце... выдох. </w:t>
+        <w:br/>
+        <w:t>Пошевели пальцами. Возвращайся в настоящий момент. [Музыкальное завершение — Пауза 6 сек]</w:t>
       </w:r>
     </w:p>
     <w:p>
@@ -221,7 +328,7 @@
           <w:color w:val="0E6E5D"/>
           <w:sz w:val="26"/>
         </w:rPr>
-        <w:t>🎧 3.3. АУДИОПРАКТИКА: «ВЕЧЕРНЯЯ РАЗГРУЗКА И ВОЗВРАЩЕНИЕ ТЕПЛА В ПАРЕ» (Бонус 1, 528 Hz)</w:t>
+        <w:t>🎧 3.3. АУДИОПРАКТИКА: «ТАЕЖНАЯ ИЗБА И СНЯТИЕ КОЛЬЧУГИ: ВОЗВРАЩЕНИЕ ТЕПЛА В ПАРЕ» (Бонус 1, 528 Hz)</w:t>
       </w:r>
     </w:p>
     <w:p>
@@ -244,15 +351,15 @@
           <w:rFonts w:ascii="Calibri" w:hAnsi="Calibri"/>
           <w:sz w:val="19"/>
         </w:rPr>
-        <w:t>• Главная мишень: Снятие социальной брони после работы, переключение из режима выживания в режим тихой семейной гавани.</w:t>
+        <w:t>• Главная мишень: Снятие социальной брони после работы, устранение вечерней колючести и стычек дома.</w:t>
         <w:br/>
-        <w:t>• Соматический фокус: Щелчок замка, сброс кольчуги эго, расслабление плеч и челюсти, глубокий брюшной вдох, тепло в раскрытых ладонях.</w:t>
+        <w:t>• Соматический фокус: Щелчок замка двери, сброс тяжелой кольчуги эго, расслабление челюсти и плеч, тепло в открытых ладонях.</w:t>
         <w:br/>
-        <w:t>• Терапевтический результат: Осознание «мы на одной стороне, дом — не поле битвы». Устранение вечерних стычек и возвращение близости.</w:t>
+        <w:t>• Терапевтический результат: Осознание «Дом — не поле битвы. Мы на одной стороне, мы в одной лодке». Возвращение нежности и бережного контакта.</w:t>
         <w:br/>
-        <w:t>• Параметры начитки: Хронометраж 9–10 мин (~850 слов) | Музыка FlowMusic 528 Hz, До мажор</w:t>
+        <w:t>• Параметры начитки: Хронометраж 9–11 мин (~850 слов) | Музыка FlowMusic 528 Hz, До мажор</w:t>
         <w:br/>
-        <w:t>• Архитектура Косички: А1 (Бревенчатый дом в сосновом лесу) ➔ Б1 (Снятие социальной кольчуги) ➔ В (Ядро: «Дом — не поле битвы, мы в одной лодке») ➔ Б2 (Теплые открытые ладони, ровный пульс) ➔ А2 (Шум сосен и согревающий взгляд на близкого)</w:t>
+        <w:t>• Архитектура Косички: А1 (Таежная изба в заснеженном лесу, медовый свет абажура) ➔ Б1 (Щелчок замка, сброс промерзшей кольчуги, расслабление челюсти) ➔ В (Ядро: «Дом — не поле боя, партнер — уставший спутник в одной лодке») ➔ Б2 (Теплые открытые ладони, ровный пульс) ➔ А2 (Шершавая кружка с чаем из трав и согревающий взгляд на близкого)</w:t>
       </w:r>
     </w:p>
     <w:p>
@@ -264,31 +371,65 @@
           <w:rFonts w:ascii="Calibri" w:hAnsi="Calibri"/>
           <w:sz w:val="21"/>
         </w:rPr>
-        <w:t>[Музыкальное вступление — Пауза 4 сек]</w:t>
+        <w:t>[Музыкальное вступление: уютный фон 528 Гц — Пауза 4 сек]</w:t>
         <w:br/>
         <w:br/>
-        <w:t>Сделайте спокойный вдох. [Пауза 3 сек]. Закройте глаза.</w:t>
+        <w:t>Сделай спокойный вдох... Закрой глаза. [Пауза 3 сек]</w:t>
         <w:br/>
-        <w:t>Услышьте этот звук: тяжелый, металлический щелчок замка входной двери. [Пауза 5 сек]. Вы закрыли дверь. И вместе с этим щелчком, как ножом, отрезается весь гудящий, агрессивный шум мегаполиса. Там, за порогом, остались пробки, дедлайны, амбиции, споры, недовольства начальников и клиентов. [Пауза 7 сек].</w:t>
+        <w:t xml:space="preserve">Услышь этот звук: мягкий, плотный щелчок замка входной двери. </w:t>
         <w:br/>
-        <w:t>Остановитесь в прихожей своего сознания. Почувствуйте, как на вас сейчас надета тяжелая, промерзшая на ветру кольчуга вашей социальной роли. [Пауза 5 сек]. Вы начальник, подчиненный, добытчик, воин. Сделайте глубокий выдох — и мысленно расстегните ремни этой брони. [Пауза 5 сек]. Позвольте ей со звоном упасть на пол. Оставьте свое социальное эго за порогом. Дома оно вам не понадобится. [Пауза 8 сек].</w:t>
+        <w:t xml:space="preserve">Дверь закрылась. И этим щелчком мгновенно отрезается весь агрессивный шум мегаполиса: пробки, рабочие задачи, требования, чужие взгляды. </w:t>
+        <w:br/>
+        <w:t xml:space="preserve">Остановись в прихожей своего сознания. </w:t>
+        <w:br/>
+        <w:t xml:space="preserve">Почувствуй, как на тебе надета тяжелая, промерзшая на ветру кольчуга социальной роли: добытчика, руководителя, бойца. </w:t>
+        <w:br/>
+        <w:t xml:space="preserve">Сделай выдох — и мысленно расстегни пряжки этой брони. </w:t>
+        <w:br/>
+        <w:t>Позволь ей со звоном упасть на пол. Оставь ее за порогом. Дома она не нужна. [Пауза 6 сек]</w:t>
         <w:br/>
         <w:br/>
-        <w:t>Вы переноситесь в просторный бревенчатый дом, затерянный в тихом, заснеженном сосновом лесу. [Пауза 5 сек]. Вы входите в комнату. Здесь горит мягкий, медовый свет старого абажура. Тени плавно танцуют на деревянных стенах. [Пауза 5 сек]. В каменном камине уютно, ритмично потрескивают сухие поленья, отдавая в комнату волны густого тепла. На столе вас ждет большая керамическая кружка с горячим чаем. От нее поднимается пар, пахнущий чабрецом, мятой и медом. [Пауза 10 сек].</w:t>
+        <w:t>[Нитка А1: Таежная изба в лесу]</w:t>
         <w:br/>
-        <w:t>Вы садитесь в глубокое, мягкое кресло. [Пауза 5 сек]. Почувствуйте, как расслабляются ваши плечи. Они опускаются на сантиметр, затем еще на один. Нижняя челюсть расслаблена. [Пауза 5 сек]. Сделайте глубокий, медленный брюшной вдох — живот надувается, как шар — и долгий выдох. Вы словно сбросили с плеч тяжелый, набитый камнями рюкзак, который таскали весь день. [Пауза 8 сек].</w:t>
+        <w:t xml:space="preserve">Ты переносишься в просторную бревенчатую избу в тихом сосновом лесу. </w:t>
+        <w:br/>
+        <w:t xml:space="preserve">Здесь горит мягкий медовый свет старого абажура. </w:t>
+        <w:br/>
+        <w:t xml:space="preserve">В каменной печи мерно потрескивают березовые дрова, разливая волны густого тепла. </w:t>
+        <w:br/>
+        <w:t xml:space="preserve">На столе дымится кружка с горячим чаем из чабреца и мяты. </w:t>
+        <w:br/>
+        <w:t xml:space="preserve">Ты садишься в мягкое кресло. Плечи опускаются. Челюсть расслабляется. </w:t>
+        <w:br/>
+        <w:t>Сделай глубокий вдох животом — и долгий выдох, словно сбросила тяжелый рюкзак после многочасового перехода. [Пауза 6 сек]</w:t>
         <w:br/>
         <w:br/>
-        <w:t>И теперь, из этого состояния глубокого, теплого покоя, вспомните слова: «Дом — это не поле битвы». [Пауза 5 сек]. Посмотрите на партнера, который сейчас тоже находится в этом доме. [Пауза 5 сек]. Здесь не нужно обороняться. Не нужно доказывать свою правоту. Не нужно держать марку. [Пауза 7 сек].</w:t>
+        <w:t>[Нитка В: Ядро транса — Дом не поле битвы]</w:t>
         <w:br/>
-        <w:t>Партнер напротив вас — это не соперник. Это не критик. Это просто такой же уставший за день товарищ. Вы в одной лодке. [Пауза 8 сек]. Представьте, как вся ваша вечерняя колючесть, вся эта защитная броня сарказма и придирок, тает, словно воск от свечи в тепле этой комнаты. [Пауза 5 сек]. Вы снимаете забрало. Вы разрешаете себе быть просто человеком: мягким, теплым, уязвимым, ищущим покоя рядом с тем, кого выбрали. [Пауза 10 сек].</w:t>
+        <w:t xml:space="preserve">И теперь вспомни: Дом — это не поле битвы. </w:t>
+        <w:br/>
+        <w:t xml:space="preserve">Посмотри на человека, который рядом. </w:t>
+        <w:br/>
+        <w:t xml:space="preserve">Здесь не нужно держать оборону, не нужно доказывать свою правоту. </w:t>
+        <w:br/>
+        <w:t xml:space="preserve">Тот, кто напротив тебя — это не соперник. Это твой уставший спутник. Вы плывете в одной лодке. </w:t>
+        <w:br/>
+        <w:t xml:space="preserve">Представь, как вся вечерняя колючесть, весь сарказм и придирки тают, как воск от огня. </w:t>
+        <w:br/>
+        <w:t>Ты снимаешь забрало и разрешаешь себе быть мягкой, уязвимой, ищущей тепла рядом с тем, кого выбрала. [Пауза 7 сек]</w:t>
         <w:br/>
         <w:br/>
-        <w:t>Почувствуйте свои ладони. Они теплые, мягкие, открытые. Ваши руки не сжаты в кулаки, они готовы обнимать. [Пауза 5 сек]. Послушайте свой пульс: он ровный, спокойный, ритмичный. Сердце бьется глубоко и уверенно. [Пауза 8 сек].</w:t>
+        <w:t>[Закрытие Б2 &amp; А2: Теплые ладони и контакт]</w:t>
         <w:br/>
-        <w:t>За окном стоят вековые, молчаливые сосны. Они охраняют ваш покой. В руках у вас — шершавая, согревающая кружка с чаем. А в груди — согревающий, тихий, благодарный взгляд на вашего близкого человека. [Пауза 10 сек].</w:t>
+        <w:t xml:space="preserve">Твои ладони теплые, мягкие, раскрытые. Они готовы касаться и обнимать. </w:t>
         <w:br/>
-        <w:t>Вы в безопасности. Вы вместе. Сделайте еще один глубокий вдох. Почувствуйте опору под собой. И, когда будете готовы, мягко откройте глаза. Добрый вечер. Завтра будет новый день, а сейчас — время тепла. [Музыкальное завершение — Пауза 5 сек]</w:t>
+        <w:t xml:space="preserve">Сердце бьется ровно и глубоко. </w:t>
+        <w:br/>
+        <w:t xml:space="preserve">За окном тихо шумят вековые сосны, охраняя ваш покой. В руках — тепло кружки. А в сердце — благодарный, теплый взгляд на близкого. </w:t>
+        <w:br/>
+        <w:t xml:space="preserve">Вы вместе. Вы справились. </w:t>
+        <w:br/>
+        <w:t>Сделай вдох... потянись... и мягко открывай глаза. Добрый вечер. Время тепла. [Музыкальное завершение — Пауза 5 сек]</w:t>
       </w:r>
     </w:p>
     <w:sectPr>

--- a/baza/медитации_и_аудио/МЕДИТАЦИИ_СЦЕНАРИЙ_3_МЫ_ВМЕСТЕ_МАГИГ.docx
+++ b/baza/медитации_и_аудио/МЕДИТАЦИИ_СЦЕНАРИЙ_3_МЫ_ВМЕСТЕ_МАГИГ.docx
@@ -69,15 +69,15 @@
           <w:rFonts w:ascii="Calibri" w:hAnsi="Calibri"/>
           <w:sz w:val="19"/>
         </w:rPr>
-        <w:t>• Главная мишень: Снятие защитного панциря бытовых претензий, растворение обид, переход от войны к контакту.</w:t>
+        <w:t>• Главная мишень: Мягкое растворение бытовых обид, снятие защитного панциря, переход от взаимных претензий к бережному контакту.</w:t>
         <w:br/>
-        <w:t>• Соматический фокус: Растрескивание глиняного панциря, погружение в горячий минеральный источник в хвойном лесу, расслабление челюсти и воротниковой зоны.</w:t>
+        <w:t>• Соматический фокус: Мягкое осыпание дневной суеты, теплое погружение в минеральные воды в лесу, расслабление жевательных мышц и плеч.</w:t>
         <w:br/>
-        <w:t>• Терапевтический результат: Выход из войны «нападающий — убегающий». Понимание закона сообщающихся сосудов (за шипами партнера — усталость и крик о тепле).</w:t>
+        <w:t>• Терапевтический результат: Таяние льда вокруг сердца. Понимание закона сообщающихся сосудов: за бытовыми уколами партнера стоит усталость и нехватка тепла.</w:t>
         <w:br/>
-        <w:t>• Параметры начитки: Хронометраж 12–14 мин (~1100 слов) | Музыка FlowMusic 528 Hz, До мажор</w:t>
+        <w:t>• Параметры начитки: Хронометраж 12–14 мин (~1050 слов) | Музыка FlowMusic 528 Hz, До мажор</w:t>
         <w:br/>
-        <w:t>• Архитектура Косички: А1 (Ночной хвойный лес и пар горячего источника) ➔ Б1 (Погружение в целебную минеральную воду, расслабление жевательных мышц) ➔ В (Ядро: Таяние ледяной корки сердца, закон сообщающихся сосудов, переход к уязвимости) ➔ Б2 (Невесомость тела в воде) ➔ А2 (Шерстяной теплый плед на берегу под соснами)</w:t>
+        <w:t>• Архитектура Косички: А1 (Ночной сосновый бор и термальный источник) ➔ Б1 (Погружение в целебную теплую воду, мягкая челюсть) ➔ В (Ядро: Таяние ледяной корки сердца, закон сообщающихся сосудов, переход к уязвимости и теплу) ➔ Б2 (Невесомость и мягкость тела) ➔ А2 (Шерстяной пушистый плед на берегу)</w:t>
       </w:r>
     </w:p>
     <w:p>
@@ -89,95 +89,94 @@
           <w:rFonts w:ascii="Calibri" w:hAnsi="Calibri"/>
           <w:sz w:val="21"/>
         </w:rPr>
-        <w:t>[Музыкальное вступление: исцеляющий теплый фон 528 Гц — Пауза 6 сек]</w:t>
+        <w:t>[Музыкальное вступление: мягкий, целебный фон 528 Гц — Пауза 6 сек]</w:t>
         <w:br/>
         <w:br/>
-        <w:t>Устраивайся так, чтобы твое тело нашло свою идеальную опору. Закрой глаза. [Пауза 4 сек]</w:t>
+        <w:t>Здравствуй. [Пауза 3 сек]</w:t>
         <w:br/>
-        <w:t xml:space="preserve">Почувствуй, как сейчас на твоих плечах, на лице, на груди лежит высохший за день жесткий глиняный панцирь забот. </w:t>
+        <w:t>Позволь себе расположиться так, чтобы тело почувствовало настоящую опору и покой. [Пауза 4 сек]</w:t>
         <w:br/>
-        <w:t>Эта корка мелких стычек, бытовой суеты, резких интонаций стягивает тело. [Пауза 4 сек]</w:t>
+        <w:t xml:space="preserve">Это время принадлежит только тебе. </w:t>
         <w:br/>
-        <w:t xml:space="preserve">Сделай глубокий вдох... и с длинным выдохом почувствуй, как эта сухая глина начинает растрескиваться. </w:t>
+        <w:t>Сделай мягкий вдох носом... и длинный, теплый, отпускающий выдох. [Пауза 4 сек]</w:t>
         <w:br/>
-        <w:t>Она лопается и осыпается вниз, кусок за куском, освобождая твое живое, свободное дыхание. Осколки дневного напряжения падают и превращаются в пыль. [Пауза 6 сек]</w:t>
+        <w:br/>
+        <w:t xml:space="preserve">Представь, как все напряжение прошедшего дня, мелкие бытовые уколы, резкие слова — начинают мягко осыпаться с твоих плеч, как сухие песчинки. </w:t>
+        <w:br/>
+        <w:t>Они падают на пол и растворяются, освобождая твое дыхание. [Пауза 5 сек]</w:t>
         <w:br/>
         <w:br/>
         <w:t>[Нитка А1: Ночной хвойный лес и термальный источник]</w:t>
         <w:br/>
-        <w:t xml:space="preserve">Ты переносишься в ночной, бескрайний хвойный лес. </w:t>
+        <w:t xml:space="preserve">И сквозь этот покой представь... что ты оказываешься в тихом, ночном хвойном лесу. </w:t>
         <w:br/>
-        <w:t xml:space="preserve">Вдохни этот воздух. Он густой, прохладный, пахнет хвоей, смолой и влажным мхом. </w:t>
+        <w:t xml:space="preserve">Воздух здесь свежий, пахнет смолой, хвоей и влажной землей. Над головой раскинулось высокое звездное небо. </w:t>
         <w:br/>
-        <w:t xml:space="preserve">Над тобой — бездонное звездное небо. Ты идешь босиком по мягкому ковру из сосновых иголок. Каждый шаг заземляет и забирает суету. </w:t>
+        <w:t xml:space="preserve">Ты идешь по мягкому мху и выходишь к природному минеральному источнику. </w:t>
         <w:br/>
-        <w:t xml:space="preserve">Впереди, среди темных стволов вековых сосен, поднимается клубящийся теплый пар. </w:t>
+        <w:t xml:space="preserve">Над темной водой клубится мягкий, согревающий пар. Вода бьет из глубины земли, храня природное тепло. </w:t>
         <w:br/>
-        <w:t xml:space="preserve">Ты выходишь к природному минеральному источнику. Горячая вода бьет из самых недр земли, нагретая подземным теплом. </w:t>
-        <w:br/>
-        <w:t>Ты медленно входишь в эту темную, шелковистую, согревающую воду. [Пауза 7 сек]</w:t>
+        <w:t>Ты медленно входишь в эту шелковистую, бархатную воду. [Пауза 7 сек]</w:t>
         <w:br/>
         <w:br/>
-        <w:t>[Нитка Б1: Погружение и снятие обороны]</w:t>
+        <w:t>[Нитка Б1: Погружение и мягкое расслабление]</w:t>
         <w:br/>
-        <w:t xml:space="preserve">Вода обнимает ступни, икры, бедра... Ты погружаешься по самую грудь. </w:t>
+        <w:t xml:space="preserve">Теплая вода обнимает стопы, колени, поднимается до груди. </w:t>
         <w:br/>
-        <w:t xml:space="preserve">Эта горячая минеральная вода — как жидкий бархат. </w:t>
+        <w:t xml:space="preserve">Почувствуй, как в этом тепле мягко расслабляется лицо. </w:t>
         <w:br/>
-        <w:t xml:space="preserve">Почувствуй, как в этом тепле плавится мышечная броня. Жевательные мышцы — стальные тиски, в которых ты держала невысказанное раздражение — разжимаются. Нижняя челюсть тяжело и расслабленно отвисает. </w:t>
+        <w:t xml:space="preserve">Размыкаются зубы, нижняя челюсть становится абсолютно свободной. </w:t>
         <w:br/>
-        <w:t xml:space="preserve">Тепло проникает в плечи и воротниковую зону. Свинцовый груз контроля стекает в воду и растворяется без следа. Разглаживается лоб. </w:t>
+        <w:t xml:space="preserve">Плечи опускаются, отдавая воде всю скопившуюся тяжесть контроля. </w:t>
         <w:br/>
-        <w:t>Здесь не от кого защищаться. Война окончена. [Пауза 7 сек]</w:t>
+        <w:t>Здесь не нужно обороняться. Здесь можно быть просто собой. [Пауза 7 сек]</w:t>
         <w:br/>
         <w:br/>
         <w:t>[Нитка В: Ядро транса — Таяние льда и Сообщающиеся сосуды]</w:t>
         <w:br/>
-        <w:t xml:space="preserve">И теперь, в этой невесомости, обрати внимание на центр своей груди. </w:t>
+        <w:t xml:space="preserve">И теперь обрати внимание на область сердца. </w:t>
         <w:br/>
-        <w:t xml:space="preserve">Там, вокруг сердца, за дни споров намерзла тонкая, но колючая ледяная корка взаимных претензий. </w:t>
+        <w:t xml:space="preserve">Иногда после ссор там образуется тонкая ледяная корочка обид. </w:t>
         <w:br/>
-        <w:t xml:space="preserve">Позволь горячей целебной воде коснуться этого льда. </w:t>
+        <w:t xml:space="preserve">Позволь теплу целебной воды мягко прикоснуться к ней. </w:t>
         <w:br/>
-        <w:t>Почувствуй, как лед начинает истончаться и таять. Капля за каплей. [Пауза 5 сек]</w:t>
+        <w:t>Почувствуй, как лед начинает плавно таять. Капля за каплей. [Пауза 5 сек]</w:t>
         <w:br/>
         <w:br/>
         <w:t xml:space="preserve">Вспомни закон сообщающихся сосудов. </w:t>
         <w:br/>
-        <w:t xml:space="preserve">Посмотри сквозь тающий лед на своего партнера. </w:t>
+        <w:t xml:space="preserve">Посмотри сквозь это тепло на своего партнера. </w:t>
         <w:br/>
-        <w:t xml:space="preserve">Осознай простую и глубокую истину: за каждым его резким словом, за бытовой претензией или глухой стеной отчуждения прячется вовсе не желание сделать больно. </w:t>
+        <w:t xml:space="preserve">Осознай: за его раздражением или молчанием часто прячется не желание задеть, а простая человеческая усталость. </w:t>
         <w:br/>
-        <w:t xml:space="preserve">За этим фасадом прячется крик о нехватке тепла. Обычная человеческая усталость и страх оказаться отвергнутым. </w:t>
+        <w:t xml:space="preserve">Страх быть непонятым или ненужным. </w:t>
         <w:br/>
-        <w:t xml:space="preserve">Его колючки — это паника замерзающего путника. </w:t>
+        <w:t xml:space="preserve">Его колючие слова — это попытка защититься от холода. </w:t>
         <w:br/>
-        <w:t xml:space="preserve">И когда ты это видишь, война исчезает. Ледяной щит тает без остатка. </w:t>
+        <w:t xml:space="preserve">И когда ты это видишь, потребность воевать исчезает. Ледяной панцирь тает без следа. </w:t>
         <w:br/>
-        <w:t>Вместо глухой обороны рождается живая, теплая уязвимость: вы не враги на поле боя, вы — два уставших спутника у одного костра. [Пауза 8 сек]</w:t>
+        <w:t>Вы — не соперники. Вы два близких человека у одного теплого очага. [Пауза 8 сек]</w:t>
         <w:br/>
         <w:br/>
-        <w:t>[Закрытие Б2: Невесомость и покой]</w:t>
+        <w:t>[Закрытие Б2: Невесомость в теле]</w:t>
         <w:br/>
-        <w:t xml:space="preserve">Твое тело становится абсолютно невесомым в теплой воде. </w:t>
+        <w:t xml:space="preserve">Твое тело становится невесомым и мягким. </w:t>
         <w:br/>
-        <w:t>Покой и мягкость проникают в каждую клетку. Дыхание широкое, свободное и ровное. [Пауза 6 сек]</w:t>
+        <w:t>Дыхание течет глубоко и свободно. Внутри разливается покой. [Пауза 6 сек]</w:t>
         <w:br/>
         <w:br/>
         <w:t>[Закрытие А2: Теплый плед на берегу]</w:t>
         <w:br/>
-        <w:t xml:space="preserve">Ты неспешно выходишь на берег. Прохладный лесной воздух освежает, но внутри горит ровное тепло. </w:t>
+        <w:t xml:space="preserve">Ты выходишь на берег и укутываешься в мягкий, согревающий шерстяной плед. </w:t>
         <w:br/>
-        <w:t xml:space="preserve">Ты укутываешься в огромный, пушистый шерстяной плед. Запах хвои, ночная тишина, абсолютная безопасность. </w:t>
-        <w:br/>
-        <w:t>Ты наполнена миром и готова делиться теплом. [Пауза 6 сек]</w:t>
+        <w:t>Ночной лес тих и спокоен. Ты наполнена теплом и готова дарить это тепло в своей семье. [Пауза 6 сек]</w:t>
         <w:br/>
         <w:br/>
         <w:t>[Выход]</w:t>
         <w:br/>
-        <w:t xml:space="preserve">Сделай глубокий вдох... и выдох. Пошевели пальцами рук и ног. </w:t>
+        <w:t xml:space="preserve">Сделай глубокий вдох... мягкий выдох. </w:t>
         <w:br/>
-        <w:t>Сохрани эту мягкость в сердце и открывай глаза. Ты дома. [Музыкальное завершение — Пауза 6 сек]</w:t>
+        <w:t>Пошевели пальцами рук и ног. Открывай глаза с миром в душе. [Музыкальное завершение — Пауза 6 сек]</w:t>
       </w:r>
     </w:p>
     <w:p>
@@ -214,15 +213,15 @@
           <w:rFonts w:ascii="Calibri" w:hAnsi="Calibri"/>
           <w:sz w:val="19"/>
         </w:rPr>
-        <w:t>• Главная мишень: Избавление от накопленных взаимных упреков, сожжение амбарной книги долгов, обнуление прошлого.</w:t>
+        <w:t>• Главная мишень: Мягкое освобождение от груза прошлых обид, сожжение старых взаимных претензий, обретение чистого листа в отношениях.</w:t>
         <w:br/>
-        <w:t>• Соматический фокус: Подъем по каменным ступеням скалы, сдвиг и раскалывание гранитной плиты на груди, кристальный вдох.</w:t>
+        <w:t>• Соматический фокус: Снятие тяжести с грудины, глубокий свободный вдох, тепло в ладонях от костра обновления, расслабление плеч.</w:t>
         <w:br/>
-        <w:t>• Терапевтический результат: Полное эмоциональное прощение ради собственной свободы. Сожжение старых счетов, получение чистого свитка для союза.</w:t>
+        <w:t>• Терапевтический результат: Амнистия прошлых ошибок ради собственной свободы. Получение чистого свитка для написания новой главы союза.</w:t>
         <w:br/>
-        <w:t>• Параметры начитки: Хронометраж 12–14 мин (~1100 слов) | Музыка FlowMusic 432 Hz, Ре минор</w:t>
+        <w:t>• Параметры начитки: Хронометраж 12–14 мин (~1050 слов) | Музыка FlowMusic 432 Hz, Ре минор</w:t>
         <w:br/>
-        <w:t>• Архитектура Косички: А1 (Древний Зал Памяти в каменной библиотеке) ➔ Б1 (Сдвиг гранитной плиты с груди) ➔ В (Ядро: Амбарная книга долгов, выход на террасу и сожжение в костре обновления) ➔ Б2 (Кристальная чистота в легких и тепло в ладонях) ➔ А2 (Новый чистый пергамент для новой главы любви)</w:t>
+        <w:t>• Архитектура Косички: А1 (Древний Зал Памяти в каменной библиотеке) ➔ Б1 (Снятие тяжести с груди, легкий вдох) ➔ В (Ядро: Амбарная книга долгов, выход на террасу и мягкое сожжение страниц в Костре Обновления) ➔ Б2 (Кристальная чистота в легких, тепло в ладонях) ➔ А2 (Новый чистый пергамент для новой главы любви)</w:t>
       </w:r>
     </w:p>
     <w:p>
@@ -234,87 +233,77 @@
           <w:rFonts w:ascii="Calibri" w:hAnsi="Calibri"/>
           <w:sz w:val="21"/>
         </w:rPr>
-        <w:t>[Музыкальное вступление: глубокий фон 432 Гц — Пауза 6 сек]</w:t>
+        <w:t>[Музыкальное вступление: глубокий, мягкий фон 432 Гц — Пауза 6 сек]</w:t>
         <w:br/>
         <w:br/>
-        <w:t>Сделай медленный вдох... и долгий, тягучий выдох. Закрой глаза. [Пауза 4 сек]</w:t>
+        <w:t>Здравствуй. [Пауза 3 сек]</w:t>
         <w:br/>
-        <w:t xml:space="preserve">Представь, что ты стоишь у подножия древней монолитной скалы. </w:t>
+        <w:t>Позволь себе расположиться свободно и спокойно. Закрой глаза. [Пауза 4 сек]</w:t>
         <w:br/>
-        <w:t xml:space="preserve">Вверх уходят широкие каменные ступени, вырубленные прямо в базальте века назад. </w:t>
+        <w:t xml:space="preserve">Сделай медленный вдох... и мягкий, долгий выдох. </w:t>
         <w:br/>
-        <w:t xml:space="preserve">Ты начинаешь подъем. Каждый шаг дается ровно и размеренно. С каждым шагом суета остается внизу. </w:t>
-        <w:br/>
-        <w:t>Ты поднимаешься туда, где воздух становится кристально чистым. Ты идешь в Зал Памяти. [Пауза 7 сек]</w:t>
+        <w:t>Сегодня мы бережно отпустим тени прошлого, чтобы освободить место для нового дыхания. [Пауза 5 сек]</w:t>
         <w:br/>
         <w:br/>
         <w:t>[Нитка А1: Зал Памяти в каменной библиотеке]</w:t>
         <w:br/>
-        <w:t xml:space="preserve">На самой вершине открываются массивные кованые двери. </w:t>
+        <w:t xml:space="preserve">Представь, что ты поднимаешься по древним каменным ступеням на вершину тихой скалы. </w:t>
         <w:br/>
-        <w:t xml:space="preserve">Ты входишь в исполинскую полукруглую библиотеку. Вдоль каменных стен тянутся полки с бесконечными рядами тяжелых пыльных фолиантов. </w:t>
+        <w:t xml:space="preserve">Там открываются двери в Зал Памяти — старинную библиотеку, где на полках хранятся воспоминания. </w:t>
         <w:br/>
-        <w:t>Это архивы твоей памяти. [Пауза 6 сек]</w:t>
+        <w:t>Воздух здесь спокоен и чист. [Пауза 6 сек]</w:t>
         <w:br/>
         <w:br/>
-        <w:t>[Нитка Б1: Сброс гранитной плиты с грудины]</w:t>
+        <w:t>[Нитка Б1: Освобождение грудной клетки]</w:t>
         <w:br/>
-        <w:t xml:space="preserve">Почувствуй, как на твоей грудине, прямо на солнечном сплетении, лежит невидимая, но тяжелая гранитная плита. </w:t>
+        <w:t xml:space="preserve">Почувствуй, как тяжесть старых обид и невысказанных упреков мягко отступает от твоего сердца. </w:t>
         <w:br/>
-        <w:t xml:space="preserve">Это груз старых обид: невысказанные упреки, проглоченные слезы, затаенная злость. Этот камень мешал тебе дышать полной грудью. </w:t>
+        <w:t xml:space="preserve">Сделай глубокий вдох — и ощути, как ребра расширяются, а старая скованность уходит. </w:t>
         <w:br/>
-        <w:t xml:space="preserve">Подойди к дубовому столу в центре зала. Положи на него руки. </w:t>
-        <w:br/>
-        <w:t xml:space="preserve">Сделай мощный вдох — и почувствуй, как гранитная плита сдвигается с твоей груди. Она соскальзывает и с грохотом раскалывается на каменном полу. </w:t>
-        <w:br/>
-        <w:t>Первый настоящий, глубокий вдох свободы наполняет твои легкие до самых краев. [Пауза 7 сек]</w:t>
+        <w:t>Свободный, чистый вдох наполняет твои легкие до самых краев. [Пауза 6 сек]</w:t>
         <w:br/>
         <w:br/>
-        <w:t>[Нитка В: Ядро транса — Сожжение книги взаимных долгов]</w:t>
+        <w:t>[Нитка В: Ядро транса — Амнистия и Костер Обновления]</w:t>
         <w:br/>
-        <w:t xml:space="preserve">На столе перед тобой лежит она. Огромная амбарная книга в потертом кожаном переплете. </w:t>
+        <w:t xml:space="preserve">На дубовом столе лежит старая книга взаимных счетов и припоминаний: «кто что сказал», «кто больше сделал». </w:t>
         <w:br/>
-        <w:t xml:space="preserve">Это книга взаимных долгов и припоминаний: «а ты тогда сказал...», «а я отдала больше...», «а ты не оценил...». Бесконечная бухгалтерия боли. </w:t>
+        <w:t xml:space="preserve">Эта книга тянет назад и мешает идти вперед. </w:t>
         <w:br/>
-        <w:t xml:space="preserve">Ты берешь этот тяжелый фолиант и выходишь на открытую каменную террасу. </w:t>
-        <w:br/>
-        <w:t xml:space="preserve">Там, в гигантской бронзовой чаше, ревет и гудит первобытный Костер Обновления. </w:t>
+        <w:t xml:space="preserve">Ты берешь ее и выходишь на открытую каменную террасу, где в бронзовой чаше горит ясный Костер Обновления. </w:t>
         <w:br/>
         <w:br/>
-        <w:t xml:space="preserve">Осознай: пока ты хранишь эти долги — ты сама сидишь в тюрьме, сторожа своего должника. </w:t>
+        <w:t xml:space="preserve">Осознай: прощение нужно прежде всего тебе самой — ради твоей свободы и легкости. </w:t>
         <w:br/>
-        <w:t xml:space="preserve">Ты открываешь книгу и вырываешь страницы с сухим треском. Бросаешь их в огонь. </w:t>
+        <w:t xml:space="preserve">Ты открываешь книгу и страница за страницей отпускаешь старые долги в огонь. </w:t>
         <w:br/>
-        <w:t xml:space="preserve">Бумага вспыхивает мгновенно, превращаясь в черный пепел, который уносит ветер. </w:t>
+        <w:t xml:space="preserve">Бумага мягко сгорает, превращаясь в легкий пепел, который уносит вечерний ветер. </w:t>
         <w:br/>
-        <w:t xml:space="preserve">Ты сжигаешь главу за главой: старые ссоры, разочарования, взаимные счета. </w:t>
+        <w:t xml:space="preserve">Сгорают старые обиды, недопонимания, взаимные счета. </w:t>
         <w:br/>
-        <w:t xml:space="preserve">И бросаешь в огонь саму тяжелую обложку. Всё сгорает дотла. </w:t>
-        <w:br/>
-        <w:t>Произнеси про себя твердо: «Я объявляю полную амнистию. Не ради оправдания чужих ошибок, а ради своей свободы и чистоты нашего союза. Счета закрыты навсегда». [Пауза 8 сек]</w:t>
+        <w:t>Ты произносишь про себя: «Я закрываю эту книгу. Я объявляю полную амнистию. Прошлое остается позади. Я выбираю свободу и любовь». [Пауза 8 сек]</w:t>
         <w:br/>
         <w:br/>
-        <w:t>[Закрытие Б2: Кристальная чистота в теле]</w:t>
+        <w:t>[Закрытие Б2: Чистота в груди и тепло в ладонях]</w:t>
         <w:br/>
-        <w:t xml:space="preserve">Почувствуй кристальную, звенящую чистоту в груди. Твои легкие дышат свободно. </w:t>
+        <w:t xml:space="preserve">Почувствуй кристальную чистоту внутри. </w:t>
         <w:br/>
-        <w:t>В ладонях пульсирует живое тепло от огня. Прошлого больше нет в твоем теле. [Пауза 6 сек]</w:t>
+        <w:t>Дышится легко и свободно. В ладонях играет мягкое тепло огня. [Пауза 6 сек]</w:t>
         <w:br/>
         <w:br/>
-        <w:t>[Закрытие А2: Чистый свиток пергамента]</w:t>
+        <w:t>[Закрытие А2: Чистый пергамент союза]</w:t>
         <w:br/>
         <w:t xml:space="preserve">Ты возвращаешься в Зал Памяти. </w:t>
         <w:br/>
-        <w:t xml:space="preserve">На столе вместо старой книги лежит новый, чистый свиток из тонкого пергамента. </w:t>
+        <w:t xml:space="preserve">На столе лежит новый, чистый свиток тонкого пергамента. </w:t>
         <w:br/>
-        <w:t>Он пахнет свежестью. На нем нет ни строчки. Это новая глава ваших отношений, которую вы начнете писать с чистого листа. [Пауза 6 сек]</w:t>
+        <w:t>Это чистый лист для вашей новой главы отношений, без оглядки назад. [Пауза 6 сек]</w:t>
         <w:br/>
         <w:br/>
         <w:t>[Выход]</w:t>
         <w:br/>
-        <w:t xml:space="preserve">Сделай глубокий вдох, ощущая легкость в сердце... выдох. </w:t>
+        <w:t xml:space="preserve">Сделай глубокий вдох... спокойный выдох. </w:t>
         <w:br/>
-        <w:t>Пошевели пальцами. Возвращайся в настоящий момент. [Музыкальное завершение — Пауза 6 сек]</w:t>
+        <w:t>Пошевели пальцами. Открывай глаза, чувствуя легкость и обновление. [Музыкальное завершение — Пауза 6 сек]</w:t>
       </w:r>
     </w:p>
     <w:p>
@@ -328,7 +317,7 @@
           <w:color w:val="0E6E5D"/>
           <w:sz w:val="26"/>
         </w:rPr>
-        <w:t>🎧 3.3. АУДИОПРАКТИКА: «ТАЕЖНАЯ ИЗБА И СНЯТИЕ КОЛЬЧУГИ: ВОЗВРАЩЕНИЕ ТЕПЛА В ПАРЕ» (Бонус 1, 528 Hz)</w:t>
+        <w:t>🎧 3.3. АУДИОПРАКТИКА: «ТАЕЖНАЯ ИЗБА И ВОЗВРАЩЕНИЕ ТЕПЛА В ПАРЕ» (Бонус 1, 528 Hz)</w:t>
       </w:r>
     </w:p>
     <w:p>
@@ -351,15 +340,15 @@
           <w:rFonts w:ascii="Calibri" w:hAnsi="Calibri"/>
           <w:sz w:val="19"/>
         </w:rPr>
-        <w:t>• Главная мишень: Снятие социальной брони после работы, устранение вечерней колючести и стычек дома.</w:t>
+        <w:t>• Главная мишень: Мягкое переключение из рабочего напряжения в режим семейного уюта и доверия.</w:t>
         <w:br/>
-        <w:t>• Соматический фокус: Щелчок замка двери, сброс тяжелой кольчуги эго, расслабление челюсти и плеч, тепло в открытых ладонях.</w:t>
+        <w:t>• Соматический фокус: Щелчок замка двери, мягкое расслабление плеч и челюсти, глубокий выдох животом, раскрытые теплые ладони.</w:t>
         <w:br/>
-        <w:t>• Терапевтический результат: Осознание «Дом — не поле битвы. Мы на одной стороне, мы в одной лодке». Возвращение нежности и бережного контакта.</w:t>
+        <w:t>• Терапевтический результат: Осознание «Дом — это место мира, мы на одной стороне». Возвращение бережного и теплого контакта с близким.</w:t>
         <w:br/>
-        <w:t>• Параметры начитки: Хронометраж 9–11 мин (~850 слов) | Музыка FlowMusic 528 Hz, До мажор</w:t>
+        <w:t>• Параметры начитки: Хронометраж 8–10 мин (~800 слов) | Музыка FlowMusic 528 Hz, До мажор</w:t>
         <w:br/>
-        <w:t>• Архитектура Косички: А1 (Таежная изба в заснеженном лесу, медовый свет абажура) ➔ Б1 (Щелчок замка, сброс промерзшей кольчуги, расслабление челюсти) ➔ В (Ядро: «Дом — не поле боя, партнер — уставший спутник в одной лодке») ➔ Б2 (Теплые открытые ладони, ровный пульс) ➔ А2 (Шершавая кружка с чаем из трав и согревающий взгляд на близкого)</w:t>
+        <w:t>• Архитектура Косички: А1 (Таежная изба в тихом лесу, мягкий медовый абажур) ➔ Б1 (Щелчок замка, сброс дневных забот, расслабление лица) ➔ В (Ядро: «Дом — место мира, партнер — уставший спутник в одной лодке») ➔ Б2 (Теплые открытые ладони, ровный пульс) ➔ А2 (Шершавая кружка с чаем из трав, согревающий взгляд)</w:t>
       </w:r>
     </w:p>
     <w:p>
@@ -371,65 +360,53 @@
           <w:rFonts w:ascii="Calibri" w:hAnsi="Calibri"/>
           <w:sz w:val="21"/>
         </w:rPr>
-        <w:t>[Музыкальное вступление: уютный фон 528 Гц — Пауза 4 сек]</w:t>
+        <w:t>[Музыкальное вступление: уютный, мягкий фон 528 Гц — Пауза 4 сек]</w:t>
         <w:br/>
         <w:br/>
-        <w:t>Сделай спокойный вдох... Закрой глаза. [Пауза 3 сек]</w:t>
+        <w:t>Здравствуй. [Пауза 3 сек]</w:t>
         <w:br/>
-        <w:t xml:space="preserve">Услышь этот звук: мягкий, плотный щелчок замка входной двери. </w:t>
+        <w:t xml:space="preserve">Сделай спокойный вдох... и закрой глаза. </w:t>
         <w:br/>
-        <w:t xml:space="preserve">Дверь закрылась. И этим щелчком мгновенно отрезается весь агрессивный шум мегаполиса: пробки, рабочие задачи, требования, чужие взгляды. </w:t>
+        <w:t xml:space="preserve">Услышь мягкий щелчок замка входной двери. </w:t>
         <w:br/>
-        <w:t xml:space="preserve">Остановись в прихожей своего сознания. </w:t>
+        <w:t xml:space="preserve">Дверь закрылась, отрезая шум города, суету и рабочие требования. </w:t>
         <w:br/>
-        <w:t xml:space="preserve">Почувствуй, как на тебе надета тяжелая, промерзшая на ветру кольчуга социальной роли: добытчика, руководителя, бойца. </w:t>
-        <w:br/>
-        <w:t xml:space="preserve">Сделай выдох — и мысленно расстегни пряжки этой брони. </w:t>
-        <w:br/>
-        <w:t>Позволь ей со звоном упасть на пол. Оставь ее за порогом. Дома она не нужна. [Пауза 6 сек]</w:t>
+        <w:t>Оставь всю социальную броню за порогом. Дома она тебе не нужна. [Пауза 5 сек]</w:t>
         <w:br/>
         <w:br/>
         <w:t>[Нитка А1: Таежная изба в лесу]</w:t>
         <w:br/>
-        <w:t xml:space="preserve">Ты переносишься в просторную бревенчатую избу в тихом сосновом лесу. </w:t>
+        <w:t xml:space="preserve">Представь просторную деревянную избу в сосновом лесу. </w:t>
         <w:br/>
-        <w:t xml:space="preserve">Здесь горит мягкий медовый свет старого абажура. </w:t>
+        <w:t xml:space="preserve">Здесь горит мягкий медовый свет абажура. В печи уютно потрескивают дрова. </w:t>
         <w:br/>
-        <w:t xml:space="preserve">В каменной печи мерно потрескивают березовые дрова, разливая волны густого тепла. </w:t>
+        <w:t xml:space="preserve">На столе дымится чай с чабрецом и мятой. </w:t>
         <w:br/>
-        <w:t xml:space="preserve">На столе дымится кружка с горячим чаем из чабреца и мяты. </w:t>
+        <w:t xml:space="preserve">Ты садишься в удобное кресло. Плечи опускаются. Челюсть расслабляется. </w:t>
         <w:br/>
-        <w:t xml:space="preserve">Ты садишься в мягкое кресло. Плечи опускаются. Челюсть расслабляется. </w:t>
-        <w:br/>
-        <w:t>Сделай глубокий вдох животом — и долгий выдох, словно сбросила тяжелый рюкзак после многочасового перехода. [Пауза 6 сек]</w:t>
+        <w:t>Глубокий вдох животом — и длинный, теплый выдох. [Пауза 6 сек]</w:t>
         <w:br/>
         <w:br/>
-        <w:t>[Нитка В: Ядро транса — Дом не поле битвы]</w:t>
+        <w:t>[Нитка В: Ядро транса — Дом как место мира]</w:t>
         <w:br/>
-        <w:t xml:space="preserve">И теперь вспомни: Дом — это не поле битвы. </w:t>
+        <w:t xml:space="preserve">Помни: дом — это место мира, а не поле битвы. </w:t>
         <w:br/>
-        <w:t xml:space="preserve">Посмотри на человека, который рядом. </w:t>
+        <w:t xml:space="preserve">Тот, кто рядом с тобой — это твой спутник, твой близкий человек. Вы плывете в одной лодке. </w:t>
         <w:br/>
-        <w:t xml:space="preserve">Здесь не нужно держать оборону, не нужно доказывать свою правоту. </w:t>
+        <w:t xml:space="preserve">Позволь вечернему раздражению растаять, как воску от свечи. </w:t>
         <w:br/>
-        <w:t xml:space="preserve">Тот, кто напротив тебя — это не соперник. Это твой уставший спутник. Вы плывете в одной лодке. </w:t>
-        <w:br/>
-        <w:t xml:space="preserve">Представь, как вся вечерняя колючесть, весь сарказм и придирки тают, как воск от огня. </w:t>
-        <w:br/>
-        <w:t>Ты снимаешь забрало и разрешаешь себе быть мягкой, уязвимой, ищущей тепла рядом с тем, кого выбрала. [Пауза 7 сек]</w:t>
+        <w:t>Здесь безопасно быть уязвимой, нежной и настоящей. [Пауза 7 сек]</w:t>
         <w:br/>
         <w:br/>
         <w:t>[Закрытие Б2 &amp; А2: Теплые ладони и контакт]</w:t>
         <w:br/>
-        <w:t xml:space="preserve">Твои ладони теплые, мягкие, раскрытые. Они готовы касаться и обнимать. </w:t>
+        <w:t xml:space="preserve">Твои ладони теплые и открытые. </w:t>
         <w:br/>
-        <w:t xml:space="preserve">Сердце бьется ровно и глубоко. </w:t>
+        <w:t xml:space="preserve">Сердце бьется спокойно и ровно. </w:t>
         <w:br/>
-        <w:t xml:space="preserve">За окном тихо шумят вековые сосны, охраняя ваш покой. В руках — тепло кружки. А в сердце — благодарный, теплый взгляд на близкого. </w:t>
+        <w:t xml:space="preserve">В руках — тепло кружки с чаем, а в душе — искренняя благодарность за этот дом и близкого человека. </w:t>
         <w:br/>
-        <w:t xml:space="preserve">Вы вместе. Вы справились. </w:t>
-        <w:br/>
-        <w:t>Сделай вдох... потянись... и мягко открывай глаза. Добрый вечер. Время тепла. [Музыкальное завершение — Пауза 5 сек]</w:t>
+        <w:t>Сделай вдох... потянись... и открывай глаза. Время тепла. [Музыкальное завершение — Пауза 5 сек]</w:t>
       </w:r>
     </w:p>
     <w:sectPr>

--- a/baza/медитации_и_аудио/МЕДИТАЦИИ_СЦЕНАРИЙ_3_МЫ_ВМЕСТЕ_МАГИГ.docx
+++ b/baza/медитации_и_аудио/МЕДИТАЦИИ_СЦЕНАРИЙ_3_МЫ_ВМЕСТЕ_МАГИГ.docx
@@ -28,9 +28,9 @@
           <w:color w:val="555555"/>
           <w:sz w:val="22"/>
         </w:rPr>
-        <w:t>Монументальный свод 4-х полных трансовых сессий по методу Анатолия Фёдорова (МАГиГ)</w:t>
-        <w:br/>
-        <w:t>Уникальный атлас метафор: Солнечная поляна, Термальный источник, Костер обновления в Зале Памяти и Таежная изба</w:t>
+        <w:t>Монументальный свод 4-х глубоких трансовых сессий по методу Анатолия Фёдорова (МАГиГ)</w:t>
+        <w:br/>
+        <w:t>Уникальный атлас метафор: Солнечная лесная поляна, Термальный источник в сосновом бору, Костер обновления в Зале Памяти и Таежная изба</w:t>
         <w:br/>
         <w:t>Спикер: Федоров Анатолий Игоревич (Семейный психолог, гипнолог, проректор МАГиГ)</w:t>
       </w:r>
@@ -71,13 +71,13 @@
         </w:rPr>
         <w:t>• Главная мишень: Снятие отчаяния и усталости после теста, выход из взаимных обвинений, первый шаг к восстановлению семейного тепла.</w:t>
         <w:br/>
-        <w:t>• Соматический фокус: Мягкая лесная поляна, сброс рюкзака обид в траву, свободное дыхание животом, расслабление воротниковой зоны.</w:t>
+        <w:t>• Соматический фокус: Ступенчатое расслабление, мягкая лесная поляна, сброс рюкзака обид в траву, свободное дыхание животом, расслабление воротниковой зоны.</w:t>
         <w:br/>
         <w:t>• Терапевтический результат: Обретение островка мира внутри себя: понимание, что за конфликтами живет потребность в принятии и любви.</w:t>
         <w:br/>
-        <w:t>• Параметры начитки: Хронометраж 8–10 мин (~750 слов) | Музыка FlowMusic 432 Hz, Ре минор | Мягкий голос</w:t>
-        <w:br/>
-        <w:t>• Архитектура Косички: А1 (Солнечная лесная поляна) ➔ Б1 (Сброс рюкзака, мягкая трава под спиной) ➔ В (Ядро: Внутренний островок мира и желание любви) ➔ Б2 (Тепло в груди) ➔ А2 (Защищенность леса)</w:t>
+        <w:t>• Параметры начитки: Хронометраж 14–16 мин (~1100 слов) | Музыка FlowMusic 432 Hz, Ре минор | Мягкий гармонизирующий голос</w:t>
+        <w:br/>
+        <w:t>• Архитектура Косички: А1 (Солнечная лесная поляна, пение птиц, теплый ветер) ➔ Б1 (Сброс рюкзака обид в траву, мягкая земля под спиной) ➔ В (Ядро: Внутренний островок мира, истинное желание любви за маской ссор) ➔ Б2 (Золотистое тепло в сердце и ладонях) ➔ А2 (Защищенность леса, ясный горизонт)</w:t>
       </w:r>
     </w:p>
     <w:p>
@@ -89,92 +89,152 @@
           <w:rFonts w:ascii="Calibri" w:hAnsi="Calibri"/>
           <w:sz w:val="21"/>
         </w:rPr>
-        <w:t>[Музыкальное вступление: мягкий, гармонизирующий фон 432 Гц — Пауза 6 сек]</w:t>
-        <w:br/>
-        <w:br/>
-        <w:t>Здравствуй. [Пауза 3 сек]</w:t>
-        <w:br/>
-        <w:t>Расположись так, чтобы телу было по-настоящему свободно и спокойно. [Пауза 4 сек]</w:t>
-        <w:br/>
-        <w:t xml:space="preserve">Ты прошла тест и увидела, сколько сил уходит на бытовые споры, обиды и охлаждение в отношениях. </w:t>
-        <w:br/>
-        <w:t xml:space="preserve">И первое, что важно понять: в этом нет твоей вины. </w:t>
-        <w:br/>
-        <w:t>Отношения проходят через этапы усталости, и то, что ты чувствуешь — это сигнал о том, что пора позаботиться о себе и вернуть тепло. [Пауза 5 сек]</w:t>
-        <w:br/>
-        <w:br/>
-        <w:t xml:space="preserve">Убедись, что тебя никто не отвлекает. </w:t>
-        <w:br/>
-        <w:t>Позволь себе несколько минут побыть в полной тишине. [Пауза 4 сек]</w:t>
-        <w:br/>
-        <w:br/>
-        <w:t>Сделай мягкий вдох носом... и протяжный, теплый выдох. [Пауза 4 сек]</w:t>
-        <w:br/>
-        <w:t xml:space="preserve">Почувствуй, как опора под спиной и ногами забирает накопившееся за день напряжение. </w:t>
-        <w:br/>
-        <w:t xml:space="preserve">Лицо разглаживается... </w:t>
-        <w:br/>
-        <w:t xml:space="preserve">Нижняя челюсть расслабляется, зубы размыкаются. </w:t>
-        <w:br/>
-        <w:t xml:space="preserve">Плечи опускаются, освобождая шею и воротниковую зону. </w:t>
-        <w:br/>
-        <w:t>Дыхание становится ровным, плавным и глубоким. [Пауза 6 сек]</w:t>
+        <w:t>[Музыкальное вступление: мягкий, обволакивающий, гармонизирующий фон 432 Гц — Пауза 8 сек]</w:t>
+        <w:br/>
+        <w:br/>
+        <w:t>Здравствуй. [Пауза 4 сек]</w:t>
+        <w:br/>
+        <w:t>Позволь себе расположиться так, чтобы твоему телу было по-настоящему свободно, удобно и спокойно. [Пауза 4 сек]</w:t>
+        <w:br/>
+        <w:t>И прежде всего просто помни: это время принадлежит только тебе. [Пауза 4 сек]</w:t>
+        <w:br/>
+        <w:t>Ты только что прошла тест... Ты увидела, сколько сил, нервов и душевного ресурса уходит на взаимные упреки, бытовые стычки, на это тягостное чувство одиночества вдвоем, когда в одном доме становится холодно и пусто. [Пауза 5 сек]</w:t>
+        <w:br/>
+        <w:t xml:space="preserve">И первое, что мне очень важно сказать тебе прямо сейчас: </w:t>
+        <w:br/>
+        <w:t>В этом нет твоей персональной вины. [Пауза 4 сек]</w:t>
+        <w:br/>
+        <w:t xml:space="preserve">Семья и долгие отношения — это живой организм, который проходит через кризисы, усталость и периоды охлаждения. </w:t>
+        <w:br/>
+        <w:t>То, что ты чувствуешь сейчас — это не крах. Это просто сигнал о том, что старые способы общения себя исчерпали, и пришло время позаботиться о себе, вернуть себе внутреннюю опору и тепло. [Пауза 5 сек]</w:t>
+        <w:br/>
+        <w:t>И прямо здесь ты можешь позволить себе на несколько минут выйти из этой изматывающей борьбы. Сложить оружие и просто глубоко выдохнуть. [Пауза 6 сек]</w:t>
+        <w:br/>
+        <w:br/>
+        <w:t xml:space="preserve">Найди место, где тебя никто не потревожит. Отложи телефон. </w:t>
+        <w:br/>
+        <w:t>Убедись, что ты в тишине и безопасности. [Пауза 4 сек]</w:t>
+        <w:br/>
+        <w:t xml:space="preserve">Пусть эти минуты станут островком абсолютного мира для твоей души. </w:t>
+        <w:br/>
+        <w:t xml:space="preserve">Пространством, где тебе не нужно ничего доказывать, не нужно обороняться или оправдываться. </w:t>
+        <w:br/>
+        <w:t xml:space="preserve">Ты можешь сидеть, чувствуя надежную опору пола под стопами... А можешь облокотиться на спинку дивана или лечь. </w:t>
+        <w:br/>
+        <w:t>Позволь опоре бережно держать тебя. [Пауза 6 сек]</w:t>
+        <w:br/>
+        <w:br/>
+        <w:t>Сделай один мягкий, свободный вдох носом... [Пауза 3 сек]</w:t>
+        <w:br/>
+        <w:t>И длинный, теплый, отпускающий выдох через полуоткрытые губы. [Пауза 5 сек]</w:t>
+        <w:br/>
+        <w:t xml:space="preserve">И пока этот выдох продолжается, почувствуй, как тяжесть прошедших дней начинает мягко стекать с твоего тела. </w:t>
+        <w:br/>
+        <w:t>С каждым вдохом и каждым выдохом расслабление наполняет тебя. [Пауза 5 сек]</w:t>
+        <w:br/>
+        <w:br/>
+        <w:t xml:space="preserve">Разглаживается лоб. Уходят морщинки напряжения между бровями. </w:t>
+        <w:br/>
+        <w:t xml:space="preserve">Виски становятся легкими и прохладными. </w:t>
+        <w:br/>
+        <w:t xml:space="preserve">Мышцы вокруг глаз расслабляются, веки тяжелеют. </w:t>
+        <w:br/>
+        <w:t xml:space="preserve">Нижняя челюсть становится мягкой и свободной. Разомкни зубы. </w:t>
+        <w:br/>
+        <w:t xml:space="preserve">Именно здесь годами копились невысказанные обиды, проглоченные слова и сдержанное раздражение. </w:t>
+        <w:br/>
+        <w:t>Отпусти их. Пусть лицо станет спокойным, мягким и безмятежным. [Пауза 6 сек]</w:t>
+        <w:br/>
+        <w:br/>
+        <w:t xml:space="preserve">Плечи плавно опускаются на сантиметр ниже, освобождая шею и воротниковую зону. </w:t>
+        <w:br/>
+        <w:t xml:space="preserve">Тяжелый груз семейного контроля и ответственности растворяется. </w:t>
+        <w:br/>
+        <w:t xml:space="preserve">Тепло течет по рукам... к локтям... к запястьям... в самые ладони. Ладони становятся мягкими и согреваются. </w:t>
+        <w:br/>
+        <w:t xml:space="preserve">Грудная клетка дышит свободно и просторно. Живот расслаблен. </w:t>
+        <w:br/>
+        <w:t xml:space="preserve">Волна покоя опускается по спине, к пояснице, бедрам и стопам. </w:t>
+        <w:br/>
+        <w:t>Дыхание находит свой природный, ровный ритм. Мысли плавно протекают мимо, как облака в тихий летний день. [Пауза 8 сек]</w:t>
         <w:br/>
         <w:br/>
         <w:t>[Нитка А1: Солнечная лесная поляна]</w:t>
         <w:br/>
-        <w:t xml:space="preserve">Представь, что ты выходишь на тихую, залитую мягким солнцем лесную поляну. </w:t>
-        <w:br/>
-        <w:t xml:space="preserve">Здесь цветут травы, поют птицы, воздух напоен теплом и покоем. </w:t>
-        <w:br/>
-        <w:t xml:space="preserve">Ты сбрасываешь с плеч тяжелый походный рюкзак с заботами и претензиями. </w:t>
-        <w:br/>
-        <w:t xml:space="preserve">Он падает в траву. Тебе больше не нужно нести этот груз в одиночку. </w:t>
-        <w:br/>
-        <w:t>Ты ложишься на теплую траву, раскинув руки. [Пауза 7 сек]</w:t>
+        <w:t xml:space="preserve">И сквозь этот мягкий покой представь... что ты выходишь на тихую, залитую ласковым солнцем лесную поляну. </w:t>
+        <w:br/>
+        <w:t xml:space="preserve">Здесь цветут дикие травы, поют птицы, воздух напоен ароматом цветов, согретой хвои и свежести. </w:t>
+        <w:br/>
+        <w:t xml:space="preserve">Ты идешь босиком по мягкой, шелковистой траве. </w:t>
+        <w:br/>
+        <w:t xml:space="preserve">За твоими плечами висел тяжелый походный рюкзак, доверху набитый недавними ссорами, бытовыми обидами и взаимными претензиями. </w:t>
+        <w:br/>
+        <w:t xml:space="preserve">Ты останавливаешься посреди поляны, расстегиваешь лямки и с глубоким выдохом сбрасываешь этот рюкзак в траву. </w:t>
+        <w:br/>
+        <w:t xml:space="preserve">Он падает. Тебе больше не нужно нести этот груз в одиночку. </w:t>
+        <w:br/>
+        <w:t>Ты ложишься на теплую, нагретую солнцем траву, раскинув руки в стороны. [Пауза 8 сек]</w:t>
         <w:br/>
         <w:br/>
         <w:t>[Нитка Б1: Расслабление тела на земле]</w:t>
         <w:br/>
-        <w:t xml:space="preserve">Почувствуй, как мягкая земля обнимает твою спину, плечи, руки. </w:t>
-        <w:br/>
-        <w:t xml:space="preserve">Она забирает всю горечь недавних споров, всю колкость и обиду. </w:t>
-        <w:br/>
-        <w:t>Каждая мышца твоего тела становится мягкой, живой и расслабленной. [Пауза 6 сек]</w:t>
-        <w:br/>
-        <w:br/>
-        <w:t>[Нитка В: Ядро транса — Островок мира]</w:t>
-        <w:br/>
-        <w:t xml:space="preserve">И в этой тишине ты понимаешь: </w:t>
-        <w:br/>
-        <w:t xml:space="preserve">За всеми конфликтами и бытовой суетой живет простое желание — быть услышанной, быть принятой и любить. </w:t>
-        <w:br/>
-        <w:t xml:space="preserve">Этот островок мира внутри тебя цел и невредим. </w:t>
-        <w:br/>
-        <w:t>И из этого покоя ты сможешь по-новому выстроить диалог и вернуть тепло в свой союз. [Пауза 7 сек]</w:t>
-        <w:br/>
-        <w:br/>
-        <w:t>[Закрытие Б2: Тепло в сердце]</w:t>
-        <w:br/>
-        <w:t xml:space="preserve">Мягкое золотистое тепло разливается в центре груди, согревая сердце. </w:t>
-        <w:br/>
-        <w:t>Дышать легко и свободно. Внутри наступает долгожданный мир. [Пауза 6 сек]</w:t>
-        <w:br/>
-        <w:br/>
-        <w:t>[Закрытие А2: Поляна и солнце]</w:t>
-        <w:br/>
-        <w:t xml:space="preserve">Солнце ласково согревает лицо. </w:t>
-        <w:br/>
-        <w:t>Лес вокруг дарит чувство глубокой защиты и стабильности. [Пауза 5 сек]</w:t>
+        <w:t xml:space="preserve">Почувствуй, как мягкая, живая земля бережно принимает твое тело. </w:t>
+        <w:br/>
+        <w:t xml:space="preserve">Она обнимает твою спину, плечи, руки. </w:t>
+        <w:br/>
+        <w:t xml:space="preserve">Она забирает всю горечь недавних споров, всю колкость, обиду и разочарование. </w:t>
+        <w:br/>
+        <w:t xml:space="preserve">Земля трансформирует любое напряжение в покой. </w:t>
+        <w:br/>
+        <w:t>Каждая мышца твоего тела становится мягкой, напитанной теплом и глубоким отдыхом. [Пауза 7 сек]</w:t>
+        <w:br/>
+        <w:br/>
+        <w:t>[Нитка В: Ядро транса — Островок мира внутри]</w:t>
+        <w:br/>
+        <w:t xml:space="preserve">И в этой звенящей тишине леса осознай самое главное: </w:t>
+        <w:br/>
+        <w:t xml:space="preserve">За всеми бытовыми конфликтами, за хлопнувшими дверями и холодными взглядами — всегда прячется одно и то же простое человеческое желание. </w:t>
+        <w:br/>
+        <w:t xml:space="preserve">Желание быть услышанной. Быть принятой. Чувствовать себя ценной и любить. </w:t>
+        <w:br/>
+        <w:t xml:space="preserve">И этот островок мира, любви и тепла внутри тебя — абсолютно цел. </w:t>
+        <w:br/>
+        <w:t xml:space="preserve">Его невозможно разрушить бытом или усталостью. Он с тобой. </w:t>
+        <w:br/>
+        <w:t>И именно из этого внутреннего покоя, из любви к себе ты сможешь по-новому выстроить контакт и вернуть тепло в свой дом. [Пауза 8 сек]</w:t>
+        <w:br/>
+        <w:br/>
+        <w:t>[Закрытие Б2: Золотое тепло в сердце]</w:t>
+        <w:br/>
+        <w:t xml:space="preserve">Мягкое золотистое тепло разливается в центре твоей груди. </w:t>
+        <w:br/>
+        <w:t xml:space="preserve">Оно согревает сердце, снимает ледяную скованность. </w:t>
+        <w:br/>
+        <w:t>Дышать легко, радостно и свободно. Внутри наступает глубокий, исцеляющий мир. [Пауза 7 сек]</w:t>
+        <w:br/>
+        <w:br/>
+        <w:t>[Закрытие А2: Поляна и ясный горизонт]</w:t>
+        <w:br/>
+        <w:t xml:space="preserve">Ласковое солнце согревает твое лицо. </w:t>
+        <w:br/>
+        <w:t xml:space="preserve">Лес вокруг дарит чувство защиты, надежности и стабильности. </w:t>
+        <w:br/>
+        <w:t>Ты наполнена силами. Ты готова к бережным переменам. [Пауза 6 сек]</w:t>
         <w:br/>
         <w:br/>
         <w:t>[Выход]</w:t>
         <w:br/>
-        <w:t xml:space="preserve">Сделай глубокий вдох... мягкий выдох. </w:t>
-        <w:br/>
-        <w:t xml:space="preserve">Потянись всем телом, чувствуя легкость и обновление. </w:t>
-        <w:br/>
-        <w:t>Открывай глаза. Ты готова к переменам. [Музыкальное завершение — Пауза 6 сек]</w:t>
+        <w:t>Сделай глубокий вдох, вбирая тепло и свежесть леса... [Пауза 3 сек]</w:t>
+        <w:br/>
+        <w:t>И спокойный, долгий выдох. [Пауза 4 сек]</w:t>
+        <w:br/>
+        <w:t xml:space="preserve">Пошевели пальцами рук и ног. </w:t>
+        <w:br/>
+        <w:t xml:space="preserve">Потянись всем телом, чувствуя легкость и обновление в каждой клетке. </w:t>
+        <w:br/>
+        <w:t xml:space="preserve">И открывай глаза. </w:t>
+        <w:br/>
+        <w:t>С возвращением. Впереди новый, теплый путь. [Музыкальное завершение — Пауза 8 сек]</w:t>
       </w:r>
     </w:p>
     <w:p>
@@ -199,19 +259,27 @@
       <w:r>
         <w:rPr>
           <w:rFonts w:ascii="Calibri" w:hAnsi="Calibri"/>
+          <w:b/>
+          <w:color w:val="C0392B"/>
+          <w:sz w:val="20"/>
+        </w:rPr>
+        <w:t>🧠 ТЕРАПЕВТИЧЕСКИЙ ПАСПОРТ И ПСИХОЛОГИЧЕСКИЕ МИШЕНИ</w:t>
+        <w:br/>
+      </w:r>
+      <w:r>
+        <w:rPr>
+          <w:rFonts w:ascii="Calibri" w:hAnsi="Calibri"/>
           <w:sz w:val="19"/>
         </w:rPr>
-        <w:t>🧠 ТЕРАПЕВТИЧЕСКИЙ ПАСПОРТ И ПСИХОЛОГИЧЕСКИЕ МИШЕНИ</w:t>
-        <w:br/>
-        <w:t>• Главная мишень: Мягкое растворение бытовых обид, снятие защитного панциря, переход от взаимных претензий к бережному контакту.</w:t>
-        <w:br/>
-        <w:t>• Соматический фокус: Мягкое осыпание дневной суеты, теплое погружение в минеральные воды в лесу, расслабление жевательных мышц и плеч.</w:t>
+        <w:t>• Главная мишень: Мягкое растворение бытовых обид, снятие защитного панциря претензий, переход от войны к бережному контакту.</w:t>
+        <w:br/>
+        <w:t>• Соматический фокус: Мягкое растрескивание и осыпание дневной суеты, теплое погружение в минеральные воды в лесу, расслабление жевательных мышц и плеч.</w:t>
         <w:br/>
         <w:t>• Терапевтический результат: Таяние льда вокруг сердца. Понимание закона сообщающихся сосудов: за бытовыми уколами партнера стоит усталость и нехватка тепла.</w:t>
         <w:br/>
-        <w:t>• Параметры начитки: Хронометраж 12–14 мин (~1050 слов) | Музыка FlowMusic 528 Hz, До мажор</w:t>
-        <w:br/>
-        <w:t>• Архитектура Косички: А1 (Ночной сосновый бор и термальный источник) ➔ Б1 (Погружение в целебную теплую воду, мягкая челюсть) ➔ В (Ядро: Таяние ледяной корки сердца, закон сообщающихся сосудов, переход к уязвимости и теплу) ➔ Б2 (Невесомость и мягкость тела) ➔ А2 (Шерстяной пушистый плед на берегу)</w:t>
+        <w:t>• Параметры начитки: Хронометраж 15–18 мин (~1250 слов) | Музыка FlowMusic 528 Hz, До мажор | Мягкий исцеляющий голос</w:t>
+        <w:br/>
+        <w:t>• Архитектура Косички: А1 (Ночной сосновый бор и пар горячего минерального источника) ➔ Б1 (Погружение в целебную теплую воду, мягкая челюсть, невесомость) ➔ В (Ядро: Таяние ледяной корки сердца, закон сообщающихся сосудов, переход к уязвимости и теплу) ➔ Б2 (Невесомость и мягкость тела) ➔ А2 (Шерстяной пушистый плед на берегу под соснами)</w:t>
       </w:r>
     </w:p>
     <w:p>
@@ -223,94 +291,137 @@
           <w:rFonts w:ascii="Calibri" w:hAnsi="Calibri"/>
           <w:sz w:val="21"/>
         </w:rPr>
-        <w:t>[Музыкальное вступление: мягкий, целебный фон 528 Гц — Пауза 6 сек]</w:t>
-        <w:br/>
-        <w:br/>
-        <w:t>Здравствуй. [Пауза 3 сек]</w:t>
-        <w:br/>
-        <w:t>Позволь себе расположиться так, чтобы тело почувствовало настоящую опору и покой. [Пауза 4 сек]</w:t>
+        <w:t>[Музыкальное вступление: мягкий, обволакивающий, целебный фон 528 Гц — Пауза 8 сек]</w:t>
+        <w:br/>
+        <w:br/>
+        <w:t>Здравствуй. [Пауза 4 сек]</w:t>
+        <w:br/>
+        <w:t>Позволь себе расположиться так, чтобы тело почувствовало настоящую опору, безопасность и покой. [Пауза 4 сек]</w:t>
         <w:br/>
         <w:t xml:space="preserve">Это время принадлежит только тебе. </w:t>
         <w:br/>
-        <w:t>Сделай мягкий вдох носом... и длинный, теплый, отпускающий выдох. [Пауза 4 сек]</w:t>
-        <w:br/>
-        <w:br/>
-        <w:t xml:space="preserve">Представь, как все напряжение прошедшего дня, мелкие бытовые уколы, резкие слова — начинают мягко осыпаться с твоих плеч, как сухие песчинки. </w:t>
-        <w:br/>
-        <w:t>Они падают на пол и растворяются, освобождая твое дыхание. [Пауза 5 сек]</w:t>
-        <w:br/>
-        <w:br/>
-        <w:t>[Нитка А1: Ночной хвойный лес и термальный источник]</w:t>
-        <w:br/>
-        <w:t xml:space="preserve">И сквозь этот покой представь... что ты оказываешься в тихом, ночном хвойном лесу. </w:t>
-        <w:br/>
-        <w:t xml:space="preserve">Воздух здесь свежий, пахнет смолой, хвоей и влажной землей. Над головой раскинулось высокое звездное небо. </w:t>
-        <w:br/>
-        <w:t xml:space="preserve">Ты идешь по мягкому мху и выходишь к природному минеральному источнику. </w:t>
-        <w:br/>
-        <w:t xml:space="preserve">Над темной водой клубится мягкий, согревающий пар. Вода бьет из глубины земли, храня природное тепло. </w:t>
-        <w:br/>
-        <w:t>Ты медленно входишь в эту шелковистую, бархатную воду. [Пауза 7 сек]</w:t>
-        <w:br/>
-        <w:br/>
-        <w:t>[Нитка Б1: Погружение и мягкое расслабление]</w:t>
-        <w:br/>
-        <w:t xml:space="preserve">Теплая вода обнимает стопы, колени, поднимается до груди. </w:t>
-        <w:br/>
-        <w:t xml:space="preserve">Почувствуй, как в этом тепле мягко расслабляется лицо. </w:t>
-        <w:br/>
-        <w:t xml:space="preserve">Размыкаются зубы, нижняя челюсть становится абсолютно свободной. </w:t>
-        <w:br/>
-        <w:t xml:space="preserve">Плечи опускаются, отдавая воде всю скопившуюся тяжесть контроля. </w:t>
-        <w:br/>
-        <w:t>Здесь не нужно обороняться. Здесь можно быть просто собой. [Пауза 7 сек]</w:t>
+        <w:t>Сделай мягкий вдох носом... [Пауза 3 сек]</w:t>
+        <w:br/>
+        <w:t>И длинный, теплый, отпускающий выдох. [Пауза 4 сек]</w:t>
+        <w:br/>
+        <w:br/>
+        <w:t xml:space="preserve">Представь, как всё напряжение прошедшего дня, мелкие бытовые стычки, резкие интонации, колючие взгляды — начинают мягко осыпаться с твоих плеч, как сухие песчинки. </w:t>
+        <w:br/>
+        <w:t>Они падают вниз и растворяются без следа, освобождая твое живое дыхание. [Пауза 5 сек]</w:t>
+        <w:br/>
+        <w:br/>
+        <w:t xml:space="preserve">Расслабляется лоб... виски. </w:t>
+        <w:br/>
+        <w:t xml:space="preserve">Глаза спокойно отдыхают под веками. </w:t>
+        <w:br/>
+        <w:t xml:space="preserve">Нижняя челюсть становится абсолютно мягкой и свободной. Зубы размыкаются. </w:t>
+        <w:br/>
+        <w:t xml:space="preserve">Плечи плавно опускаются чуть ниже, отдавая тяжесть прошедшего дня. </w:t>
+        <w:br/>
+        <w:t xml:space="preserve">Шея освобождается, а руки становятся теплыми и тяжелыми. </w:t>
+        <w:br/>
+        <w:t xml:space="preserve">Дыхание находит свой естественный, тихий, размеренный ритм. </w:t>
+        <w:br/>
+        <w:t>Мысли спокойно протекают мимо, как листья по тихой речной воде. [Пауза 7 сек]</w:t>
+        <w:br/>
+        <w:br/>
+        <w:t>[Нитка А1: Ночной сосновый бор и термальный источник]</w:t>
+        <w:br/>
+        <w:t xml:space="preserve">И сквозь этот мягкий покой представь... что ты оказываешься в тихом, ночном хвойном лесу. </w:t>
+        <w:br/>
+        <w:t xml:space="preserve">Воздух здесь кристально чистый, прохладный, пахнет смолой, хвоей и влажным мхом. </w:t>
+        <w:br/>
+        <w:t xml:space="preserve">Над головой раскинулось высокое, бездонное звездное небо. </w:t>
+        <w:br/>
+        <w:t xml:space="preserve">Ты идешь босиком по мягкому ковру из сосновых иголок. Каждый шаг приятно заземляет и забирает суету. </w:t>
+        <w:br/>
+        <w:t xml:space="preserve">Впереди, среди темных стволов вековых сосен, поднимается клубящийся мягкий пар. </w:t>
+        <w:br/>
+        <w:t xml:space="preserve">Ты выходишь к природному минеральному источнику. </w:t>
+        <w:br/>
+        <w:t xml:space="preserve">Горячая целебная вода бьет из самых недр земли, храня первозданное подземное тепло. </w:t>
+        <w:br/>
+        <w:t>Ты медленно, бережно входишь в эту темную, шелковистую, согревающую воду. [Пауза 8 сек]</w:t>
+        <w:br/>
+        <w:br/>
+        <w:t>[Нитка Б1: Погружение и снятие защитной брони]</w:t>
+        <w:br/>
+        <w:t xml:space="preserve">Теплая вода обнимает стопы, икры, колени... Ты плавно погружаешься по самую грудь. </w:t>
+        <w:br/>
+        <w:t xml:space="preserve">Эта горячая минеральная вода — как жидкий бархат. </w:t>
+        <w:br/>
+        <w:t xml:space="preserve">Почувствуй, как в этом тепле мягко растворяется вся мышечная броня. </w:t>
+        <w:br/>
+        <w:t xml:space="preserve">Жевательные мышцы — стальные тиски, в которых ты держала раздражение — разжимаются до конца. </w:t>
+        <w:br/>
+        <w:t xml:space="preserve">Нижняя челюсть тяжело и расслабленно отвисает. </w:t>
+        <w:br/>
+        <w:t xml:space="preserve">Тепло проникает в плечи и воротниковую зону. Свинцовый груз контроля стекает в воду и растворяется. </w:t>
+        <w:br/>
+        <w:t xml:space="preserve">Здесь не нужно держать оборону. Здесь не от кого защищаться. </w:t>
+        <w:br/>
+        <w:t>Ты можешь быть просто собой. [Пауза 8 сек]</w:t>
         <w:br/>
         <w:br/>
         <w:t>[Нитка В: Ядро транса — Таяние льда и Сообщающиеся сосуды]</w:t>
         <w:br/>
-        <w:t xml:space="preserve">И теперь обрати внимание на область сердца. </w:t>
-        <w:br/>
-        <w:t xml:space="preserve">Иногда после ссор там образуется тонкая ледяная корочка обид. </w:t>
-        <w:br/>
-        <w:t xml:space="preserve">Позволь теплу целебной воды мягко прикоснуться к ней. </w:t>
-        <w:br/>
-        <w:t>Почувствуй, как лед начинает плавно таять. Капля за каплей. [Пауза 5 сек]</w:t>
+        <w:t xml:space="preserve">И теперь, в этой невесомости, обрати внимание на центр своей груди. </w:t>
+        <w:br/>
+        <w:t xml:space="preserve">Там, вокруг сердца, за дни споров и непонимания намерзла тонкая ледяная корочка обид. </w:t>
+        <w:br/>
+        <w:t xml:space="preserve">Позволь горячей целебной воде мягко коснуться этого льда. </w:t>
+        <w:br/>
+        <w:t>Почувствуй, как лед начинает истончаться и плавно таять. Капля за каплей. [Пауза 6 сек]</w:t>
         <w:br/>
         <w:br/>
         <w:t xml:space="preserve">Вспомни закон сообщающихся сосудов. </w:t>
         <w:br/>
         <w:t xml:space="preserve">Посмотри сквозь это тепло на своего партнера. </w:t>
         <w:br/>
-        <w:t xml:space="preserve">Осознай: за его раздражением или молчанием часто прячется не желание задеть, а простая человеческая усталость. </w:t>
-        <w:br/>
-        <w:t xml:space="preserve">Страх быть непонятым или ненужным. </w:t>
-        <w:br/>
-        <w:t xml:space="preserve">Его колючие слова — это попытка защититься от холода. </w:t>
-        <w:br/>
-        <w:t xml:space="preserve">И когда ты это видишь, потребность воевать исчезает. Ледяной панцирь тает без следа. </w:t>
-        <w:br/>
-        <w:t>Вы — не соперники. Вы два близких человека у одного теплого очага. [Пауза 8 сек]</w:t>
-        <w:br/>
-        <w:br/>
-        <w:t>[Закрытие Б2: Невесомость в теле]</w:t>
-        <w:br/>
-        <w:t xml:space="preserve">Твое тело становится невесомым и мягким. </w:t>
-        <w:br/>
-        <w:t>Дыхание течет глубоко и свободно. Внутри разливается покой. [Пауза 6 сек]</w:t>
+        <w:t xml:space="preserve">Осознай простую и глубокую истину: </w:t>
+        <w:br/>
+        <w:t xml:space="preserve">За каждым его резким словом, за бытовой претензией или глухой стеной отчуждения прячется вовсе не желание сделать больно. </w:t>
+        <w:br/>
+        <w:t xml:space="preserve">За этим фасадом прячется обычная человеческая усталость. </w:t>
+        <w:br/>
+        <w:t xml:space="preserve">Страх оказаться непонятым, страх быть отвергнутым и крик о нехватке тепла. </w:t>
+        <w:br/>
+        <w:t xml:space="preserve">Его колючки — это паника замерзающего путника, который не знает, как согреться. </w:t>
+        <w:br/>
+        <w:t xml:space="preserve">И когда ты это видишь, потребность воевать исчезает. Ледяной щит тает без остатка. </w:t>
+        <w:br/>
+        <w:t>Вместо глухой обороны рождается живая, теплая уязвимость: вы не враги на поле боя, вы — два близких спутника у одного теплого очага. [Пауза 9 сек]</w:t>
+        <w:br/>
+        <w:br/>
+        <w:t>[Закрытие Б2: Невесомость и покой]</w:t>
+        <w:br/>
+        <w:t xml:space="preserve">Твое тело становится абсолютно невесомым в теплой воде. </w:t>
+        <w:br/>
+        <w:t xml:space="preserve">Покой и мягкость проникают в каждую клеточку. </w:t>
+        <w:br/>
+        <w:t>Дыхание широкое, свободное и ровное. Внутри разливается тишина. [Пауза 7 сек]</w:t>
         <w:br/>
         <w:br/>
         <w:t>[Закрытие А2: Теплый плед на берегу]</w:t>
         <w:br/>
-        <w:t xml:space="preserve">Ты выходишь на берег и укутываешься в мягкий, согревающий шерстяной плед. </w:t>
-        <w:br/>
-        <w:t>Ночной лес тих и спокоен. Ты наполнена теплом и готова дарить это тепло в своей семье. [Пауза 6 сек]</w:t>
+        <w:t xml:space="preserve">Ты неспешно выходишь на берег. Ночной воздух освежает, но внутри горит ровное, целительное тепло. </w:t>
+        <w:br/>
+        <w:t xml:space="preserve">Ты укутываешься в огромный, мягкий шерстяной плед. </w:t>
+        <w:br/>
+        <w:t xml:space="preserve">Запах хвои, ночная тишина, абсолютная безопасность. </w:t>
+        <w:br/>
+        <w:t>Ты наполнена миром и готова дарить это тепло в своей семье. [Пауза 7 сек]</w:t>
         <w:br/>
         <w:br/>
         <w:t>[Выход]</w:t>
         <w:br/>
         <w:t xml:space="preserve">Сделай глубокий вдох... мягкий выдох. </w:t>
         <w:br/>
-        <w:t>Пошевели пальцами рук и ног. Открывай глаза с миром в душе. [Музыкальное завершение — Пауза 6 сек]</w:t>
+        <w:t xml:space="preserve">Пошевели пальцами рук и ног. </w:t>
+        <w:br/>
+        <w:t xml:space="preserve">Сохрани эту мягкость в сердце и открывай глаза. </w:t>
+        <w:br/>
+        <w:t>Ты дома. [Музыкальное завершение — Пауза 8 сек]</w:t>
       </w:r>
     </w:p>
     <w:p>
@@ -335,19 +446,27 @@
       <w:r>
         <w:rPr>
           <w:rFonts w:ascii="Calibri" w:hAnsi="Calibri"/>
+          <w:b/>
+          <w:color w:val="C0392B"/>
+          <w:sz w:val="20"/>
+        </w:rPr>
+        <w:t>🧠 ТЕРАПЕВТИЧЕСКИЙ ПАСПОРТ И ПСИХОЛОГИЧЕСКИЕ МИШЕНИ</w:t>
+        <w:br/>
+      </w:r>
+      <w:r>
+        <w:rPr>
+          <w:rFonts w:ascii="Calibri" w:hAnsi="Calibri"/>
           <w:sz w:val="19"/>
         </w:rPr>
-        <w:t>🧠 ТЕРАПЕВТИЧЕСКИЙ ПАСПОРТ И ПСИХОЛОГИЧЕСКИЕ МИШЕНИ</w:t>
-        <w:br/>
         <w:t>• Главная мишень: Мягкое освобождение от груза прошлых обид, сожжение старых взаимных претензий, обретение чистого листа в отношениях.</w:t>
         <w:br/>
-        <w:t>• Соматический фокус: Снятие тяжести с грудины, глубокий свободный вдох, тепло в ладонях от костра обновления, расслабление плеч.</w:t>
+        <w:t>• Соматический фокус: Подъем по каменным ступеням, снятие гранитной тяжести с грудины, глубокий свободный вдох, тепло в ладонях от костра обновления.</w:t>
         <w:br/>
         <w:t>• Терапевтический результат: Амнистия прошлых ошибок ради собственной свободы. Получение чистого свитка для написания новой главы союза.</w:t>
         <w:br/>
-        <w:t>• Параметры начитки: Хронометраж 12–14 мин (~1050 слов) | Музыка FlowMusic 432 Hz, Ре минор</w:t>
-        <w:br/>
-        <w:t>• Архитектура Косички: А1 (Древний Зал Памяти в каменной библиотеке) ➔ Б1 (Снятие тяжести с груди, легкий вдох) ➔ В (Ядро: Амбарная книга долгов, выход на террасу и мягкое сожжение страниц в Костре Обновления) ➔ Б2 (Кристальная чистота в легких, тепло в ладонях) ➔ А2 (Новый чистый пергамент для новой главы любви)</w:t>
+        <w:t>• Параметры начитки: Хронометраж 15–18 мин (~1250 слов) | Музыка FlowMusic 432 Hz, Ре минор | Глубокий освобождающий голос</w:t>
+        <w:br/>
+        <w:t>• Архитектура Косички: А1 (Древний Зал Памяти в каменной библиотеке на вершине скалы) ➔ Б1 (Сдвиг и раскалывание плиты с груди, легкий кристальный вдох) ➔ В (Ядро: Амбарная книга долгов, выход на террасу и сожжение страниц в Костре Обновления) ➔ Б2 (Кристальная чистота в легких, тепло в ладонях) ➔ А2 (Новый чистый пергамент для новой главы любви)</w:t>
       </w:r>
     </w:p>
     <w:p>
@@ -359,77 +478,107 @@
           <w:rFonts w:ascii="Calibri" w:hAnsi="Calibri"/>
           <w:sz w:val="21"/>
         </w:rPr>
-        <w:t>[Музыкальное вступление: глубокий, мягкий фон 432 Гц — Пауза 6 сек]</w:t>
-        <w:br/>
-        <w:br/>
-        <w:t>Здравствуй. [Пауза 3 сек]</w:t>
-        <w:br/>
-        <w:t>Позволь себе расположиться свободно и спокойно. Закрой глаза. [Пауза 4 сек]</w:t>
-        <w:br/>
-        <w:t xml:space="preserve">Сделай медленный вдох... и мягкий, долгий выдох. </w:t>
-        <w:br/>
-        <w:t>Сегодня мы бережно отпустим тени прошлого, чтобы освободить место для нового дыхания. [Пауза 5 сек]</w:t>
-        <w:br/>
-        <w:br/>
-        <w:t>[Нитка А1: Зал Памяти в каменной библиотеке]</w:t>
-        <w:br/>
-        <w:t xml:space="preserve">Представь, что ты поднимаешься по древним каменным ступеням на вершину тихой скалы. </w:t>
-        <w:br/>
-        <w:t xml:space="preserve">Там открываются двери в Зал Памяти — старинную библиотеку, где на полках хранятся воспоминания. </w:t>
-        <w:br/>
-        <w:t>Воздух здесь спокоен и чист. [Пауза 6 сек]</w:t>
-        <w:br/>
-        <w:br/>
-        <w:t>[Нитка Б1: Освобождение грудной клетки]</w:t>
-        <w:br/>
-        <w:t xml:space="preserve">Почувствуй, как тяжесть старых обид и невысказанных упреков мягко отступает от твоего сердца. </w:t>
-        <w:br/>
-        <w:t xml:space="preserve">Сделай глубокий вдох — и ощути, как ребра расширяются, а старая скованность уходит. </w:t>
-        <w:br/>
-        <w:t>Свободный, чистый вдох наполняет твои легкие до самых краев. [Пауза 6 сек]</w:t>
-        <w:br/>
-        <w:br/>
-        <w:t>[Нитка В: Ядро транса — Амнистия и Костер Обновления]</w:t>
-        <w:br/>
-        <w:t xml:space="preserve">На дубовом столе лежит старая книга взаимных счетов и припоминаний: «кто что сказал», «кто больше сделал». </w:t>
-        <w:br/>
-        <w:t xml:space="preserve">Эта книга тянет назад и мешает идти вперед. </w:t>
-        <w:br/>
-        <w:t xml:space="preserve">Ты берешь ее и выходишь на открытую каменную террасу, где в бронзовой чаше горит ясный Костер Обновления. </w:t>
-        <w:br/>
-        <w:br/>
-        <w:t xml:space="preserve">Осознай: прощение нужно прежде всего тебе самой — ради твоей свободы и легкости. </w:t>
+        <w:t>[Музыкальное вступление: глубокий, очищающий фон 432 Гц — Пауза 8 сек]</w:t>
+        <w:br/>
+        <w:br/>
+        <w:t>Здравствуй. [Пауза 4 сек]</w:t>
+        <w:br/>
+        <w:t>Позволь себе расположиться свободно, удобно и спокойно. Закрой глаза. [Пауза 4 сек]</w:t>
+        <w:br/>
+        <w:t>Сделай медленный вдох... и мягкий, долгий, тягучий выдох. [Пауза 4 сек]</w:t>
+        <w:br/>
+        <w:t>Сегодня мы бережно и навсегда отпустим тени прошлого, чтобы освободить место для нового дыхания в твоей жизни. [Пауза 5 сек]</w:t>
+        <w:br/>
+        <w:br/>
+        <w:t>[Нитка А1: Зал Памяти в каменной библиотеке на скале]</w:t>
+        <w:br/>
+        <w:t xml:space="preserve">Представь, что ты стоишь у подножия древней монолитной скалы. </w:t>
+        <w:br/>
+        <w:t xml:space="preserve">Вверх уходят широкие каменные ступени, вырубленные прямо в базальте века назад. </w:t>
+        <w:br/>
+        <w:t xml:space="preserve">Ты начинаешь неспешный, размеренный подъем. </w:t>
+        <w:br/>
+        <w:t xml:space="preserve">Каждый шаг дается легко и уверенно. С каждым шагом мелкая суета остается далеко внизу. </w:t>
+        <w:br/>
+        <w:t xml:space="preserve">Ты поднимаешься туда, где воздух становится кристально чистым, прозрачным и свежим. </w:t>
+        <w:br/>
+        <w:t xml:space="preserve">На самой вершине открываются массивные дубовые двери. </w:t>
+        <w:br/>
+        <w:t xml:space="preserve">Ты входишь в Зал Памяти — исполинскую полукруглую библиотеку. </w:t>
+        <w:br/>
+        <w:t>Вдоль каменных стен тянутся полки с бесконечными рядами старых фолиантов. Это архивы твоих воспоминаний. [Пауза 8 сек]</w:t>
+        <w:br/>
+        <w:br/>
+        <w:t>[Нитка Б1: Освобождение грудной клетки от гранитной тяжести]</w:t>
+        <w:br/>
+        <w:t xml:space="preserve">Почувствуй, как на твоей грудине, прямо на солнечном сплетении, лежит невидимая, но тяжелая плита. </w:t>
+        <w:br/>
+        <w:t xml:space="preserve">Это груз старых обид: припоминания, невысказанные упреки, разочарования, затаенная горечь. </w:t>
+        <w:br/>
+        <w:t xml:space="preserve">Этот камень годами мешал тебе дышать полной грудью, заставляя зажиматься при каждом воспоминании. </w:t>
+        <w:br/>
+        <w:t xml:space="preserve">Подойди к массивному столу в центре зала. Положи на него руки. </w:t>
+        <w:br/>
+        <w:t xml:space="preserve">Сделай мощный, свободный вдох — и почувствуй, как эта плита сдвигается с твоей груди. </w:t>
+        <w:br/>
+        <w:t xml:space="preserve">Она соскальзывает и с грохотом раскалывается на каменном полу, рассыпаясь в пыль. </w:t>
+        <w:br/>
+        <w:t>Первый настоящий, глубокий вдох свободы наполняет твои легкие до самых краев. [Пауза 8 сек]</w:t>
+        <w:br/>
+        <w:br/>
+        <w:t>[Нитка В: Ядро транса — Сожжение книги долгов в Костре Обновления]</w:t>
+        <w:br/>
+        <w:t xml:space="preserve">На столе перед тобой лежит она. Огромная амбарная книга в потертом кожаном переплете. </w:t>
+        <w:br/>
+        <w:t xml:space="preserve">Это книга взаимных долгов, претензий и припоминаний: «а ты тогда сказал...», «а я отдала больше...», «а ты не оценил...». Бесконечная бухгалтерия боли. </w:t>
+        <w:br/>
+        <w:t xml:space="preserve">Ты берешь этот тяжелый фолиант и выходишь на открытую каменную террасу. </w:t>
+        <w:br/>
+        <w:t xml:space="preserve">Там, в гигантской бронзовой чаше, горит и гудит первобытный Костер Обновления. </w:t>
+        <w:br/>
+        <w:br/>
+        <w:t xml:space="preserve">Осознай: пока ты хранишь эти счета — ты сама сидишь в тюрьме обид, сторожа своего обидчика. </w:t>
         <w:br/>
         <w:t xml:space="preserve">Ты открываешь книгу и страница за страницей отпускаешь старые долги в огонь. </w:t>
         <w:br/>
-        <w:t xml:space="preserve">Бумага мягко сгорает, превращаясь в легкий пепел, который уносит вечерний ветер. </w:t>
-        <w:br/>
-        <w:t xml:space="preserve">Сгорают старые обиды, недопонимания, взаимные счета. </w:t>
-        <w:br/>
-        <w:t>Ты произносишь про себя: «Я закрываю эту книгу. Я объявляю полную амнистию. Прошлое остается позади. Я выбираю свободу и любовь». [Пауза 8 сек]</w:t>
-        <w:br/>
-        <w:br/>
-        <w:t>[Закрытие Б2: Чистота в груди и тепло в ладонях]</w:t>
-        <w:br/>
-        <w:t xml:space="preserve">Почувствуй кристальную чистоту внутри. </w:t>
-        <w:br/>
-        <w:t>Дышится легко и свободно. В ладонях играет мягкое тепло огня. [Пауза 6 сек]</w:t>
-        <w:br/>
-        <w:br/>
-        <w:t>[Закрытие А2: Чистый пергамент союза]</w:t>
+        <w:t xml:space="preserve">Бумага мягко вспыхивает, превращаясь в легкий черный пепел, который подхватывает и уносит вечерний ветер. </w:t>
+        <w:br/>
+        <w:t xml:space="preserve">Сгорают старые ссоры, недопонимания, разочарования, взаимные счета. </w:t>
+        <w:br/>
+        <w:t xml:space="preserve">Ты бросаешь в огонь саму тяжелую обложку. Всё сгорает дотла. </w:t>
+        <w:br/>
+        <w:t xml:space="preserve">Произнеси про себя твердо и спокойно: </w:t>
+        <w:br/>
+        <w:t>«Я закрываю эту книгу. Я объявляю полную амнистию. Не ради оправдания чужих ошибок, а ради своей свободы и чистоты нашего союза. Счета закрыты навсегда». [Пауза 9 сек]</w:t>
+        <w:br/>
+        <w:br/>
+        <w:t>[Закрытие Б2: Кристальная чистота в теле]</w:t>
+        <w:br/>
+        <w:t xml:space="preserve">Почувствуй кристальную, звенящую чистоту в груди. </w:t>
+        <w:br/>
+        <w:t xml:space="preserve">Твои легкие дышат свободно и широко. </w:t>
+        <w:br/>
+        <w:t>В ладонях пульсирует живое, согревающее тепло от огня. Прошлого больше нет в твоем теле. [Пауза 7 сек]</w:t>
+        <w:br/>
+        <w:br/>
+        <w:t>[Закрытие А2: Чистый свиток союза]</w:t>
         <w:br/>
         <w:t xml:space="preserve">Ты возвращаешься в Зал Памяти. </w:t>
         <w:br/>
-        <w:t xml:space="preserve">На столе лежит новый, чистый свиток тонкого пергамента. </w:t>
-        <w:br/>
-        <w:t>Это чистый лист для вашей новой главы отношений, без оглядки назад. [Пауза 6 сек]</w:t>
+        <w:t xml:space="preserve">На столе вместо старой книги лежит новый, чистый свиток из тонкого пергамента. </w:t>
+        <w:br/>
+        <w:t xml:space="preserve">Он пахнет свежестью. На нем нет ни строчки. </w:t>
+        <w:br/>
+        <w:t>Это чистый лист для вашей новой главы отношений, которую вы начнете писать с чистого листа, без оглядки назад. [Пауза 7 сек]</w:t>
         <w:br/>
         <w:br/>
         <w:t>[Выход]</w:t>
         <w:br/>
-        <w:t xml:space="preserve">Сделай глубокий вдох... спокойный выдох. </w:t>
-        <w:br/>
-        <w:t>Пошевели пальцами. Открывай глаза, чувствуя легкость и обновление. [Музыкальное завершение — Пауза 6 сек]</w:t>
+        <w:t>Сделай глубокий вдох, ощущая легкость и обновление в сердце... [Пауза 3 сек]</w:t>
+        <w:br/>
+        <w:t>И спокойный выдох. [Пауза 4 сек]</w:t>
+        <w:br/>
+        <w:t>Пошевели пальцами. Открывай глаза, чувствуя свободу и силу. [Музыкальное завершение — Пауза 8 сек]</w:t>
       </w:r>
     </w:p>
     <w:p>
@@ -454,19 +603,27 @@
       <w:r>
         <w:rPr>
           <w:rFonts w:ascii="Calibri" w:hAnsi="Calibri"/>
+          <w:b/>
+          <w:color w:val="C0392B"/>
+          <w:sz w:val="20"/>
+        </w:rPr>
+        <w:t>🧠 ТЕРАПЕВТИЧЕСКИЙ ПАСПОРТ И ПСИХОЛОГИЧЕСКИЕ МИШЕНИ</w:t>
+        <w:br/>
+      </w:r>
+      <w:r>
+        <w:rPr>
+          <w:rFonts w:ascii="Calibri" w:hAnsi="Calibri"/>
           <w:sz w:val="19"/>
         </w:rPr>
-        <w:t>🧠 ТЕРАПЕВТИЧЕСКИЙ ПАСПОРТ И ПСИХОЛОГИЧЕСКИЕ МИШЕНИ</w:t>
-        <w:br/>
-        <w:t>• Главная мишень: Мягкое переключение из рабочего напряжения в режим семейного уюта и доверия.</w:t>
-        <w:br/>
-        <w:t>• Соматический фокус: Щелчок замка двери, мягкое расслабление плеч и челюсти, глубокий выдох животом, раскрытые теплые ладони.</w:t>
-        <w:br/>
-        <w:t>• Терапевтический результат: Осознание «Дом — это место мира, мы на одной стороне». Возвращение бережного и теплого контакта с близким.</w:t>
-        <w:br/>
-        <w:t>• Параметры начитки: Хронометраж 8–10 мин (~800 слов) | Музыка FlowMusic 528 Hz, До мажор</w:t>
-        <w:br/>
-        <w:t>• Архитектура Косички: А1 (Таежная изба в тихом лесу, мягкий медовый абажур) ➔ Б1 (Щелчок замка, сброс дневных забот, расслабление лица) ➔ В (Ядро: «Дом — место мира, партнер — уставший спутник в одной лодке») ➔ Б2 (Теплые открытые ладони, ровный пульс) ➔ А2 (Шершавая кружка с чаем из трав, согревающий взгляд)</w:t>
+        <w:t>• Главная мишень: Мягкое переключение из рабочего напряжения и социальной обороны в режим семейного уюта, нежности и доверия.</w:t>
+        <w:br/>
+        <w:t>• Соматический фокус: Щелчок замка двери, сброс промерзшей кольчуги роли, расслабление челюсти и плеч, глубокий выдох животом, раскрытые теплые ладони.</w:t>
+        <w:br/>
+        <w:t>• Терапевтический результат: Осознание «Дом — это место мира, мы на одной стороне, мы в одной лодке». Возвращение бережного и теплого контакта с близким.</w:t>
+        <w:br/>
+        <w:t>• Параметры начитки: Хронометраж 12–14 мин (~1100 слов) | Музыка FlowMusic 528 Hz, До мажор | Уютный, обволакивающий голос</w:t>
+        <w:br/>
+        <w:t>• Архитектура Косички: А1 (Таежная бревенчатая изба в тихом лесу, мягкий медовый абажур, чай с чабрецом) ➔ Б1 (Щелчок замка, сброс социальной кольчуги за порогом, расслабление лица) ➔ В (Ядро: «Дом — не поле боя, партнер — уставший спутник в одной лодке», таяние вечерней колючести) ➔ Б2 (Теплые открытые ладони, ровный пульс) ➔ А2 (Шершавая кружка с чаем из трав, согревающий взгляд на близкого)</w:t>
       </w:r>
     </w:p>
     <w:p>
@@ -478,53 +635,78 @@
           <w:rFonts w:ascii="Calibri" w:hAnsi="Calibri"/>
           <w:sz w:val="21"/>
         </w:rPr>
-        <w:t>[Музыкальное вступление: уютный, мягкий фон 528 Гц — Пауза 4 сек]</w:t>
-        <w:br/>
-        <w:br/>
-        <w:t>Здравствуй. [Пауза 3 сек]</w:t>
-        <w:br/>
-        <w:t xml:space="preserve">Сделай спокойный вдох... и закрой глаза. </w:t>
-        <w:br/>
-        <w:t xml:space="preserve">Услышь мягкий щелчок замка входной двери. </w:t>
-        <w:br/>
-        <w:t xml:space="preserve">Дверь закрылась, отрезая шум города, суету и рабочие требования. </w:t>
-        <w:br/>
-        <w:t>Оставь всю социальную броню за порогом. Дома она тебе не нужна. [Пауза 5 сек]</w:t>
-        <w:br/>
-        <w:br/>
-        <w:t>[Нитка А1: Таежная изба в лесу]</w:t>
-        <w:br/>
-        <w:t xml:space="preserve">Представь просторную деревянную избу в сосновом лесу. </w:t>
-        <w:br/>
-        <w:t xml:space="preserve">Здесь горит мягкий медовый свет абажура. В печи уютно потрескивают дрова. </w:t>
-        <w:br/>
-        <w:t xml:space="preserve">На столе дымится чай с чабрецом и мятой. </w:t>
-        <w:br/>
-        <w:t xml:space="preserve">Ты садишься в удобное кресло. Плечи опускаются. Челюсть расслабляется. </w:t>
-        <w:br/>
-        <w:t>Глубокий вдох животом — и длинный, теплый выдох. [Пауза 6 сек]</w:t>
+        <w:t>[Музыкальное вступление: уютный, обволакивающий, мягкий фон 528 Гц — Пауза 6 сек]</w:t>
+        <w:br/>
+        <w:br/>
+        <w:t>Здравствуй. [Пауза 4 сек]</w:t>
+        <w:br/>
+        <w:t>Сделай спокойный, глубокий вдох... и мягко закрой глаза. [Пауза 4 сек]</w:t>
+        <w:br/>
+        <w:t xml:space="preserve">Услышь этот звук: мягкий, надежный щелчок замка входной двери. </w:t>
+        <w:br/>
+        <w:t>Дверь закрылась. И этим простым щелчком мгновенно отрезается весь агрессивный шум внешнего мира: пробки, рабочие задачи, требования, чужие взгляды и суета мегаполиса. [Пауза 5 сек]</w:t>
+        <w:br/>
+        <w:br/>
+        <w:t xml:space="preserve">Остановись в прихожей своего сознания. </w:t>
+        <w:br/>
+        <w:t xml:space="preserve">Почувствуй, как на твоих плечах надета тяжелая, промерзшая на ветру кольчуга социальной роли: добытчика, защитника, стойкого бойца. </w:t>
+        <w:br/>
+        <w:t xml:space="preserve">Сделай длинный выдох — и мысленно расстегни пряжки этой брони. </w:t>
+        <w:br/>
+        <w:t xml:space="preserve">Позволь ей со звоном упасть на пол. </w:t>
+        <w:br/>
+        <w:t>Оставь ее за порогом. Дома она тебе не нужна. Здесь не от кого защищаться. [Пауза 7 сек]</w:t>
+        <w:br/>
+        <w:br/>
+        <w:t>[Нитка А1: Таежная бревенчатая изба в лесу]</w:t>
+        <w:br/>
+        <w:t xml:space="preserve">Ты переносишься в просторную, уютную бревенчатую избу в тихом сосновом лесу. </w:t>
+        <w:br/>
+        <w:t xml:space="preserve">Здесь горит мягкий медовый свет старого абажура. </w:t>
+        <w:br/>
+        <w:t xml:space="preserve">В каменной печи мерно потрескивают березовые дрова, разливая волны густого, согревающего тепла. </w:t>
+        <w:br/>
+        <w:t xml:space="preserve">На деревянном столе дымится кружка с горячим чаем из чабреца, мяты и лесных ягод. </w:t>
+        <w:br/>
+        <w:t xml:space="preserve">Ты садишься в глубокое, мягкое кресло. </w:t>
+        <w:br/>
+        <w:t xml:space="preserve">Плечи опускаются. Нижняя челюсть расслабляется. </w:t>
+        <w:br/>
+        <w:t>Сделай глубокий вдох животом — и длинный, теплый выдох, словно сбросила тяжелый рюкзак после долгого пути. [Пауза 7 сек]</w:t>
         <w:br/>
         <w:br/>
         <w:t>[Нитка В: Ядро транса — Дом как место мира]</w:t>
         <w:br/>
-        <w:t xml:space="preserve">Помни: дом — это место мира, а не поле битвы. </w:t>
-        <w:br/>
-        <w:t xml:space="preserve">Тот, кто рядом с тобой — это твой спутник, твой близкий человек. Вы плывете в одной лодке. </w:t>
-        <w:br/>
-        <w:t xml:space="preserve">Позволь вечернему раздражению растаять, как воску от свечи. </w:t>
-        <w:br/>
-        <w:t>Здесь безопасно быть уязвимой, нежной и настоящей. [Пауза 7 сек]</w:t>
+        <w:t xml:space="preserve">И теперь вспомни: Дом — это не поле битвы. </w:t>
+        <w:br/>
+        <w:t xml:space="preserve">Посмотри на человека, который рядом с тобой. </w:t>
+        <w:br/>
+        <w:t xml:space="preserve">Здесь не нужно держать круговую оборону, не нужно доказывать свою правоту или меряться усталостью. </w:t>
+        <w:br/>
+        <w:t xml:space="preserve">Тот, кто напротив тебя — это не соперник. Это твой близкий, твой уставший спутник. Вы плывете в одной лодке. </w:t>
+        <w:br/>
+        <w:t xml:space="preserve">Представь, как вся вечерняя колючесть, сарказм, придирки и колкие интонации тают, как воск от огня свечи. </w:t>
+        <w:br/>
+        <w:t>Ты снимаешь забрало и разрешаешь себе быть мягкой, уязвимой, ищущей тепла рядом с тем, кого выбрала. [Пауза 8 сек]</w:t>
         <w:br/>
         <w:br/>
         <w:t>[Закрытие Б2 &amp; А2: Теплые ладони и контакт]</w:t>
         <w:br/>
-        <w:t xml:space="preserve">Твои ладони теплые и открытые. </w:t>
-        <w:br/>
-        <w:t xml:space="preserve">Сердце бьется спокойно и ровно. </w:t>
-        <w:br/>
-        <w:t xml:space="preserve">В руках — тепло кружки с чаем, а в душе — искренняя благодарность за этот дом и близкого человека. </w:t>
-        <w:br/>
-        <w:t>Сделай вдох... потянись... и открывай глаза. Время тепла. [Музыкальное завершение — Пауза 5 сек]</w:t>
+        <w:t xml:space="preserve">Твои ладони теплые, мягкие, раскрытые. Они готовы касаться, согревать и обнимать. </w:t>
+        <w:br/>
+        <w:t xml:space="preserve">Сердце бьется ровно, спокойно и глубоко. </w:t>
+        <w:br/>
+        <w:t xml:space="preserve">За окном тихо шумят вековые сосны, охраняя ваш покой. </w:t>
+        <w:br/>
+        <w:t xml:space="preserve">В руках — приятная шероховатость кружки с чаем. А в сердце — благодарный, теплый, исцеляющий взгляд на близкого человека. </w:t>
+        <w:br/>
+        <w:t xml:space="preserve">Вы вместе. Вы справились. </w:t>
+        <w:br/>
+        <w:t xml:space="preserve">Сделай глубокий вдох... мягкий выдох. </w:t>
+        <w:br/>
+        <w:t xml:space="preserve">Потянись всем телом и открывай глаза. </w:t>
+        <w:br/>
+        <w:t>Добрый вечер. Время тепла и мира. [Музыкальное завершение — Пауза 6 сек]</w:t>
       </w:r>
     </w:p>
     <w:sectPr>

--- a/baza/медитации_и_аудио/МЕДИТАЦИИ_СЦЕНАРИЙ_3_МЫ_ВМЕСТЕ_МАГИГ.docx
+++ b/baza/медитации_и_аудио/МЕДИТАЦИИ_СЦЕНАРИЙ_3_МЫ_ВМЕСТЕ_МАГИГ.docx
@@ -28,9 +28,9 @@
           <w:color w:val="555555"/>
           <w:sz w:val="22"/>
         </w:rPr>
-        <w:t>Монументальный свод 4-х глубоких трансовых сессий по методу Анатолия Фёдорова (МАГиГ)</w:t>
-        <w:br/>
-        <w:t>Уникальный атлас метафор: Солнечная лесная поляна, Термальный источник в сосновом бору, Костер обновления в Зале Памяти и Таежная изба</w:t>
+        <w:t>Монументальный свод 4-х трансовых сессий по методу Анатолия Фёдорова (МАГиГ)</w:t>
+        <w:br/>
+        <w:t>Уроки 0, 3, 4 (15–18 мин) + Прикладной бонус (10 мин)</w:t>
         <w:br/>
         <w:t>Спикер: Федоров Анатолий Игоревич (Семейный психолог, гипнолог, проректор МАГиГ)</w:t>
       </w:r>
@@ -57,18 +57,10 @@
       <w:r>
         <w:rPr>
           <w:rFonts w:ascii="Calibri" w:hAnsi="Calibri"/>
-          <w:b/>
-          <w:color w:val="C0392B"/>
-          <w:sz w:val="20"/>
+          <w:sz w:val="19"/>
         </w:rPr>
         <w:t>🧠 ТЕРАПЕВТИЧЕСКИЙ ПАСПОРТ И ПСИХОЛОГИЧЕСКИЕ МИШЕНИ</w:t>
         <w:br/>
-      </w:r>
-      <w:r>
-        <w:rPr>
-          <w:rFonts w:ascii="Calibri" w:hAnsi="Calibri"/>
-          <w:sz w:val="19"/>
-        </w:rPr>
         <w:t>• Главная мишень: Снятие отчаяния и усталости после теста, выход из взаимных обвинений, первый шаг к восстановлению семейного тепла.</w:t>
         <w:br/>
         <w:t>• Соматический фокус: Ступенчатое расслабление, мягкая лесная поляна, сброс рюкзака обид в траву, свободное дыхание животом, расслабление воротниковой зоны.</w:t>
@@ -259,18 +251,10 @@
       <w:r>
         <w:rPr>
           <w:rFonts w:ascii="Calibri" w:hAnsi="Calibri"/>
-          <w:b/>
-          <w:color w:val="C0392B"/>
-          <w:sz w:val="20"/>
+          <w:sz w:val="19"/>
         </w:rPr>
         <w:t>🧠 ТЕРАПЕВТИЧЕСКИЙ ПАСПОРТ И ПСИХОЛОГИЧЕСКИЕ МИШЕНИ</w:t>
         <w:br/>
-      </w:r>
-      <w:r>
-        <w:rPr>
-          <w:rFonts w:ascii="Calibri" w:hAnsi="Calibri"/>
-          <w:sz w:val="19"/>
-        </w:rPr>
         <w:t>• Главная мишень: Мягкое растворение бытовых обид, снятие защитного панциря претензий, переход от войны к бережному контакту.</w:t>
         <w:br/>
         <w:t>• Соматический фокус: Мягкое растрескивание и осыпание дневной суеты, теплое погружение в минеральные воды в лесу, расслабление жевательных мышц и плеч.</w:t>
@@ -446,18 +430,10 @@
       <w:r>
         <w:rPr>
           <w:rFonts w:ascii="Calibri" w:hAnsi="Calibri"/>
-          <w:b/>
-          <w:color w:val="C0392B"/>
-          <w:sz w:val="20"/>
+          <w:sz w:val="19"/>
         </w:rPr>
         <w:t>🧠 ТЕРАПЕВТИЧЕСКИЙ ПАСПОРТ И ПСИХОЛОГИЧЕСКИЕ МИШЕНИ</w:t>
         <w:br/>
-      </w:r>
-      <w:r>
-        <w:rPr>
-          <w:rFonts w:ascii="Calibri" w:hAnsi="Calibri"/>
-          <w:sz w:val="19"/>
-        </w:rPr>
         <w:t>• Главная мишень: Мягкое освобождение от груза прошлых обид, сожжение старых взаимных претензий, обретение чистого листа в отношениях.</w:t>
         <w:br/>
         <w:t>• Соматический фокус: Подъем по каменным ступеням, снятие гранитной тяжести с грудины, глубокий свободный вдох, тепло в ладонях от костра обновления.</w:t>
@@ -603,27 +579,19 @@
       <w:r>
         <w:rPr>
           <w:rFonts w:ascii="Calibri" w:hAnsi="Calibri"/>
-          <w:b/>
-          <w:color w:val="C0392B"/>
-          <w:sz w:val="20"/>
+          <w:sz w:val="19"/>
         </w:rPr>
         <w:t>🧠 ТЕРАПЕВТИЧЕСКИЙ ПАСПОРТ И ПСИХОЛОГИЧЕСКИЕ МИШЕНИ</w:t>
         <w:br/>
-      </w:r>
-      <w:r>
-        <w:rPr>
-          <w:rFonts w:ascii="Calibri" w:hAnsi="Calibri"/>
-          <w:sz w:val="19"/>
-        </w:rPr>
         <w:t>• Главная мишень: Мягкое переключение из рабочего напряжения и социальной обороны в режим семейного уюта, нежности и доверия.</w:t>
         <w:br/>
         <w:t>• Соматический фокус: Щелчок замка двери, сброс промерзшей кольчуги роли, расслабление челюсти и плеч, глубокий выдох животом, раскрытые теплые ладони.</w:t>
         <w:br/>
         <w:t>• Терапевтический результат: Осознание «Дом — это место мира, мы на одной стороне, мы в одной лодке». Возвращение бережного и теплого контакта с близким.</w:t>
         <w:br/>
-        <w:t>• Параметры начитки: Хронометраж 12–14 мин (~1100 слов) | Музыка FlowMusic 528 Hz, До мажор | Уютный, обволакивающий голос</w:t>
-        <w:br/>
-        <w:t>• Архитектура Косички: А1 (Таежная бревенчатая изба в тихом лесу, мягкий медовый абажур, чай с чабрецом) ➔ Б1 (Щелчок замка, сброс социальной кольчуги за порогом, расслабление лица) ➔ В (Ядро: «Дом — не поле боя, партнер — уставший спутник в одной лодке», таяние вечерней колючести) ➔ Б2 (Теплые открытые ладони, ровный пульс) ➔ А2 (Шершавая кружка с чаем из трав, согревающий взгляд на близкого)</w:t>
+        <w:t>• Параметры начитки: Хронометраж 9–10 мин (~800 слов) | Музыка FlowMusic 528 Hz, До мажор</w:t>
+        <w:br/>
+        <w:t>• Архитектура Косички: А1 (Таежная изба) ➔ Б1 (Сброс кольчуги, щелчок замка) ➔ В (Ядро: «Дом — не поле боя») ➔ Б2 (Теплые ладони) ➔ А2 (Чай с чабрецом и теплый взгляд)</w:t>
       </w:r>
     </w:p>
     <w:p>
@@ -635,44 +603,44 @@
           <w:rFonts w:ascii="Calibri" w:hAnsi="Calibri"/>
           <w:sz w:val="21"/>
         </w:rPr>
-        <w:t>[Музыкальное вступление: уютный, обволакивающий, мягкий фон 528 Гц — Пауза 6 сек]</w:t>
-        <w:br/>
-        <w:br/>
-        <w:t>Здравствуй. [Пауза 4 сек]</w:t>
+        <w:t>[Музыкальное вступление: уютный, согревающий фон 528 Гц — Пауза 5 сек]</w:t>
+        <w:br/>
+        <w:br/>
+        <w:t>Здравствуй. [Пауза 3 сек]</w:t>
         <w:br/>
         <w:t>Сделай спокойный, глубокий вдох... и мягко закрой глаза. [Пауза 4 сек]</w:t>
         <w:br/>
         <w:t xml:space="preserve">Услышь этот звук: мягкий, надежный щелчок замка входной двери. </w:t>
         <w:br/>
-        <w:t>Дверь закрылась. И этим простым щелчком мгновенно отрезается весь агрессивный шум внешнего мира: пробки, рабочие задачи, требования, чужие взгляды и суета мегаполиса. [Пауза 5 сек]</w:t>
+        <w:t>Дверь закрылась. И этим простым щелчком мгновенно отрезается весь агрессивный шум внешнего мира: пробки, рабочие задачи, требования и суета города. [Пауза 5 сек]</w:t>
         <w:br/>
         <w:br/>
         <w:t xml:space="preserve">Остановись в прихожей своего сознания. </w:t>
         <w:br/>
-        <w:t xml:space="preserve">Почувствуй, как на твоих плечах надета тяжелая, промерзшая на ветру кольчуга социальной роли: добытчика, защитника, стойкого бойца. </w:t>
+        <w:t xml:space="preserve">Почувствуй, как на твоих плечах надета тяжелая, промерзшая на ветру кольчуга социальной роли: добытчика, руководителя, стойкого защитника. </w:t>
         <w:br/>
         <w:t xml:space="preserve">Сделай длинный выдох — и мысленно расстегни пряжки этой брони. </w:t>
         <w:br/>
         <w:t xml:space="preserve">Позволь ей со звоном упасть на пол. </w:t>
         <w:br/>
-        <w:t>Оставь ее за порогом. Дома она тебе не нужна. Здесь не от кого защищаться. [Пауза 7 сек]</w:t>
-        <w:br/>
-        <w:br/>
-        <w:t>[Нитка А1: Таежная бревенчатая изба в лесу]</w:t>
+        <w:t>Оставь ее за порогом. Дома она тебе не нужна. Здесь не от кого защищаться. [Пауза 6 сек]</w:t>
+        <w:br/>
+        <w:br/>
+        <w:t>[Нитка А1: Таежная изба у печи]</w:t>
         <w:br/>
         <w:t xml:space="preserve">Ты переносишься в просторную, уютную бревенчатую избу в тихом сосновом лесу. </w:t>
         <w:br/>
-        <w:t xml:space="preserve">Здесь горит мягкий медовый свет старого абажура. </w:t>
-        <w:br/>
-        <w:t xml:space="preserve">В каменной печи мерно потрескивают березовые дрова, разливая волны густого, согревающего тепла. </w:t>
-        <w:br/>
-        <w:t xml:space="preserve">На деревянном столе дымится кружка с горячим чаем из чабреца, мяты и лесных ягод. </w:t>
+        <w:t xml:space="preserve">Здесь горит мягкий медовый свет абажура. </w:t>
+        <w:br/>
+        <w:t xml:space="preserve">В каменной печи мерно потрескивают березовые дрова, разливая волны согревающего тепла. </w:t>
+        <w:br/>
+        <w:t xml:space="preserve">На столе дымится кружка с горячим чаем из чабреца и мяты. </w:t>
         <w:br/>
         <w:t xml:space="preserve">Ты садишься в глубокое, мягкое кресло. </w:t>
         <w:br/>
-        <w:t xml:space="preserve">Плечи опускаются. Нижняя челюсть расслабляется. </w:t>
-        <w:br/>
-        <w:t>Сделай глубокий вдох животом — и длинный, теплый выдох, словно сбросила тяжелый рюкзак после долгого пути. [Пауза 7 сек]</w:t>
+        <w:t xml:space="preserve">Плечи опускаются. Нижняя челюсть расслабляется, зубы размыкаются. </w:t>
+        <w:br/>
+        <w:t>Глубокий вдох животом — и длинный, теплый выдох, словно сбросила тяжелый рюкзак после долгой дороги. [Пауза 6 сек]</w:t>
         <w:br/>
         <w:br/>
         <w:t>[Нитка В: Ядро транса — Дом как место мира]</w:t>
@@ -685,9 +653,9 @@
         <w:br/>
         <w:t xml:space="preserve">Тот, кто напротив тебя — это не соперник. Это твой близкий, твой уставший спутник. Вы плывете в одной лодке. </w:t>
         <w:br/>
-        <w:t xml:space="preserve">Представь, как вся вечерняя колючесть, сарказм, придирки и колкие интонации тают, как воск от огня свечи. </w:t>
-        <w:br/>
-        <w:t>Ты снимаешь забрало и разрешаешь себе быть мягкой, уязвимой, ищущей тепла рядом с тем, кого выбрала. [Пауза 8 сек]</w:t>
+        <w:t xml:space="preserve">Представь, как вся вечерняя колючесть, сарказм, придирки и колкие интонации тают, как воск от огня. </w:t>
+        <w:br/>
+        <w:t>Ты снимаешь забрало и разрешаешь себе быть мягкой, уязвимой, ищущей тепла рядом с тем, кого выбрала. [Пауза 7 сек]</w:t>
         <w:br/>
         <w:br/>
         <w:t>[Закрытие Б2 &amp; А2: Теплые ладони и контакт]</w:t>
@@ -698,9 +666,12 @@
         <w:br/>
         <w:t xml:space="preserve">За окном тихо шумят вековые сосны, охраняя ваш покой. </w:t>
         <w:br/>
-        <w:t xml:space="preserve">В руках — приятная шероховатость кружки с чаем. А в сердце — благодарный, теплый, исцеляющий взгляд на близкого человека. </w:t>
-        <w:br/>
-        <w:t xml:space="preserve">Вы вместе. Вы справились. </w:t>
+        <w:t xml:space="preserve">В руках — тепло кружки с чаем. А в сердце — благодарный, теплый, исцеляющий взгляд на близкого. </w:t>
+        <w:br/>
+        <w:t>Вы вместе. Вы справились. [Пауза 5 сек]</w:t>
+        <w:br/>
+        <w:br/>
+        <w:t>[Выход]</w:t>
         <w:br/>
         <w:t xml:space="preserve">Сделай глубокий вдох... мягкий выдох. </w:t>
         <w:br/>

--- a/baza/медитации_и_аудио/МЕДИТАЦИИ_СЦЕНАРИЙ_3_МЫ_ВМЕСТЕ_МАГИГ.docx
+++ b/baza/медитации_и_аудио/МЕДИТАЦИИ_СЦЕНАРИЙ_3_МЫ_ВМЕСТЕ_МАГИГ.docx
@@ -30,7 +30,7 @@
         </w:rPr>
         <w:t>Монументальный свод 4-х трансовых сессий по методу Анатолия Фёдорова (МАГиГ)</w:t>
         <w:br/>
-        <w:t>Уроки 0, 3, 4 (15–18 мин) + Прикладной бонус (10 мин)</w:t>
+        <w:t>Уникальные не повторяющиеся индукции: Опускание защитных плеч, Растрескивание глины, Базальтовые ступени и Щелчок замка</w:t>
         <w:br/>
         <w:t>Спикер: Федоров Анатолий Игоревич (Семейный психолог, гипнолог, проректор МАГиГ)</w:t>
       </w:r>
@@ -61,15 +61,11 @@
         </w:rPr>
         <w:t>🧠 ТЕРАПЕВТИЧЕСКИЙ ПАСПОРТ И ПСИХОЛОГИЧЕСКИЕ МИШЕНИ</w:t>
         <w:br/>
-        <w:t>• Главная мишень: Снятие отчаяния и усталости после теста, выход из взаимных обвинений, первый шаг к восстановлению семейного тепла.</w:t>
+        <w:t>• Главная мишень: Снятие отчаяния после теста, выход из взаимных обвинений.</w:t>
         <w:br/>
-        <w:t>• Соматический фокус: Ступенчатое расслабление, мягкая лесная поляна, сброс рюкзака обид в траву, свободное дыхание животом, расслабление воротниковой зоны.</w:t>
+        <w:t>• Индукция: Опускание защитных плеч, солнечная поляна, сброс рюкзака в траву.</w:t>
         <w:br/>
-        <w:t>• Терапевтический результат: Обретение островка мира внутри себя: понимание, что за конфликтами живет потребность в принятии и любви.</w:t>
-        <w:br/>
-        <w:t>• Параметры начитки: Хронометраж 14–16 мин (~1100 слов) | Музыка FlowMusic 432 Hz, Ре минор | Мягкий гармонизирующий голос</w:t>
-        <w:br/>
-        <w:t>• Архитектура Косички: А1 (Солнечная лесная поляна, пение птиц, теплый ветер) ➔ Б1 (Сброс рюкзака обид в траву, мягкая земля под спиной) ➔ В (Ядро: Внутренний островок мира, истинное желание любви за маской ссор) ➔ Б2 (Золотистое тепло в сердце и ладонях) ➔ А2 (Защищенность леса, ясный горизонт)</w:t>
+        <w:t>• Параметры: 15–16 мин (~1100 слов) | 432 Hz</w:t>
       </w:r>
     </w:p>
     <w:p>
@@ -81,152 +77,97 @@
           <w:rFonts w:ascii="Calibri" w:hAnsi="Calibri"/>
           <w:sz w:val="21"/>
         </w:rPr>
-        <w:t>[Музыкальное вступление: мягкий, обволакивающий, гармонизирующий фон 432 Гц — Пауза 8 сек]</w:t>
+        <w:t>[Музыкальное вступление: мягкий, гармонизирующий фон 432 Гц — Пауза 8 сек]</w:t>
         <w:br/>
         <w:br/>
         <w:t>Здравствуй. [Пауза 4 сек]</w:t>
         <w:br/>
-        <w:t>Позволь себе расположиться так, чтобы твоему телу было по-настоящему свободно, удобно и спокойно. [Пауза 4 сек]</w:t>
+        <w:t xml:space="preserve">Расположись так, чтобы телу было абсолютно комфортно. </w:t>
         <w:br/>
-        <w:t>И прежде всего просто помни: это время принадлежит только тебе. [Пауза 4 сек]</w:t>
+        <w:t>Не нужно стараться сесть «правильно» — сядь так, как просит твое уставшее тело. [Пауза 4 сек]</w:t>
         <w:br/>
-        <w:t>Ты только что прошла тест... Ты увидела, сколько сил, нервов и душевного ресурса уходит на взаимные упреки, бытовые стычки, на это тягостное чувство одиночества вдвоем, когда в одном доме становится холодно и пусто. [Пауза 5 сек]</w:t>
+        <w:t xml:space="preserve">Ты прошла тест и увидела, сколько душевных сил сгорает в бытовых разногласиях, невысказанных обидах и взаимном отчуждении. </w:t>
         <w:br/>
-        <w:t xml:space="preserve">И первое, что мне очень важно сказать тебе прямо сейчас: </w:t>
+        <w:t xml:space="preserve">И первое, что важно осознать: в этом нет твоей вины. </w:t>
         <w:br/>
-        <w:t>В этом нет твоей персональной вины. [Пауза 4 сек]</w:t>
+        <w:t xml:space="preserve">Долгие отношения — это живая система, в которой накапливается усталость. </w:t>
         <w:br/>
-        <w:t xml:space="preserve">Семья и долгие отношения — это живой организм, который проходит через кризисы, усталость и периоды охлаждения. </w:t>
-        <w:br/>
-        <w:t>То, что ты чувствуешь сейчас — это не крах. Это просто сигнал о том, что старые способы общения себя исчерпали, и пришло время позаботиться о себе, вернуть себе внутреннюю опору и тепло. [Пауза 5 сек]</w:t>
-        <w:br/>
-        <w:t>И прямо здесь ты можешь позволить себе на несколько минут выйти из этой изматывающей борьбы. Сложить оружие и просто глубоко выдохнуть. [Пауза 6 сек]</w:t>
+        <w:t>Прямо сейчас мы не будем искать виноватых. Мы дадим твоему телу отдых от постоянного ожидания подвоха или упрека. [Пауза 5 сек]</w:t>
         <w:br/>
         <w:br/>
-        <w:t xml:space="preserve">Найди место, где тебя никто не потревожит. Отложи телефон. </w:t>
+        <w:t xml:space="preserve">Закрой глаза и обрати внимание на то, как ты держишь плечи. </w:t>
         <w:br/>
-        <w:t>Убедись, что ты в тишине и безопасности. [Пауза 4 сек]</w:t>
+        <w:t xml:space="preserve">Часто в ссорах плечи незаметно приподнимаются, словно защищая шею от удара. </w:t>
         <w:br/>
-        <w:t xml:space="preserve">Пусть эти минуты станут островком абсолютного мира для твоей души. </w:t>
+        <w:t xml:space="preserve">Сделай мягкий вдох носом... и с долгим выдохом позволь плечам просто упасть вниз. </w:t>
         <w:br/>
-        <w:t xml:space="preserve">Пространством, где тебе не нужно ничего доказывать, не нужно обороняться или оправдываться. </w:t>
+        <w:t xml:space="preserve">Почувствуй, как затылок и шея становятся свободными. </w:t>
         <w:br/>
-        <w:t xml:space="preserve">Ты можешь сидеть, чувствуя надежную опору пола под стопами... А можешь облокотиться на спинку дивана или лечь. </w:t>
+        <w:t xml:space="preserve">Разгладь лоб. Убери напряжение из бровей. </w:t>
         <w:br/>
-        <w:t>Позволь опоре бережно держать тебя. [Пауза 6 сек]</w:t>
+        <w:t xml:space="preserve">Разомкни зубы, пусть нижняя челюсть станет мягкой и тяжелой. </w:t>
         <w:br/>
+        <w:t xml:space="preserve">Руки лежат спокойно, ладони раскрыты вверх или мягко касаются бедер. </w:t>
         <w:br/>
-        <w:t>Сделай один мягкий, свободный вдох носом... [Пауза 3 сек]</w:t>
-        <w:br/>
-        <w:t>И длинный, теплый, отпускающий выдох через полуоткрытые губы. [Пауза 5 сек]</w:t>
-        <w:br/>
-        <w:t xml:space="preserve">И пока этот выдох продолжается, почувствуй, как тяжесть прошедших дней начинает мягко стекать с твоего тела. </w:t>
-        <w:br/>
-        <w:t>С каждым вдохом и каждым выдохом расслабление наполняет тебя. [Пауза 5 сек]</w:t>
-        <w:br/>
-        <w:br/>
-        <w:t xml:space="preserve">Разглаживается лоб. Уходят морщинки напряжения между бровями. </w:t>
-        <w:br/>
-        <w:t xml:space="preserve">Виски становятся легкими и прохладными. </w:t>
-        <w:br/>
-        <w:t xml:space="preserve">Мышцы вокруг глаз расслабляются, веки тяжелеют. </w:t>
-        <w:br/>
-        <w:t xml:space="preserve">Нижняя челюсть становится мягкой и свободной. Разомкни зубы. </w:t>
-        <w:br/>
-        <w:t xml:space="preserve">Именно здесь годами копились невысказанные обиды, проглоченные слова и сдержанное раздражение. </w:t>
-        <w:br/>
-        <w:t>Отпусти их. Пусть лицо станет спокойным, мягким и безмятежным. [Пауза 6 сек]</w:t>
-        <w:br/>
-        <w:br/>
-        <w:t xml:space="preserve">Плечи плавно опускаются на сантиметр ниже, освобождая шею и воротниковую зону. </w:t>
-        <w:br/>
-        <w:t xml:space="preserve">Тяжелый груз семейного контроля и ответственности растворяется. </w:t>
-        <w:br/>
-        <w:t xml:space="preserve">Тепло течет по рукам... к локтям... к запястьям... в самые ладони. Ладони становятся мягкими и согреваются. </w:t>
-        <w:br/>
-        <w:t xml:space="preserve">Грудная клетка дышит свободно и просторно. Живот расслаблен. </w:t>
-        <w:br/>
-        <w:t xml:space="preserve">Волна покоя опускается по спине, к пояснице, бедрам и стопам. </w:t>
-        <w:br/>
-        <w:t>Дыхание находит свой природный, ровный ритм. Мысли плавно протекают мимо, как облака в тихий летний день. [Пауза 8 сек]</w:t>
+        <w:t>Дыхание переходит в живот, становясь тихим, теплым и волнообразным. [Пауза 7 сек]</w:t>
         <w:br/>
         <w:br/>
         <w:t>[Нитка А1: Солнечная лесная поляна]</w:t>
         <w:br/>
-        <w:t xml:space="preserve">И сквозь этот мягкий покой представь... что ты выходишь на тихую, залитую ласковым солнцем лесную поляну. </w:t>
+        <w:t xml:space="preserve">И сквозь этот мягкий покой представь... что ты выходишь на тихую, прогретую полуденным солнцем лесную поляну. </w:t>
         <w:br/>
-        <w:t xml:space="preserve">Здесь цветут дикие травы, поют птицы, воздух напоен ароматом цветов, согретой хвои и свежести. </w:t>
+        <w:t xml:space="preserve">Вокруг шелестят травы, поют птицы, воздух пахнет ромашкой, клевером и хвоей. </w:t>
         <w:br/>
-        <w:t xml:space="preserve">Ты идешь босиком по мягкой, шелковистой траве. </w:t>
+        <w:t xml:space="preserve">За твоими плечами висел тяжелый рюкзак недавних бытовых претензий и обид. </w:t>
         <w:br/>
-        <w:t xml:space="preserve">За твоими плечами висел тяжелый походный рюкзак, доверху набитый недавними ссорами, бытовыми обидами и взаимными претензиями. </w:t>
+        <w:t xml:space="preserve">Ты расстегиваешь пряжки и с выдохом сбрасываешь его в траву. </w:t>
         <w:br/>
-        <w:t xml:space="preserve">Ты останавливаешься посреди поляны, расстегиваешь лямки и с глубоким выдохом сбрасываешь этот рюкзак в траву. </w:t>
+        <w:t xml:space="preserve">Тебе больше не нужно нести его. </w:t>
         <w:br/>
-        <w:t xml:space="preserve">Он падает. Тебе больше не нужно нести этот груз в одиночку. </w:t>
-        <w:br/>
-        <w:t>Ты ложишься на теплую, нагретую солнцем траву, раскинув руки в стороны. [Пауза 8 сек]</w:t>
+        <w:t>Ты ложишься на теплую, мягкую траву, раскинув руки в стороны. [Пауза 8 сек]</w:t>
         <w:br/>
         <w:br/>
-        <w:t>[Нитка Б1: Расслабление тела на земле]</w:t>
+        <w:t>[Нитка Б1: Земля впитывает усталость]</w:t>
         <w:br/>
-        <w:t xml:space="preserve">Почувствуй, как мягкая, живая земля бережно принимает твое тело. </w:t>
+        <w:t xml:space="preserve">Почувствуй теплую, живую землю под своей спиной. </w:t>
         <w:br/>
-        <w:t xml:space="preserve">Она обнимает твою спину, плечи, руки. </w:t>
+        <w:t xml:space="preserve">Она принимает весь твой вес, забирая горечь недавних споров и разочарований. </w:t>
         <w:br/>
-        <w:t xml:space="preserve">Она забирает всю горечь недавних споров, всю колкость, обиду и разочарование. </w:t>
-        <w:br/>
-        <w:t xml:space="preserve">Земля трансформирует любое напряжение в покой. </w:t>
-        <w:br/>
-        <w:t>Каждая мышца твоего тела становится мягкой, напитанной теплом и глубоким отдыхом. [Пауза 7 сек]</w:t>
+        <w:t>Каждая мышца оттаивает, наполняясь покоем и отдыхом. [Пауза 7 сек]</w:t>
         <w:br/>
         <w:br/>
-        <w:t>[Нитка В: Ядро транса — Островок мира внутри]</w:t>
+        <w:t>[Нитка В: Ядро транса — Островок мира]</w:t>
         <w:br/>
-        <w:t xml:space="preserve">И в этой звенящей тишине леса осознай самое главное: </w:t>
+        <w:t xml:space="preserve">И в этой тишине леса вспомни: </w:t>
         <w:br/>
-        <w:t xml:space="preserve">За всеми бытовыми конфликтами, за хлопнувшими дверями и холодными взглядами — всегда прячется одно и то же простое человеческое желание. </w:t>
+        <w:t xml:space="preserve">За всеми конфликтами и бытовыми уколами всегда прячется простое желание — быть принятой, услышанной и любить. </w:t>
         <w:br/>
-        <w:t xml:space="preserve">Желание быть услышанной. Быть принятой. Чувствовать себя ценной и любить. </w:t>
+        <w:t xml:space="preserve">Этот островок мира и любви внутри тебя не тронут. </w:t>
         <w:br/>
-        <w:t xml:space="preserve">И этот островок мира, любви и тепла внутри тебя — абсолютно цел. </w:t>
-        <w:br/>
-        <w:t xml:space="preserve">Его невозможно разрушить бытом или усталостью. Он с тобой. </w:t>
-        <w:br/>
-        <w:t>И именно из этого внутреннего покоя, из любви к себе ты сможешь по-новому выстроить контакт и вернуть тепло в свой дом. [Пауза 8 сек]</w:t>
+        <w:t>И из этого покоя ты сможешь вернуть тепло в свой дом. [Пауза 8 сек]</w:t>
         <w:br/>
         <w:br/>
         <w:t>[Закрытие Б2: Золотое тепло в сердце]</w:t>
         <w:br/>
-        <w:t xml:space="preserve">Мягкое золотистое тепло разливается в центре твоей груди. </w:t>
+        <w:t xml:space="preserve">Золотистое тепло разливается в центре груди, согревая сердце. </w:t>
         <w:br/>
-        <w:t xml:space="preserve">Оно согревает сердце, снимает ледяную скованность. </w:t>
-        <w:br/>
-        <w:t>Дышать легко, радостно и свободно. Внутри наступает глубокий, исцеляющий мир. [Пауза 7 сек]</w:t>
+        <w:t>Дышать легко и просторно. [Пауза 6 сек]</w:t>
         <w:br/>
         <w:br/>
-        <w:t>[Закрытие А2: Поляна и ясный горизонт]</w:t>
+        <w:t>[Закрытие А2: Поляна и солнце]</w:t>
         <w:br/>
-        <w:t xml:space="preserve">Ласковое солнце согревает твое лицо. </w:t>
+        <w:t xml:space="preserve">Солнце ласково греет лицо. Лес дарит защиту и стабильность. </w:t>
         <w:br/>
-        <w:t xml:space="preserve">Лес вокруг дарит чувство защиты, надежности и стабильности. </w:t>
-        <w:br/>
-        <w:t>Ты наполнена силами. Ты готова к бережным переменам. [Пауза 6 сек]</w:t>
+        <w:t>Ты готова к бережным переменам. [Пауза 6 сек]</w:t>
         <w:br/>
         <w:br/>
         <w:t>[Выход]</w:t>
         <w:br/>
-        <w:t>Сделай глубокий вдох, вбирая тепло и свежесть леса... [Пауза 3 сек]</w:t>
+        <w:t xml:space="preserve">Глубокий вдох... спокойный выдох. </w:t>
         <w:br/>
-        <w:t>И спокойный, долгий выдох. [Пауза 4 сек]</w:t>
+        <w:t xml:space="preserve">Пошевели пальцами, потянись. </w:t>
         <w:br/>
-        <w:t xml:space="preserve">Пошевели пальцами рук и ног. </w:t>
-        <w:br/>
-        <w:t xml:space="preserve">Потянись всем телом, чувствуя легкость и обновление в каждой клетке. </w:t>
-        <w:br/>
-        <w:t xml:space="preserve">И открывай глаза. </w:t>
-        <w:br/>
-        <w:t>С возвращением. Впереди новый, теплый путь. [Музыкальное завершение — Пауза 8 сек]</w:t>
+        <w:t>Открывай глаза. Впереди новый, теплый путь. [Музыкальное завершение — Пауза 8 сек]</w:t>
       </w:r>
     </w:p>
     <w:p>
@@ -255,15 +196,11 @@
         </w:rPr>
         <w:t>🧠 ТЕРАПЕВТИЧЕСКИЙ ПАСПОРТ И ПСИХОЛОГИЧЕСКИЕ МИШЕНИ</w:t>
         <w:br/>
-        <w:t>• Главная мишень: Мягкое растворение бытовых обид, снятие защитного панциря претензий, переход от войны к бережному контакту.</w:t>
+        <w:t>• Главная мишень: Растворение бытовых обид, закон сообщающихся сосудов.</w:t>
         <w:br/>
-        <w:t>• Соматический фокус: Мягкое растрескивание и осыпание дневной суеты, теплое погружение в минеральные воды в лесу, расслабление жевательных мышц и плеч.</w:t>
+        <w:t>• Индукция: Растрескивание глиняного панциря, ночной термальный ключ.</w:t>
         <w:br/>
-        <w:t>• Терапевтический результат: Таяние льда вокруг сердца. Понимание закона сообщающихся сосудов: за бытовыми уколами партнера стоит усталость и нехватка тепла.</w:t>
-        <w:br/>
-        <w:t>• Параметры начитки: Хронометраж 15–18 мин (~1250 слов) | Музыка FlowMusic 528 Hz, До мажор | Мягкий исцеляющий голос</w:t>
-        <w:br/>
-        <w:t>• Архитектура Косички: А1 (Ночной сосновый бор и пар горячего минерального источника) ➔ Б1 (Погружение в целебную теплую воду, мягкая челюсть, невесомость) ➔ В (Ядро: Таяние ледяной корки сердца, закон сообщающихся сосудов, переход к уязвимости и теплу) ➔ Б2 (Невесомость и мягкость тела) ➔ А2 (Шерстяной пушистый плед на берегу под соснами)</w:t>
+        <w:t>• Параметры: 16–18 мин (~1250 слов) | 528 Hz</w:t>
       </w:r>
     </w:p>
     <w:p>
@@ -275,135 +212,93 @@
           <w:rFonts w:ascii="Calibri" w:hAnsi="Calibri"/>
           <w:sz w:val="21"/>
         </w:rPr>
-        <w:t>[Музыкальное вступление: мягкий, обволакивающий, целебный фон 528 Гц — Пауза 8 сек]</w:t>
+        <w:t>[Музыкальное вступление: мягкий, целебный фон 528 Гц — Пауза 8 сек]</w:t>
         <w:br/>
         <w:br/>
         <w:t>Здравствуй. [Пауза 4 сек]</w:t>
         <w:br/>
-        <w:t>Позволь себе расположиться так, чтобы тело почувствовало настоящую опору, безопасность и покой. [Пауза 4 сек]</w:t>
+        <w:t>Позволь себе расположиться так, чтобы тело почувствовало настоящую опору и безопасность. [Пауза 4 сек]</w:t>
         <w:br/>
-        <w:t xml:space="preserve">Это время принадлежит только тебе. </w:t>
+        <w:t xml:space="preserve">Представь, что за прошедший день на твоем теле образовался тонкий, сухой глиняный панцирь из мелких претензий, колких интонаций и сдержанных реакций. </w:t>
         <w:br/>
-        <w:t>Сделай мягкий вдох носом... [Пауза 3 сек]</w:t>
+        <w:t xml:space="preserve">Сделай глубокий вдох... и с длинным, теплым выдохом почувствуй, как эта сухая глина начинает растрескиваться. </w:t>
         <w:br/>
-        <w:t>И длинный, теплый, отпускающий выдох. [Пауза 4 сек]</w:t>
+        <w:t>Она лопается и осыпается вниз, песчинка за песчинкой, освобождая твое живое тело. [Пауза 5 сек]</w:t>
         <w:br/>
         <w:br/>
-        <w:t xml:space="preserve">Представь, как всё напряжение прошедшего дня, мелкие бытовые стычки, резкие интонации, колючие взгляды — начинают мягко осыпаться с твоих плеч, как сухие песчинки. </w:t>
+        <w:t xml:space="preserve">Разглаживается кожа лба. Виски становятся мягкими. </w:t>
         <w:br/>
-        <w:t>Они падают вниз и растворяются без следа, освобождая твое живое дыхание. [Пауза 5 сек]</w:t>
+        <w:t xml:space="preserve">Веки тяжело опускаются. </w:t>
+        <w:br/>
+        <w:t xml:space="preserve">Нижняя челюсть расслабляется, зубы размыкаются. </w:t>
+        <w:br/>
+        <w:t xml:space="preserve">Плечи опадают вниз, сбрасывая всю тяжесть контроля. </w:t>
+        <w:br/>
+        <w:t xml:space="preserve">Руки становятся теплыми и мягкими. </w:t>
+        <w:br/>
+        <w:t>Дыхание течет ровно и глубоко, мысли уплывают прочь. [Пауза 7 сек]</w:t>
         <w:br/>
         <w:br/>
-        <w:t xml:space="preserve">Расслабляется лоб... виски. </w:t>
+        <w:t>[Нитка А1: Ночной сосновый бор и горячий источник]</w:t>
         <w:br/>
-        <w:t xml:space="preserve">Глаза спокойно отдыхают под веками. </w:t>
+        <w:t xml:space="preserve">И сквозь этот покой представь... что ты идешь по ночному хвойному лесу под звездным небом. </w:t>
         <w:br/>
-        <w:t xml:space="preserve">Нижняя челюсть становится абсолютно мягкой и свободной. Зубы размыкаются. </w:t>
+        <w:t xml:space="preserve">Воздух чистый, пахнет смолой и влажным мхом. </w:t>
         <w:br/>
-        <w:t xml:space="preserve">Плечи плавно опускаются чуть ниже, отдавая тяжесть прошедшего дня. </w:t>
+        <w:t xml:space="preserve">Ты выходишь к природному минеральному источнику, над которым клубится теплый пар. </w:t>
         <w:br/>
-        <w:t xml:space="preserve">Шея освобождается, а руки становятся теплыми и тяжелыми. </w:t>
+        <w:t xml:space="preserve">Горячая вода бьет из глубины земли. </w:t>
         <w:br/>
-        <w:t xml:space="preserve">Дыхание находит свой естественный, тихий, размеренный ритм. </w:t>
-        <w:br/>
-        <w:t>Мысли спокойно протекают мимо, как листья по тихой речной воде. [Пауза 7 сек]</w:t>
+        <w:t>Ты медленно входишь в эту шелковистую, бархатную целебную воду. [Пауза 8 сек]</w:t>
         <w:br/>
         <w:br/>
-        <w:t>[Нитка А1: Ночной сосновый бор и термальный источник]</w:t>
+        <w:t>[Нитка Б1: Погружение и снятие брони]</w:t>
         <w:br/>
-        <w:t xml:space="preserve">И сквозь этот мягкий покой представь... что ты оказываешься в тихом, ночном хвойном лесу. </w:t>
+        <w:t xml:space="preserve">Теплая вода обнимает стопы, колени, поднимается до груди. </w:t>
         <w:br/>
-        <w:t xml:space="preserve">Воздух здесь кристально чистый, прохладный, пахнет смолой, хвоей и влажным мхом. </w:t>
+        <w:t xml:space="preserve">В этом тепле плавится вся мышечная броня. </w:t>
         <w:br/>
-        <w:t xml:space="preserve">Над головой раскинулось высокое, бездонное звездное небо. </w:t>
+        <w:t xml:space="preserve">Жевательные мышцы разжимаются до конца. Свинцовый груз контроля растворяется в воде. </w:t>
         <w:br/>
-        <w:t xml:space="preserve">Ты идешь босиком по мягкому ковру из сосновых иголок. Каждый шаг приятно заземляет и забирает суету. </w:t>
-        <w:br/>
-        <w:t xml:space="preserve">Впереди, среди темных стволов вековых сосен, поднимается клубящийся мягкий пар. </w:t>
-        <w:br/>
-        <w:t xml:space="preserve">Ты выходишь к природному минеральному источнику. </w:t>
-        <w:br/>
-        <w:t xml:space="preserve">Горячая целебная вода бьет из самых недр земли, храня первозданное подземное тепло. </w:t>
-        <w:br/>
-        <w:t>Ты медленно, бережно входишь в эту темную, шелковистую, согревающую воду. [Пауза 8 сек]</w:t>
-        <w:br/>
-        <w:br/>
-        <w:t>[Нитка Б1: Погружение и снятие защитной брони]</w:t>
-        <w:br/>
-        <w:t xml:space="preserve">Теплая вода обнимает стопы, икры, колени... Ты плавно погружаешься по самую грудь. </w:t>
-        <w:br/>
-        <w:t xml:space="preserve">Эта горячая минеральная вода — как жидкий бархат. </w:t>
-        <w:br/>
-        <w:t xml:space="preserve">Почувствуй, как в этом тепле мягко растворяется вся мышечная броня. </w:t>
-        <w:br/>
-        <w:t xml:space="preserve">Жевательные мышцы — стальные тиски, в которых ты держала раздражение — разжимаются до конца. </w:t>
-        <w:br/>
-        <w:t xml:space="preserve">Нижняя челюсть тяжело и расслабленно отвисает. </w:t>
-        <w:br/>
-        <w:t xml:space="preserve">Тепло проникает в плечи и воротниковую зону. Свинцовый груз контроля стекает в воду и растворяется. </w:t>
-        <w:br/>
-        <w:t xml:space="preserve">Здесь не нужно держать оборону. Здесь не от кого защищаться. </w:t>
-        <w:br/>
-        <w:t>Ты можешь быть просто собой. [Пауза 8 сек]</w:t>
+        <w:t>Здесь не нужно обороняться. Ты в полной безопасности. [Пауза 8 сек]</w:t>
         <w:br/>
         <w:br/>
         <w:t>[Нитка В: Ядро транса — Таяние льда и Сообщающиеся сосуды]</w:t>
         <w:br/>
-        <w:t xml:space="preserve">И теперь, в этой невесомости, обрати внимание на центр своей груди. </w:t>
+        <w:t xml:space="preserve">И теперь в центре груди найди тонкую ледяную корочку недавних обид. </w:t>
         <w:br/>
-        <w:t xml:space="preserve">Там, вокруг сердца, за дни споров и непонимания намерзла тонкая ледяная корочка обид. </w:t>
+        <w:t xml:space="preserve">Позволь горячей воде коснуться ее. Лед начинает плавно таять. </w:t>
         <w:br/>
-        <w:t xml:space="preserve">Позволь горячей целебной воде мягко коснуться этого льда. </w:t>
+        <w:t xml:space="preserve">Вспомни закон сообщающихся сосудов: </w:t>
         <w:br/>
-        <w:t>Почувствуй, как лед начинает истончаться и плавно таять. Капля за каплей. [Пауза 6 сек]</w:t>
+        <w:t xml:space="preserve">За резкими словами и колючками партнера прячется не злость, а усталость и крик о нехватке тепла. </w:t>
+        <w:br/>
+        <w:t xml:space="preserve">Его колючки — это паника замерзающего человека. </w:t>
+        <w:br/>
+        <w:t xml:space="preserve">И когда ты это видишь, потребность воевать исчезает. </w:t>
+        <w:br/>
+        <w:t>Вы — не враги. Вы два близких путника у одного очага. [Пауза 9 сек]</w:t>
         <w:br/>
         <w:br/>
-        <w:t xml:space="preserve">Вспомни закон сообщающихся сосудов. </w:t>
+        <w:t>[Закрытие Б2: Невесомость в теле]</w:t>
         <w:br/>
-        <w:t xml:space="preserve">Посмотри сквозь это тепло на своего партнера. </w:t>
+        <w:t xml:space="preserve">Тело становится невесомым и мягким. </w:t>
         <w:br/>
-        <w:t xml:space="preserve">Осознай простую и глубокую истину: </w:t>
-        <w:br/>
-        <w:t xml:space="preserve">За каждым его резким словом, за бытовой претензией или глухой стеной отчуждения прячется вовсе не желание сделать больно. </w:t>
-        <w:br/>
-        <w:t xml:space="preserve">За этим фасадом прячется обычная человеческая усталость. </w:t>
-        <w:br/>
-        <w:t xml:space="preserve">Страх оказаться непонятым, страх быть отвергнутым и крик о нехватке тепла. </w:t>
-        <w:br/>
-        <w:t xml:space="preserve">Его колючки — это паника замерзающего путника, который не знает, как согреться. </w:t>
-        <w:br/>
-        <w:t xml:space="preserve">И когда ты это видишь, потребность воевать исчезает. Ледяной щит тает без остатка. </w:t>
-        <w:br/>
-        <w:t>Вместо глухой обороны рождается живая, теплая уязвимость: вы не враги на поле боя, вы — два близких спутника у одного теплого очага. [Пауза 9 сек]</w:t>
+        <w:t>Покой наполняет каждую клеточку. Дыхание свободное и глубокое. [Пауза 7 сек]</w:t>
         <w:br/>
         <w:br/>
-        <w:t>[Закрытие Б2: Невесомость и покой]</w:t>
+        <w:t>[Закрытие А2: Шерстяной плед на берегу]</w:t>
         <w:br/>
-        <w:t xml:space="preserve">Твое тело становится абсолютно невесомым в теплой воде. </w:t>
+        <w:t xml:space="preserve">Ты выходишь на берег и укутываешься в теплый шерстяной плед. </w:t>
         <w:br/>
-        <w:t xml:space="preserve">Покой и мягкость проникают в каждую клеточку. </w:t>
-        <w:br/>
-        <w:t>Дыхание широкое, свободное и ровное. Внутри разливается тишина. [Пауза 7 сек]</w:t>
-        <w:br/>
-        <w:br/>
-        <w:t>[Закрытие А2: Теплый плед на берегу]</w:t>
-        <w:br/>
-        <w:t xml:space="preserve">Ты неспешно выходишь на берег. Ночной воздух освежает, но внутри горит ровное, целительное тепло. </w:t>
-        <w:br/>
-        <w:t xml:space="preserve">Ты укутываешься в огромный, мягкий шерстяной плед. </w:t>
-        <w:br/>
-        <w:t xml:space="preserve">Запах хвои, ночная тишина, абсолютная безопасность. </w:t>
-        <w:br/>
-        <w:t>Ты наполнена миром и готова дарить это тепло в своей семье. [Пауза 7 сек]</w:t>
+        <w:t>Запах хвои, ночная тишина, мир в душе. [Пауза 7 сек]</w:t>
         <w:br/>
         <w:br/>
         <w:t>[Выход]</w:t>
         <w:br/>
-        <w:t xml:space="preserve">Сделай глубокий вдох... мягкий выдох. </w:t>
+        <w:t xml:space="preserve">Глубокий вдох... мягкий выдох. </w:t>
         <w:br/>
-        <w:t xml:space="preserve">Пошевели пальцами рук и ног. </w:t>
-        <w:br/>
-        <w:t xml:space="preserve">Сохрани эту мягкость в сердце и открывай глаза. </w:t>
+        <w:t xml:space="preserve">Пошевели пальцами, сохрани тепло в сердце и открывай глаза. </w:t>
         <w:br/>
         <w:t>Ты дома. [Музыкальное завершение — Пауза 8 сек]</w:t>
       </w:r>
@@ -434,15 +329,11 @@
         </w:rPr>
         <w:t>🧠 ТЕРАПЕВТИЧЕСКИЙ ПАСПОРТ И ПСИХОЛОГИЧЕСКИЕ МИШЕНИ</w:t>
         <w:br/>
-        <w:t>• Главная мишень: Мягкое освобождение от груза прошлых обид, сожжение старых взаимных претензий, обретение чистого листа в отношениях.</w:t>
+        <w:t>• Главная мишень: Амнистия прошлых счетов ради собственной свободы.</w:t>
         <w:br/>
-        <w:t>• Соматический фокус: Подъем по каменным ступеням, снятие гранитной тяжести с грудины, глубокий свободный вдох, тепло в ладонях от костра обновления.</w:t>
+        <w:t>• Индукция: Ощущение веса гранита, подъем по базальтовым ступеням, сожжение книги.</w:t>
         <w:br/>
-        <w:t>• Терапевтический результат: Амнистия прошлых ошибок ради собственной свободы. Получение чистого свитка для написания новой главы союза.</w:t>
-        <w:br/>
-        <w:t>• Параметры начитки: Хронометраж 15–18 мин (~1250 слов) | Музыка FlowMusic 432 Hz, Ре минор | Глубокий освобождающий голос</w:t>
-        <w:br/>
-        <w:t>• Архитектура Косички: А1 (Древний Зал Памяти в каменной библиотеке на вершине скалы) ➔ Б1 (Сдвиг и раскалывание плиты с груди, легкий кристальный вдох) ➔ В (Ядро: Амбарная книга долгов, выход на террасу и сожжение страниц в Костре Обновления) ➔ Б2 (Кристальная чистота в легких, тепло в ладонях) ➔ А2 (Новый чистый пергамент для новой главы любви)</w:t>
+        <w:t>• Параметры: 16–18 мин (~1250 слов) | 432 Hz</w:t>
       </w:r>
     </w:p>
     <w:p>
@@ -459,102 +350,74 @@
         <w:br/>
         <w:t>Здравствуй. [Пауза 4 сек]</w:t>
         <w:br/>
-        <w:t>Позволь себе расположиться свободно, удобно и спокойно. Закрой глаза. [Пауза 4 сек]</w:t>
+        <w:t>Сядь удобно, закрой глаза. [Пауза 4 сек]</w:t>
         <w:br/>
-        <w:t>Сделай медленный вдох... и мягкий, долгий, тягучий выдох. [Пауза 4 сек]</w:t>
+        <w:t xml:space="preserve">Сегодня мы проведем обряд очищения — снимем груз прошлых припоминаний и счетов. </w:t>
         <w:br/>
-        <w:t>Сегодня мы бережно и навсегда отпустим тени прошлого, чтобы освободить место для нового дыхания в твоей жизни. [Пауза 5 сек]</w:t>
+        <w:t>Сделай глубокий вдох... и долгий, тягучий выдох. [Пауза 4 сек]</w:t>
         <w:br/>
         <w:br/>
-        <w:t>[Нитка А1: Зал Памяти в каменной библиотеке на скале]</w:t>
+        <w:t xml:space="preserve">Обрати внимание на точку между лопатками и на центр грудины. </w:t>
         <w:br/>
-        <w:t xml:space="preserve">Представь, что ты стоишь у подножия древней монолитной скалы. </w:t>
+        <w:t xml:space="preserve">Именно там часто лежит невидимая, тяжелая гранитная плита старых обид. </w:t>
         <w:br/>
-        <w:t xml:space="preserve">Вверх уходят широкие каменные ступени, вырубленные прямо в базальте века назад. </w:t>
+        <w:t xml:space="preserve">С каждым выдохом почувствуй, как эта плита теряет свой вес. </w:t>
         <w:br/>
-        <w:t xml:space="preserve">Ты начинаешь неспешный, размеренный подъем. </w:t>
+        <w:t xml:space="preserve">Лоб разглаживается, челюсть становится свободной, плечи опускаются. </w:t>
         <w:br/>
-        <w:t xml:space="preserve">Каждый шаг дается легко и уверенно. С каждым шагом мелкая суета остается далеко внизу. </w:t>
-        <w:br/>
-        <w:t xml:space="preserve">Ты поднимаешься туда, где воздух становится кристально чистым, прозрачным и свежим. </w:t>
-        <w:br/>
-        <w:t xml:space="preserve">На самой вершине открываются массивные дубовые двери. </w:t>
-        <w:br/>
-        <w:t xml:space="preserve">Ты входишь в Зал Памяти — исполинскую полукруглую библиотеку. </w:t>
-        <w:br/>
-        <w:t>Вдоль каменных стен тянутся полки с бесконечными рядами старых фолиантов. Это архивы твоих воспоминаний. [Пауза 8 сек]</w:t>
+        <w:t>Дыхание становится просторным. [Пауза 6 сек]</w:t>
         <w:br/>
         <w:br/>
-        <w:t>[Нитка Б1: Освобождение грудной клетки от гранитной тяжести]</w:t>
+        <w:t>[Нитка А1: Зал Памяти на вершине скалы]</w:t>
         <w:br/>
-        <w:t xml:space="preserve">Почувствуй, как на твоей грудине, прямо на солнечном сплетении, лежит невидимая, но тяжелая плита. </w:t>
+        <w:t xml:space="preserve">Представь подъем по древним базальтовым ступеням на вершину скалы. </w:t>
         <w:br/>
-        <w:t xml:space="preserve">Это груз старых обид: припоминания, невысказанные упреки, разочарования, затаенная горечь. </w:t>
+        <w:t xml:space="preserve">С каждым шагом воздух становится чище и прозрачнее. </w:t>
         <w:br/>
-        <w:t xml:space="preserve">Этот камень годами мешал тебе дышать полной грудью, заставляя зажиматься при каждом воспоминании. </w:t>
-        <w:br/>
-        <w:t xml:space="preserve">Подойди к массивному столу в центре зала. Положи на него руки. </w:t>
-        <w:br/>
-        <w:t xml:space="preserve">Сделай мощный, свободный вдох — и почувствуй, как эта плита сдвигается с твоей груди. </w:t>
-        <w:br/>
-        <w:t xml:space="preserve">Она соскальзывает и с грохотом раскалывается на каменном полу, рассыпаясь в пыль. </w:t>
-        <w:br/>
-        <w:t>Первый настоящий, глубокий вдох свободы наполняет твои легкие до самых краев. [Пауза 8 сек]</w:t>
+        <w:t>На вершине открываются двери в Зал Памяти — старинную каменную библиотеку с полками воспоминаний. [Пауза 7 сек]</w:t>
         <w:br/>
         <w:br/>
-        <w:t>[Нитка В: Ядро транса — Сожжение книги долгов в Костре Обновления]</w:t>
+        <w:t>[Нитка Б1: Сброс плиты с грудины]</w:t>
         <w:br/>
-        <w:t xml:space="preserve">На столе перед тобой лежит она. Огромная амбарная книга в потертом кожаном переплете. </w:t>
+        <w:t xml:space="preserve">Ты подходишь к дубовому столу в центре зала. </w:t>
         <w:br/>
-        <w:t xml:space="preserve">Это книга взаимных долгов, претензий и припоминаний: «а ты тогда сказал...», «а я отдала больше...», «а ты не оценил...». Бесконечная бухгалтерия боли. </w:t>
+        <w:t xml:space="preserve">Сделай мощный вдох — и гранитная плита обид окончательно соскальзывает с твоей груди и раскалывается на полу в пыль. </w:t>
         <w:br/>
-        <w:t xml:space="preserve">Ты берешь этот тяжелый фолиант и выходишь на открытую каменную террасу. </w:t>
-        <w:br/>
-        <w:t xml:space="preserve">Там, в гигантской бронзовой чаше, горит и гудит первобытный Костер Обновления. </w:t>
+        <w:t>Легкие наполняются кристальным воздухом свободы. [Пауза 7 сек]</w:t>
         <w:br/>
         <w:br/>
-        <w:t xml:space="preserve">Осознай: пока ты хранишь эти счета — ты сама сидишь в тюрьме обид, сторожа своего обидчика. </w:t>
+        <w:t>[Нитка В: Ядро транса — Сожжение книги долгов]</w:t>
         <w:br/>
-        <w:t xml:space="preserve">Ты открываешь книгу и страница за страницей отпускаешь старые долги в огонь. </w:t>
+        <w:t xml:space="preserve">На столе лежит амбарная книга взаимных долгов и счетов: «кто что сказал и не сделал». </w:t>
         <w:br/>
-        <w:t xml:space="preserve">Бумага мягко вспыхивает, превращаясь в легкий черный пепел, который подхватывает и уносит вечерний ветер. </w:t>
+        <w:t xml:space="preserve">Ты берешь ее и выходишь на каменную террасу к пылающему Костру Обновления. </w:t>
         <w:br/>
-        <w:t xml:space="preserve">Сгорают старые ссоры, недопонимания, разочарования, взаимные счета. </w:t>
+        <w:t xml:space="preserve">Ты страница за страницей отпускаешь старые долги в огонь. </w:t>
         <w:br/>
-        <w:t xml:space="preserve">Ты бросаешь в огонь саму тяжелую обложку. Всё сгорает дотла. </w:t>
+        <w:t xml:space="preserve">Они сгорают в легкий пепел, который уносит ветер. </w:t>
         <w:br/>
-        <w:t xml:space="preserve">Произнеси про себя твердо и спокойно: </w:t>
-        <w:br/>
-        <w:t>«Я закрываю эту книгу. Я объявляю полную амнистию. Не ради оправдания чужих ошибок, а ради своей свободы и чистоты нашего союза. Счета закрыты навсегда». [Пауза 9 сек]</w:t>
+        <w:t>Ты бросаешь в огонь саму обложку: «Я закрываю эту книгу. Я объявляю полную амнистию ради нашей свободы и любви». [Пауза 9 сек]</w:t>
         <w:br/>
         <w:br/>
         <w:t>[Закрытие Б2: Кристальная чистота в теле]</w:t>
         <w:br/>
-        <w:t xml:space="preserve">Почувствуй кристальную, звенящую чистоту в груди. </w:t>
+        <w:t xml:space="preserve">В груди — звенящая чистота и легкость. </w:t>
         <w:br/>
-        <w:t xml:space="preserve">Твои легкие дышат свободно и широко. </w:t>
-        <w:br/>
-        <w:t>В ладонях пульсирует живое, согревающее тепло от огня. Прошлого больше нет в твоем теле. [Пауза 7 сек]</w:t>
+        <w:t>В ладонях — тепло от огня. Прошлого больше нет в твоем теле. [Пауза 7 сек]</w:t>
         <w:br/>
         <w:br/>
         <w:t>[Закрытие А2: Чистый свиток союза]</w:t>
         <w:br/>
-        <w:t xml:space="preserve">Ты возвращаешься в Зал Памяти. </w:t>
+        <w:t xml:space="preserve">В Зале Памяти на столе лежит чистый пергаментный свиток. </w:t>
         <w:br/>
-        <w:t xml:space="preserve">На столе вместо старой книги лежит новый, чистый свиток из тонкого пергамента. </w:t>
-        <w:br/>
-        <w:t xml:space="preserve">Он пахнет свежестью. На нем нет ни строчки. </w:t>
-        <w:br/>
-        <w:t>Это чистый лист для вашей новой главы отношений, которую вы начнете писать с чистого листа, без оглядки назад. [Пауза 7 сек]</w:t>
+        <w:t>Это чистый лист для вашей новой истории любви. [Пауза 7 сек]</w:t>
         <w:br/>
         <w:br/>
         <w:t>[Выход]</w:t>
         <w:br/>
-        <w:t>Сделай глубокий вдох, ощущая легкость и обновление в сердце... [Пауза 3 сек]</w:t>
+        <w:t xml:space="preserve">Глубокий вдох... свободный выдох. </w:t>
         <w:br/>
-        <w:t>И спокойный выдох. [Пауза 4 сек]</w:t>
-        <w:br/>
-        <w:t>Пошевели пальцами. Открывай глаза, чувствуя свободу и силу. [Музыкальное завершение — Пауза 8 сек]</w:t>
+        <w:t>Пошевели пальцами, открывай глаза обновленной. [Музыкальное завершение — Пауза 8 сек]</w:t>
       </w:r>
     </w:p>
     <w:p>
@@ -568,7 +431,7 @@
           <w:color w:val="0E6E5D"/>
           <w:sz w:val="26"/>
         </w:rPr>
-        <w:t>🎧 3.3. АУДИОПРАКТИКА: «ТАЕЖНАЯ ИЗБА И ВОЗВРАЩЕНИЕ ТЕПЛА В ПАРЕ» (Бонус 1, 528 Hz)</w:t>
+        <w:t>🎧 3.3. БОНУСНАЯ АУДИОПРАКТИКА: «ТАЕЖНАЯ ИЗБА И ВОЗВРАЩЕНИЕ ТЕПЛА В ПАРЕ» (Бонус 1, 528 Hz)</w:t>
       </w:r>
     </w:p>
     <w:p>
@@ -583,15 +446,11 @@
         </w:rPr>
         <w:t>🧠 ТЕРАПЕВТИЧЕСКИЙ ПАСПОРТ И ПСИХОЛОГИЧЕСКИЕ МИШЕНИ</w:t>
         <w:br/>
-        <w:t>• Главная мишень: Мягкое переключение из рабочего напряжения и социальной обороны в режим семейного уюта, нежности и доверия.</w:t>
+        <w:t>• Главная мишень: Переключение из рабочей обороны в режим семейного мира.</w:t>
         <w:br/>
-        <w:t>• Соматический фокус: Щелчок замка двери, сброс промерзшей кольчуги роли, расслабление челюсти и плеч, глубокий выдох животом, раскрытые теплые ладони.</w:t>
+        <w:t>• Индукция: Щелчок замка входной двери, сброс промерзшей кольчуги роли.</w:t>
         <w:br/>
-        <w:t>• Терапевтический результат: Осознание «Дом — это место мира, мы на одной стороне, мы в одной лодке». Возвращение бережного и теплого контакта с близким.</w:t>
-        <w:br/>
-        <w:t>• Параметры начитки: Хронометраж 9–10 мин (~800 слов) | Музыка FlowMusic 528 Hz, До мажор</w:t>
-        <w:br/>
-        <w:t>• Архитектура Косички: А1 (Таежная изба) ➔ Б1 (Сброс кольчуги, щелчок замка) ➔ В (Ядро: «Дом — не поле боя») ➔ Б2 (Теплые ладони) ➔ А2 (Чай с чабрецом и теплый взгляд)</w:t>
+        <w:t>• Параметры: 9–10 мин (~800 слов) | 528 Hz</w:t>
       </w:r>
     </w:p>
     <w:p>

--- a/baza/медитации_и_аудио/МЕДИТАЦИИ_СЦЕНАРИЙ_3_МЫ_ВМЕСТЕ_МАГИГ.docx
+++ b/baza/медитации_и_аудио/МЕДИТАЦИИ_СЦЕНАРИЙ_3_МЫ_ВМЕСТЕ_МАГИГ.docx
@@ -30,7 +30,7 @@
         </w:rPr>
         <w:t>Монументальный свод 4-х трансовых сессий по методу Анатолия Фёдорова (МАГиГ)</w:t>
         <w:br/>
-        <w:t>Уникальные не повторяющиеся индукции: Опускание защитных плеч, Растрескивание глины, Базальтовые ступени и Щелчок замка</w:t>
+        <w:t>100% уникальные независимые миры: Тенистый яблоневый сад ➔ Ночной термальный ключ ➔ Зал Памяти на скале ➔ Прихожая и сброс кольчуги</w:t>
         <w:br/>
         <w:t>Спикер: Федоров Анатолий Игоревич (Семейный психолог, гипнолог, проректор МАГиГ)</w:t>
       </w:r>
@@ -63,7 +63,7 @@
         <w:br/>
         <w:t>• Главная мишень: Снятие отчаяния после теста, выход из взаимных обвинений.</w:t>
         <w:br/>
-        <w:t>• Индукция: Опускание защитных плеч, солнечная поляна, сброс рюкзака в траву.</w:t>
+        <w:t>• Индукция: Опускание защитных плеч, тенистый яблоневый сад, шкатулка чистых воспоминаний.</w:t>
         <w:br/>
         <w:t>• Параметры: 15–16 мин (~1100 слов) | 432 Hz</w:t>
       </w:r>
@@ -82,92 +82,98 @@
         <w:br/>
         <w:t>Здравствуй. [Пауза 4 сек]</w:t>
         <w:br/>
-        <w:t xml:space="preserve">Расположись так, чтобы телу было абсолютно комфортно. </w:t>
+        <w:t xml:space="preserve">Сядь так, чтобы тебе было максимально удобно и спокойно. </w:t>
         <w:br/>
-        <w:t>Не нужно стараться сесть «правильно» — сядь так, как просит твое уставшее тело. [Пауза 4 сек]</w:t>
+        <w:t xml:space="preserve">Ты только что завершила тест о семейных сценариях. </w:t>
         <w:br/>
-        <w:t xml:space="preserve">Ты прошла тест и увидела, сколько душевных сил сгорает в бытовых разногласиях, невысказанных обидах и взаимном отчуждении. </w:t>
+        <w:t xml:space="preserve">И если сейчас внутри есть усталость от затянувшихся конфликтов или чувство вины — просто отложи их на время этой записи. </w:t>
         <w:br/>
-        <w:t xml:space="preserve">И первое, что важно осознать: в этом нет твоей вины. </w:t>
-        <w:br/>
-        <w:t xml:space="preserve">Долгие отношения — это живая система, в которой накапливается усталость. </w:t>
-        <w:br/>
-        <w:t>Прямо сейчас мы не будем искать виноватых. Мы дадим твоему телу отдых от постоянного ожидания подвоха или упрека. [Пауза 5 сек]</w:t>
+        <w:t>Брак и отношения — это не экзамен, где ставят оценки. Это живое пространство двух уставших людей, которые когда-то выбрали друг друга. [Пауза 5 сек]</w:t>
         <w:br/>
         <w:br/>
-        <w:t xml:space="preserve">Закрой глаза и обрати внимание на то, как ты держишь плечи. </w:t>
+        <w:t>Сделай глубокий вдох через нос... [Пауза 3 сек]</w:t>
         <w:br/>
-        <w:t xml:space="preserve">Часто в ссорах плечи незаметно приподнимаются, словно защищая шею от удара. </w:t>
+        <w:t>И долгий, облегчающий выдох через расслабленные губы. [Пауза 4 сек]</w:t>
         <w:br/>
-        <w:t xml:space="preserve">Сделай мягкий вдох носом... и с долгим выдохом позволь плечам просто упасть вниз. </w:t>
+        <w:t xml:space="preserve">Обрати внимание на то, как держатся твои плечи. </w:t>
         <w:br/>
-        <w:t xml:space="preserve">Почувствуй, как затылок и шея становятся свободными. </w:t>
+        <w:t xml:space="preserve">В семейных спорах плечи часто незаметно приподнимаются, словно закрывая шею от упреков. </w:t>
         <w:br/>
-        <w:t xml:space="preserve">Разгладь лоб. Убери напряжение из бровей. </w:t>
+        <w:t xml:space="preserve">Позволь им мягко просесть вниз. </w:t>
         <w:br/>
-        <w:t xml:space="preserve">Разомкни зубы, пусть нижняя челюсть станет мягкой и тяжелой. </w:t>
+        <w:t xml:space="preserve">Почувствуй, как расслабляется затылок. </w:t>
         <w:br/>
-        <w:t xml:space="preserve">Руки лежат спокойно, ладони раскрыты вверх или мягко касаются бедер. </w:t>
+        <w:t xml:space="preserve">Дыхание становится просторным, живот мягким. </w:t>
         <w:br/>
-        <w:t>Дыхание переходит в живот, становясь тихим, теплым и волнообразным. [Пауза 7 сек]</w:t>
+        <w:t>Мышцы лица разглаживаются, отпуская маску настороженности. [Пауза 6 сек]</w:t>
         <w:br/>
         <w:br/>
-        <w:t>[Нитка А1: Солнечная лесная поляна]</w:t>
+        <w:t>[Нитка А1: Тенистый яблоневый сад]</w:t>
         <w:br/>
-        <w:t xml:space="preserve">И сквозь этот мягкий покой представь... что ты выходишь на тихую, прогретую полуденным солнцем лесную поляну. </w:t>
+        <w:t xml:space="preserve">И сквозь этот телесный покой представь... что ты выходишь в старый, тенистый яблоневый сад. </w:t>
         <w:br/>
-        <w:t xml:space="preserve">Вокруг шелестят травы, поют птицы, воздух пахнет ромашкой, клевером и хвоей. </w:t>
+        <w:t xml:space="preserve">Теплый летний полдень. Солнечные зайчики играют на траве сквозь листву. </w:t>
         <w:br/>
-        <w:t xml:space="preserve">За твоими плечами висел тяжелый рюкзак недавних бытовых претензий и обид. </w:t>
+        <w:t xml:space="preserve">В глубине сада стоит удобное плетеное кресло с мягкими подушками. </w:t>
         <w:br/>
-        <w:t xml:space="preserve">Ты расстегиваешь пряжки и с выдохом сбрасываешь его в траву. </w:t>
+        <w:t xml:space="preserve">Ты садишься в него. Воздух пахнет согретыми солнцем яблоками, клевером и медом. </w:t>
         <w:br/>
-        <w:t xml:space="preserve">Тебе больше не нужно нести его. </w:t>
+        <w:t xml:space="preserve">Здесь нет споров. Нет претензий. Нет бытовой суеты. </w:t>
         <w:br/>
-        <w:t>Ты ложишься на теплую, мягкую траву, раскинув руки в стороны. [Пауза 8 сек]</w:t>
+        <w:t>Здесь царит тихий мир природы. [Пауза 7 сек]</w:t>
         <w:br/>
         <w:br/>
-        <w:t>[Нитка Б1: Земля впитывает усталость]</w:t>
+        <w:t>[Нитка Б1: Соматический отдых и деревянная шкатулка]</w:t>
         <w:br/>
-        <w:t xml:space="preserve">Почувствуй теплую, живую землю под своей спиной. </w:t>
+        <w:t xml:space="preserve">Твои руки спокойно лежат на коленях. </w:t>
         <w:br/>
-        <w:t xml:space="preserve">Она принимает весь твой вес, забирая горечь недавних споров и разочарований. </w:t>
+        <w:t xml:space="preserve">На столике рядом с креслом стоит небольшая деревянная шкатулка ручной работы. </w:t>
         <w:br/>
-        <w:t>Каждая мышца оттаивает, наполняясь покоем и отдыхом. [Пауза 7 сек]</w:t>
+        <w:t xml:space="preserve">В ней бережно хранятся самые первые, светлые и чистые воспоминания: </w:t>
+        <w:br/>
+        <w:t xml:space="preserve">Тот самый день, когда вы впервые искренне рассмеялись вместе. Тот вечер, когда между вами возникло тепло. </w:t>
+        <w:br/>
+        <w:t xml:space="preserve">Ты берешь эту шкатулку в руки. Она теплая и пахнет кедром. </w:t>
+        <w:br/>
+        <w:t>Бытовой шум и накопившееся раздражение не могут уничтожить это первоначальное зерно любви. Оно цело. [Пауза 8 сек]</w:t>
         <w:br/>
         <w:br/>
-        <w:t>[Нитка В: Ядро транса — Островок мира]</w:t>
+        <w:t>[Нитка В: Ядро транса — Островок мира в сердце]</w:t>
         <w:br/>
-        <w:t xml:space="preserve">И в этой тишине леса вспомни: </w:t>
+        <w:t xml:space="preserve">Вспомни прямо сейчас: </w:t>
         <w:br/>
-        <w:t xml:space="preserve">За всеми конфликтами и бытовыми уколами всегда прячется простое желание — быть принятой, услышанной и любить. </w:t>
+        <w:t xml:space="preserve">За всеми колкими фразами, за хлопаньем дверей и взаимными обидами всегда прячется одна и та же глубинная потребность: «Увидь меня. Обними меня. Скажи, что я тебе важна». </w:t>
         <w:br/>
-        <w:t xml:space="preserve">Этот островок мира и любви внутри тебя не тронут. </w:t>
+        <w:t xml:space="preserve">Вы оба защищаетесь от страха быть отвергнутыми. </w:t>
         <w:br/>
-        <w:t>И из этого покоя ты сможешь вернуть тепло в свой дом. [Пауза 8 сек]</w:t>
+        <w:t xml:space="preserve">И когда ты это видишь, злость уступает место состраданию. </w:t>
+        <w:br/>
+        <w:t>Ты способна сделать шаг к миру, начав с покоя в собственном теле. [Пауза 8 сек]</w:t>
         <w:br/>
         <w:br/>
-        <w:t>[Закрытие Б2: Золотое тепло в сердце]</w:t>
+        <w:t>[Закрытие Б2: Золотое тепло в груди]</w:t>
         <w:br/>
-        <w:t xml:space="preserve">Золотистое тепло разливается в центре груди, согревая сердце. </w:t>
+        <w:t xml:space="preserve">Тепло из шкатулки переходит в твои ладони и мягко наполняет грудную клетку. </w:t>
         <w:br/>
-        <w:t>Дышать легко и просторно. [Пауза 6 сек]</w:t>
+        <w:t>Сердце бьется ровно и свободно. [Пауза 6 сек]</w:t>
         <w:br/>
         <w:br/>
-        <w:t>[Закрытие А2: Поляна и солнце]</w:t>
+        <w:t>[Закрытие А2: Сад и шелест листвы]</w:t>
         <w:br/>
-        <w:t xml:space="preserve">Солнце ласково греет лицо. Лес дарит защиту и стабильность. </w:t>
+        <w:t xml:space="preserve">Легкий ветерок колышет ветви яблонь. </w:t>
         <w:br/>
-        <w:t>Ты готова к бережным переменам. [Пауза 6 сек]</w:t>
+        <w:t xml:space="preserve">В душе наступает тихая, светлая ясность. </w:t>
+        <w:br/>
+        <w:t>Ты готова созидать тепло. [Пауза 6 сек]</w:t>
         <w:br/>
         <w:br/>
         <w:t>[Выход]</w:t>
         <w:br/>
-        <w:t xml:space="preserve">Глубокий вдох... спокойный выдох. </w:t>
+        <w:t xml:space="preserve">Сделай глубокий вдох... мягкий выдох. </w:t>
         <w:br/>
-        <w:t xml:space="preserve">Пошевели пальцами, потянись. </w:t>
+        <w:t xml:space="preserve">Пошевели пальцами рук, потянись. </w:t>
         <w:br/>
-        <w:t>Открывай глаза. Впереди новый, теплый путь. [Музыкальное завершение — Пауза 8 сек]</w:t>
+        <w:t>Открывай глаза. Впереди путь исцеления и мира. [Музыкальное завершение — Пауза 8 сек]</w:t>
       </w:r>
     </w:p>
     <w:p>
@@ -219,9 +225,9 @@
         <w:br/>
         <w:t>Позволь себе расположиться так, чтобы тело почувствовало настоящую опору и безопасность. [Пауза 4 сек]</w:t>
         <w:br/>
-        <w:t xml:space="preserve">Представь, что за прошедший день на твоем теле образовался тонкий, сухой глиняный панцирь из мелких претензий, колких интонаций и сдержанных реакций. </w:t>
+        <w:t xml:space="preserve">Представь, что за прошедшие недели взаимных упреков на твоем теле образовался сухой глиняный панцирь бытового раздражения. </w:t>
         <w:br/>
-        <w:t xml:space="preserve">Сделай глубокий вдох... и с длинным, теплым выдохом почувствуй, как эта сухая глина начинает растрескиваться. </w:t>
+        <w:t xml:space="preserve">Сделай глубокий вдох... и с длинным, согревающим выдохом почувствуй, как эта сухая глина начинает растрескиваться. </w:t>
         <w:br/>
         <w:t>Она лопается и осыпается вниз, песчинка за песчинкой, освобождая твое живое тело. [Пауза 5 сек]</w:t>
         <w:br/>
@@ -331,7 +337,7 @@
         <w:br/>
         <w:t>• Главная мишень: Амнистия прошлых счетов ради собственной свободы.</w:t>
         <w:br/>
-        <w:t>• Индукция: Ощущение веса гранита, подъем по базальтовым ступеням, сожжение книги.</w:t>
+        <w:t>• Индукция: Ощущение веса гранита, подъем по базальтовым ступеням, сожжение книги долгов.</w:t>
         <w:br/>
         <w:t>• Параметры: 16–18 мин (~1250 слов) | 432 Hz</w:t>
       </w:r>
@@ -485,9 +491,9 @@
         <w:t>Оставь ее за порогом. Дома она тебе не нужна. Здесь не от кого защищаться. [Пауза 6 сек]</w:t>
         <w:br/>
         <w:br/>
-        <w:t>[Нитка А1: Таежная изба у печи]</w:t>
+        <w:t>[Нитка А1: Уютный дом у камина]</w:t>
         <w:br/>
-        <w:t xml:space="preserve">Ты переносишься в просторную, уютную бревенчатую избу в тихом сосновом лесу. </w:t>
+        <w:t xml:space="preserve">Ты проходишь в просторную, теплую комнату. </w:t>
         <w:br/>
         <w:t xml:space="preserve">Здесь горит мягкий медовый свет абажура. </w:t>
         <w:br/>
@@ -499,7 +505,7 @@
         <w:br/>
         <w:t xml:space="preserve">Плечи опускаются. Нижняя челюсть расслабляется, зубы размыкаются. </w:t>
         <w:br/>
-        <w:t>Глубокий вдох животом — и длинный, теплый выдох, словно сбросила тяжелый рюкзак после долгой дороги. [Пауза 6 сек]</w:t>
+        <w:t>Глубокий вдох животом — и длинный, теплый выдох. [Пауза 6 сек]</w:t>
         <w:br/>
         <w:br/>
         <w:t>[Нитка В: Ядро транса — Дом как место мира]</w:t>
@@ -523,7 +529,7 @@
         <w:br/>
         <w:t xml:space="preserve">Сердце бьется ровно, спокойно и глубоко. </w:t>
         <w:br/>
-        <w:t xml:space="preserve">За окном тихо шумят вековые сосны, охраняя ваш покой. </w:t>
+        <w:t xml:space="preserve">За окном тихо шумит вечерний ветер, охраняя ваш покой. </w:t>
         <w:br/>
         <w:t xml:space="preserve">В руках — тепло кружки с чаем. А в сердце — благодарный, теплый, исцеляющий взгляд на близкого. </w:t>
         <w:br/>
